--- a/docs/tesis/Caratula-PLAN de tesis.docx
+++ b/docs/tesis/Caratula-PLAN de tesis.docx
@@ -258,7 +258,10 @@
         <w:jc w:val="center"/>
       </w:pPr>
       <w:r>
-        <w:t>Clasificación Arancelaria con NLP</w:t>
+        <w:t xml:space="preserve">Clasificación Arancelaria con </w:t>
+      </w:r>
+      <w:r>
+        <w:t>Procesamiento de Lenguaje Natural</w:t>
       </w:r>
     </w:p>
     <w:p>
@@ -423,7 +426,7 @@
         <w:rPr>
           <w:sz w:val="28"/>
           <w:szCs w:val="28"/>
-          <w:lang w:val="en-GB"/>
+          <w:lang w:val="es-AR"/>
         </w:rPr>
       </w:pPr>
       <w:r>
@@ -461,7 +464,7 @@
         <w:rPr>
           <w:sz w:val="28"/>
           <w:szCs w:val="28"/>
-          <w:lang w:val="en-GB"/>
+          <w:lang w:val="es-AR"/>
         </w:rPr>
         <w:t>Santiago S. Tedoldi</w:t>
       </w:r>
@@ -473,7 +476,7 @@
         <w:rPr>
           <w:sz w:val="28"/>
           <w:szCs w:val="28"/>
-          <w:lang w:val="en-GB"/>
+          <w:lang w:val="es-AR"/>
         </w:rPr>
       </w:pPr>
       <w:r>
@@ -481,7 +484,7 @@
           <w:b/>
           <w:sz w:val="28"/>
           <w:szCs w:val="28"/>
-          <w:lang w:val="en-GB"/>
+          <w:lang w:val="es-AR"/>
         </w:rPr>
         <w:t>Director</w:t>
       </w:r>
@@ -489,7 +492,7 @@
         <w:rPr>
           <w:sz w:val="28"/>
           <w:szCs w:val="28"/>
-          <w:lang w:val="en-GB"/>
+          <w:lang w:val="es-AR"/>
         </w:rPr>
         <w:t xml:space="preserve">: </w:t>
       </w:r>
@@ -497,7 +500,7 @@
         <w:rPr>
           <w:sz w:val="28"/>
           <w:szCs w:val="28"/>
-          <w:lang w:val="en-GB"/>
+          <w:lang w:val="es-AR"/>
         </w:rPr>
         <w:tab/>
       </w:r>
@@ -505,7 +508,7 @@
         <w:rPr>
           <w:sz w:val="28"/>
           <w:szCs w:val="28"/>
-          <w:lang w:val="en-GB"/>
+          <w:lang w:val="es-AR"/>
         </w:rPr>
         <w:tab/>
         <w:t xml:space="preserve">Dr. </w:t>
@@ -514,7 +517,7 @@
         <w:rPr>
           <w:sz w:val="28"/>
           <w:szCs w:val="28"/>
-          <w:lang w:val="en-GB"/>
+          <w:lang w:val="es-AR"/>
         </w:rPr>
         <w:t>Bruno Bianchi</w:t>
       </w:r>

--- a/docs/tesis/Caratula-PLAN de tesis.docx
+++ b/docs/tesis/Caratula-PLAN de tesis.docx
@@ -29,7 +29,7 @@
                     <pic:cNvPicPr preferRelativeResize="0"/>
                   </pic:nvPicPr>
                   <pic:blipFill>
-                    <a:blip r:embed="rId5"/>
+                    <a:blip r:embed="rId7"/>
                     <a:srcRect/>
                     <a:stretch>
                       <a:fillRect/>
@@ -143,7 +143,7 @@
                     <pic:cNvPicPr preferRelativeResize="0"/>
                   </pic:nvPicPr>
                   <pic:blipFill>
-                    <a:blip r:embed="rId6"/>
+                    <a:blip r:embed="rId8"/>
                     <a:srcRect/>
                     <a:stretch>
                       <a:fillRect/>
@@ -596,23 +596,3108 @@
           <w:sz w:val="28"/>
           <w:szCs w:val="28"/>
         </w:rPr>
-        <w:t>2</w:t>
+        <w:t>10</w:t>
       </w:r>
       <w:r>
         <w:rPr>
           <w:sz w:val="28"/>
           <w:szCs w:val="28"/>
         </w:rPr>
-        <w:t>3 de agosto de 202</w:t>
+        <w:t xml:space="preserve"> de </w:t>
       </w:r>
       <w:r>
         <w:rPr>
           <w:sz w:val="28"/>
           <w:szCs w:val="28"/>
         </w:rPr>
+        <w:t>noviembre</w:t>
+      </w:r>
+      <w:r>
+        <w:rPr>
+          <w:sz w:val="28"/>
+          <w:szCs w:val="28"/>
+        </w:rPr>
+        <w:t xml:space="preserve"> de 202</w:t>
+      </w:r>
+      <w:r>
+        <w:rPr>
+          <w:sz w:val="28"/>
+          <w:szCs w:val="28"/>
+        </w:rPr>
         <w:t>5</w:t>
       </w:r>
     </w:p>
+    <w:p>
+      <w:pPr>
+        <w:rPr>
+          <w:sz w:val="28"/>
+          <w:szCs w:val="28"/>
+        </w:rPr>
+      </w:pPr>
+      <w:r>
+        <w:rPr>
+          <w:sz w:val="28"/>
+          <w:szCs w:val="28"/>
+        </w:rPr>
+        <w:br w:type="page"/>
+      </w:r>
+    </w:p>
+    <w:p>
+      <w:pPr>
+        <w:pStyle w:val="Ttulo3"/>
+      </w:pPr>
+      <w:r>
+        <w:lastRenderedPageBreak/>
+        <w:t>Contexto</w:t>
+      </w:r>
+    </w:p>
+    <w:p>
+      <w:pPr>
+        <w:pStyle w:val="LO-normal"/>
+      </w:pPr>
+      <w:r>
+        <w:t xml:space="preserve">El comercio mundial alcanzó en 2024 un récord cercano a los 33 billones de dólares, con una expansión del 3,7 %. Este dinamismo convive con una creciente diversidad de bienes (alimentos, químicos, fármacos, dispositivos tecnológicos, entre otros), lo que eleva la complejidad de identificar correctamente cada producto en los regímenes de comercio exterior. </w:t>
+      </w:r>
+    </w:p>
+    <w:p>
+      <w:pPr>
+        <w:pStyle w:val="LO-normal"/>
+      </w:pPr>
+      <w:r>
+        <w:t xml:space="preserve">Para ordenar ese universo, la mayoría de los países utiliza el Sistema Armonizado (HS), adoptado por más de 190 jurisdicciones y que cubre cerca del 98 % del comercio global. El HS organiza los bienes en capítulos (HS02), partidas (HS04) y subpartidas (HS06), con 1.244 partidas y 5.612 subpartidas en su versión 2022. </w:t>
+      </w:r>
+    </w:p>
+    <w:p>
+      <w:pPr>
+        <w:pStyle w:val="LO-normal"/>
+      </w:pPr>
+      <w:r>
+        <w:t>En Argentina, además, la declaración a consumo utiliza el código SIM de 11 dígitos (HS06 + NCM + dígitos nacionales), con un universo de ~30 mil códigos locales. Por ejemplo, el código SIM de teléfonos inteligentes</w:t>
+      </w:r>
+      <w:sdt>
+        <w:sdtPr>
+          <w:id w:val="-2084284402"/>
+          <w:citation/>
+        </w:sdtPr>
+        <w:sdtContent>
+          <w:r>
+            <w:fldChar w:fldCharType="begin"/>
+          </w:r>
+          <w:r>
+            <w:instrText xml:space="preserve"> CITATION VUC25 \l 3082 </w:instrText>
+          </w:r>
+          <w:r>
+            <w:fldChar w:fldCharType="separate"/>
+          </w:r>
+          <w:r>
+            <w:t xml:space="preserve"> (VUCE, 2025)</w:t>
+          </w:r>
+          <w:r>
+            <w:fldChar w:fldCharType="end"/>
+          </w:r>
+        </w:sdtContent>
+      </w:sdt>
+      <w:r>
+        <w:t>:</w:t>
+      </w:r>
+    </w:p>
+    <w:p>
+      <w:pPr>
+        <w:pStyle w:val="LO-normal"/>
+      </w:pPr>
+    </w:p>
+    <w:tbl>
+      <w:tblPr>
+        <w:tblStyle w:val="Tablaconcuadrcula"/>
+        <w:tblW w:w="0" w:type="auto"/>
+        <w:jc w:val="center"/>
+        <w:tblLook w:val="04A0" w:firstRow="1" w:lastRow="0" w:firstColumn="1" w:lastColumn="0" w:noHBand="0" w:noVBand="1"/>
+      </w:tblPr>
+      <w:tblGrid>
+        <w:gridCol w:w="3567"/>
+        <w:gridCol w:w="889"/>
+        <w:gridCol w:w="584"/>
+        <w:gridCol w:w="584"/>
+        <w:gridCol w:w="584"/>
+        <w:gridCol w:w="926"/>
+      </w:tblGrid>
+      <w:tr>
+        <w:trPr>
+          <w:jc w:val="center"/>
+        </w:trPr>
+        <w:tc>
+          <w:tcPr>
+            <w:tcW w:w="3567" w:type="dxa"/>
+          </w:tcPr>
+          <w:p>
+            <w:pPr>
+              <w:pStyle w:val="LO-normal"/>
+            </w:pPr>
+            <w:r>
+              <w:t>Código Argentino</w:t>
+            </w:r>
+          </w:p>
+        </w:tc>
+        <w:tc>
+          <w:tcPr>
+            <w:tcW w:w="3567" w:type="dxa"/>
+            <w:gridSpan w:val="5"/>
+          </w:tcPr>
+          <w:p>
+            <w:pPr>
+              <w:pStyle w:val="LO-normal"/>
+            </w:pPr>
+            <w:r>
+              <w:t>SIM</w:t>
+            </w:r>
+          </w:p>
+        </w:tc>
+      </w:tr>
+      <w:tr>
+        <w:trPr>
+          <w:jc w:val="center"/>
+        </w:trPr>
+        <w:tc>
+          <w:tcPr>
+            <w:tcW w:w="3567" w:type="dxa"/>
+          </w:tcPr>
+          <w:p>
+            <w:pPr>
+              <w:pStyle w:val="LO-normal"/>
+            </w:pPr>
+            <w:r>
+              <w:t>Código MERCOSUR</w:t>
+            </w:r>
+          </w:p>
+        </w:tc>
+        <w:tc>
+          <w:tcPr>
+            <w:tcW w:w="2641" w:type="dxa"/>
+            <w:gridSpan w:val="4"/>
+          </w:tcPr>
+          <w:p>
+            <w:pPr>
+              <w:pStyle w:val="LO-normal"/>
+            </w:pPr>
+            <w:r>
+              <w:t>NCM</w:t>
+            </w:r>
+          </w:p>
+        </w:tc>
+        <w:tc>
+          <w:tcPr>
+            <w:tcW w:w="926" w:type="dxa"/>
+          </w:tcPr>
+          <w:p>
+            <w:pPr>
+              <w:pStyle w:val="LO-normal"/>
+            </w:pPr>
+          </w:p>
+        </w:tc>
+      </w:tr>
+      <w:tr>
+        <w:trPr>
+          <w:jc w:val="center"/>
+        </w:trPr>
+        <w:tc>
+          <w:tcPr>
+            <w:tcW w:w="3567" w:type="dxa"/>
+          </w:tcPr>
+          <w:p>
+            <w:pPr>
+              <w:pStyle w:val="LO-normal"/>
+            </w:pPr>
+            <w:proofErr w:type="spellStart"/>
+            <w:r>
+              <w:t>Subheadings</w:t>
+            </w:r>
+            <w:proofErr w:type="spellEnd"/>
+            <w:r>
+              <w:t xml:space="preserve"> HS</w:t>
+            </w:r>
+          </w:p>
+        </w:tc>
+        <w:tc>
+          <w:tcPr>
+            <w:tcW w:w="2057" w:type="dxa"/>
+            <w:gridSpan w:val="3"/>
+          </w:tcPr>
+          <w:p>
+            <w:pPr>
+              <w:pStyle w:val="LO-normal"/>
+            </w:pPr>
+            <w:r>
+              <w:t>HS06</w:t>
+            </w:r>
+          </w:p>
+        </w:tc>
+        <w:tc>
+          <w:tcPr>
+            <w:tcW w:w="584" w:type="dxa"/>
+          </w:tcPr>
+          <w:p>
+            <w:pPr>
+              <w:pStyle w:val="LO-normal"/>
+            </w:pPr>
+          </w:p>
+        </w:tc>
+        <w:tc>
+          <w:tcPr>
+            <w:tcW w:w="926" w:type="dxa"/>
+          </w:tcPr>
+          <w:p>
+            <w:pPr>
+              <w:pStyle w:val="LO-normal"/>
+            </w:pPr>
+          </w:p>
+        </w:tc>
+      </w:tr>
+      <w:tr>
+        <w:trPr>
+          <w:jc w:val="center"/>
+        </w:trPr>
+        <w:tc>
+          <w:tcPr>
+            <w:tcW w:w="3567" w:type="dxa"/>
+          </w:tcPr>
+          <w:p>
+            <w:pPr>
+              <w:pStyle w:val="LO-normal"/>
+            </w:pPr>
+            <w:proofErr w:type="spellStart"/>
+            <w:r>
+              <w:t>Headings</w:t>
+            </w:r>
+            <w:proofErr w:type="spellEnd"/>
+            <w:r>
+              <w:t xml:space="preserve"> HS</w:t>
+            </w:r>
+          </w:p>
+        </w:tc>
+        <w:tc>
+          <w:tcPr>
+            <w:tcW w:w="1473" w:type="dxa"/>
+            <w:gridSpan w:val="2"/>
+          </w:tcPr>
+          <w:p>
+            <w:pPr>
+              <w:pStyle w:val="LO-normal"/>
+            </w:pPr>
+            <w:r>
+              <w:t>HS04</w:t>
+            </w:r>
+          </w:p>
+        </w:tc>
+        <w:tc>
+          <w:tcPr>
+            <w:tcW w:w="584" w:type="dxa"/>
+          </w:tcPr>
+          <w:p>
+            <w:pPr>
+              <w:pStyle w:val="LO-normal"/>
+            </w:pPr>
+          </w:p>
+        </w:tc>
+        <w:tc>
+          <w:tcPr>
+            <w:tcW w:w="584" w:type="dxa"/>
+          </w:tcPr>
+          <w:p>
+            <w:pPr>
+              <w:pStyle w:val="LO-normal"/>
+            </w:pPr>
+          </w:p>
+        </w:tc>
+        <w:tc>
+          <w:tcPr>
+            <w:tcW w:w="926" w:type="dxa"/>
+          </w:tcPr>
+          <w:p>
+            <w:pPr>
+              <w:pStyle w:val="LO-normal"/>
+            </w:pPr>
+          </w:p>
+        </w:tc>
+      </w:tr>
+      <w:tr>
+        <w:trPr>
+          <w:jc w:val="center"/>
+        </w:trPr>
+        <w:tc>
+          <w:tcPr>
+            <w:tcW w:w="3567" w:type="dxa"/>
+          </w:tcPr>
+          <w:p>
+            <w:pPr>
+              <w:pStyle w:val="LO-normal"/>
+            </w:pPr>
+            <w:proofErr w:type="spellStart"/>
+            <w:r>
+              <w:t>Chapter</w:t>
+            </w:r>
+            <w:proofErr w:type="spellEnd"/>
+            <w:r>
+              <w:t xml:space="preserve"> HS</w:t>
+            </w:r>
+          </w:p>
+        </w:tc>
+        <w:tc>
+          <w:tcPr>
+            <w:tcW w:w="889" w:type="dxa"/>
+          </w:tcPr>
+          <w:p>
+            <w:pPr>
+              <w:pStyle w:val="LO-normal"/>
+            </w:pPr>
+            <w:r>
+              <w:t>HS02</w:t>
+            </w:r>
+          </w:p>
+        </w:tc>
+        <w:tc>
+          <w:tcPr>
+            <w:tcW w:w="584" w:type="dxa"/>
+          </w:tcPr>
+          <w:p>
+            <w:pPr>
+              <w:pStyle w:val="LO-normal"/>
+            </w:pPr>
+          </w:p>
+        </w:tc>
+        <w:tc>
+          <w:tcPr>
+            <w:tcW w:w="584" w:type="dxa"/>
+          </w:tcPr>
+          <w:p>
+            <w:pPr>
+              <w:pStyle w:val="LO-normal"/>
+            </w:pPr>
+          </w:p>
+        </w:tc>
+        <w:tc>
+          <w:tcPr>
+            <w:tcW w:w="584" w:type="dxa"/>
+          </w:tcPr>
+          <w:p>
+            <w:pPr>
+              <w:pStyle w:val="LO-normal"/>
+            </w:pPr>
+          </w:p>
+        </w:tc>
+        <w:tc>
+          <w:tcPr>
+            <w:tcW w:w="926" w:type="dxa"/>
+          </w:tcPr>
+          <w:p>
+            <w:pPr>
+              <w:pStyle w:val="LO-normal"/>
+            </w:pPr>
+          </w:p>
+        </w:tc>
+      </w:tr>
+      <w:tr>
+        <w:trPr>
+          <w:jc w:val="center"/>
+        </w:trPr>
+        <w:tc>
+          <w:tcPr>
+            <w:tcW w:w="3567" w:type="dxa"/>
+          </w:tcPr>
+          <w:p>
+            <w:pPr>
+              <w:pStyle w:val="LO-normal"/>
+              <w:rPr>
+                <w:b/>
+                <w:bCs/>
+              </w:rPr>
+            </w:pPr>
+            <w:r>
+              <w:rPr>
+                <w:b/>
+                <w:bCs/>
+              </w:rPr>
+              <w:t>Teléfonos inteligentes</w:t>
+            </w:r>
+          </w:p>
+        </w:tc>
+        <w:tc>
+          <w:tcPr>
+            <w:tcW w:w="889" w:type="dxa"/>
+          </w:tcPr>
+          <w:p>
+            <w:pPr>
+              <w:pStyle w:val="LO-normal"/>
+              <w:rPr>
+                <w:b/>
+                <w:bCs/>
+              </w:rPr>
+            </w:pPr>
+            <w:r>
+              <w:rPr>
+                <w:b/>
+                <w:bCs/>
+              </w:rPr>
+              <w:t>85</w:t>
+            </w:r>
+          </w:p>
+        </w:tc>
+        <w:tc>
+          <w:tcPr>
+            <w:tcW w:w="584" w:type="dxa"/>
+          </w:tcPr>
+          <w:p>
+            <w:pPr>
+              <w:pStyle w:val="LO-normal"/>
+              <w:rPr>
+                <w:b/>
+                <w:bCs/>
+              </w:rPr>
+            </w:pPr>
+            <w:r>
+              <w:rPr>
+                <w:b/>
+                <w:bCs/>
+              </w:rPr>
+              <w:t>17</w:t>
+            </w:r>
+          </w:p>
+        </w:tc>
+        <w:tc>
+          <w:tcPr>
+            <w:tcW w:w="584" w:type="dxa"/>
+          </w:tcPr>
+          <w:p>
+            <w:pPr>
+              <w:pStyle w:val="LO-normal"/>
+              <w:rPr>
+                <w:b/>
+                <w:bCs/>
+              </w:rPr>
+            </w:pPr>
+            <w:r>
+              <w:rPr>
+                <w:b/>
+                <w:bCs/>
+              </w:rPr>
+              <w:t>13</w:t>
+            </w:r>
+          </w:p>
+        </w:tc>
+        <w:tc>
+          <w:tcPr>
+            <w:tcW w:w="584" w:type="dxa"/>
+          </w:tcPr>
+          <w:p>
+            <w:pPr>
+              <w:pStyle w:val="LO-normal"/>
+              <w:rPr>
+                <w:b/>
+                <w:bCs/>
+              </w:rPr>
+            </w:pPr>
+            <w:r>
+              <w:rPr>
+                <w:b/>
+                <w:bCs/>
+              </w:rPr>
+              <w:t>00</w:t>
+            </w:r>
+          </w:p>
+        </w:tc>
+        <w:tc>
+          <w:tcPr>
+            <w:tcW w:w="926" w:type="dxa"/>
+          </w:tcPr>
+          <w:p>
+            <w:pPr>
+              <w:pStyle w:val="LO-normal"/>
+              <w:rPr>
+                <w:b/>
+                <w:bCs/>
+              </w:rPr>
+            </w:pPr>
+            <w:r>
+              <w:rPr>
+                <w:b/>
+                <w:bCs/>
+              </w:rPr>
+              <w:t>000 C</w:t>
+            </w:r>
+          </w:p>
+        </w:tc>
+      </w:tr>
+    </w:tbl>
+    <w:p>
+      <w:pPr>
+        <w:pStyle w:val="LO-normal"/>
+      </w:pPr>
+    </w:p>
+    <w:p>
+      <w:pPr>
+        <w:pStyle w:val="LO-normal"/>
+      </w:pPr>
+      <w:r>
+        <w:t>La correcta clasificación es crítica: una inexactitud puede acarrear multas relevantes y desvíos en tratamientos arancelarios o intervenciones de otros organismos del estado. La propia magnitud y granularidad del nomenclador hacen que encontrar el código correcto sea un desafío operativo importante.</w:t>
+      </w:r>
+    </w:p>
+    <w:p>
+      <w:pPr>
+        <w:pStyle w:val="LO-normal"/>
+        <w:rPr>
+          <w:lang w:val="es-AR"/>
+        </w:rPr>
+      </w:pPr>
+      <w:r>
+        <w:rPr>
+          <w:lang w:val="es-AR"/>
+        </w:rPr>
+        <w:t xml:space="preserve">En este escenario, la explotación de datos, y más particularmente las técnicas de procesamiento de </w:t>
+      </w:r>
+      <w:r>
+        <w:t>lenguaje</w:t>
+      </w:r>
+      <w:r>
+        <w:rPr>
+          <w:lang w:val="es-AR"/>
+        </w:rPr>
+        <w:t xml:space="preserve"> natural (NLP) o minería de texto, pueden aportar a la solución de la problemática. Para esto, disponemos de diversos algoritmos de aprendizaje automático que pueden clasificar a las mercaderías partiendo de sus descripciones en lenguaje natural.</w:t>
+      </w:r>
+    </w:p>
+    <w:p>
+      <w:pPr>
+        <w:pStyle w:val="LO-normal"/>
+        <w:rPr>
+          <w:lang w:val="es-AR"/>
+        </w:rPr>
+      </w:pPr>
+      <w:r>
+        <w:rPr>
+          <w:lang w:val="es-AR"/>
+        </w:rPr>
+        <w:t xml:space="preserve">El modelo Doc2Vec </w:t>
+      </w:r>
+      <w:sdt>
+        <w:sdtPr>
+          <w:rPr>
+            <w:lang w:val="es-AR"/>
+          </w:rPr>
+          <w:id w:val="-1901282060"/>
+          <w:citation/>
+        </w:sdtPr>
+        <w:sdtContent>
+          <w:r>
+            <w:rPr>
+              <w:lang w:val="es-AR"/>
+            </w:rPr>
+            <w:fldChar w:fldCharType="begin"/>
+          </w:r>
+          <w:r>
+            <w:instrText xml:space="preserve">CITATION Quo14 \l 3082 </w:instrText>
+          </w:r>
+          <w:r>
+            <w:rPr>
+              <w:lang w:val="es-AR"/>
+            </w:rPr>
+            <w:fldChar w:fldCharType="separate"/>
+          </w:r>
+          <w:r>
+            <w:rPr>
+              <w:noProof/>
+            </w:rPr>
+            <w:t>(Le, 2014)</w:t>
+          </w:r>
+          <w:r>
+            <w:rPr>
+              <w:lang w:val="es-AR"/>
+            </w:rPr>
+            <w:fldChar w:fldCharType="end"/>
+          </w:r>
+        </w:sdtContent>
+      </w:sdt>
+      <w:r>
+        <w:rPr>
+          <w:lang w:val="es-AR"/>
+        </w:rPr>
+        <w:t xml:space="preserve">, como una extensión del propio Word2Vec </w:t>
+      </w:r>
+      <w:sdt>
+        <w:sdtPr>
+          <w:rPr>
+            <w:lang w:val="es-AR"/>
+          </w:rPr>
+          <w:id w:val="-1984692237"/>
+          <w:citation/>
+        </w:sdtPr>
+        <w:sdtContent>
+          <w:r>
+            <w:rPr>
+              <w:lang w:val="es-AR"/>
+            </w:rPr>
+            <w:fldChar w:fldCharType="begin"/>
+          </w:r>
+          <w:r>
+            <w:instrText xml:space="preserve">CITATION Tom13 \l 3082 </w:instrText>
+          </w:r>
+          <w:r>
+            <w:rPr>
+              <w:lang w:val="es-AR"/>
+            </w:rPr>
+            <w:fldChar w:fldCharType="separate"/>
+          </w:r>
+          <w:r>
+            <w:rPr>
+              <w:noProof/>
+            </w:rPr>
+            <w:t>(Mikolov, 2013)</w:t>
+          </w:r>
+          <w:r>
+            <w:rPr>
+              <w:lang w:val="es-AR"/>
+            </w:rPr>
+            <w:fldChar w:fldCharType="end"/>
+          </w:r>
+        </w:sdtContent>
+      </w:sdt>
+      <w:r>
+        <w:rPr>
+          <w:lang w:val="es-AR"/>
+        </w:rPr>
+        <w:t>, permite representar vectorialmente (</w:t>
+      </w:r>
+      <w:proofErr w:type="spellStart"/>
+      <w:r>
+        <w:rPr>
+          <w:i/>
+          <w:iCs/>
+          <w:lang w:val="es-AR"/>
+        </w:rPr>
+        <w:t>embbeding</w:t>
+      </w:r>
+      <w:proofErr w:type="spellEnd"/>
+      <w:r>
+        <w:rPr>
+          <w:lang w:val="es-AR"/>
+        </w:rPr>
+        <w:t xml:space="preserve">) a las descripciones de las </w:t>
+      </w:r>
+      <w:r>
+        <w:t>mercaderías</w:t>
+      </w:r>
+      <w:r>
+        <w:rPr>
+          <w:lang w:val="es-AR"/>
+        </w:rPr>
+        <w:t xml:space="preserve"> para luego clasificarlas por medidas de similitud. Mientras tanto, </w:t>
+      </w:r>
+      <w:proofErr w:type="spellStart"/>
+      <w:r>
+        <w:rPr>
+          <w:lang w:val="es-AR"/>
+        </w:rPr>
+        <w:t>FastText</w:t>
+      </w:r>
+      <w:proofErr w:type="spellEnd"/>
+      <w:r>
+        <w:rPr>
+          <w:lang w:val="es-AR"/>
+        </w:rPr>
+        <w:t xml:space="preserve"> </w:t>
+      </w:r>
+      <w:sdt>
+        <w:sdtPr>
+          <w:rPr>
+            <w:lang w:val="es-AR"/>
+          </w:rPr>
+          <w:id w:val="1330024657"/>
+          <w:citation/>
+        </w:sdtPr>
+        <w:sdtContent>
+          <w:r>
+            <w:rPr>
+              <w:lang w:val="es-AR"/>
+            </w:rPr>
+            <w:fldChar w:fldCharType="begin"/>
+          </w:r>
+          <w:r>
+            <w:instrText xml:space="preserve"> CITATION Boj17 \l 3082 </w:instrText>
+          </w:r>
+          <w:r>
+            <w:rPr>
+              <w:lang w:val="es-AR"/>
+            </w:rPr>
+            <w:fldChar w:fldCharType="separate"/>
+          </w:r>
+          <w:r>
+            <w:rPr>
+              <w:noProof/>
+            </w:rPr>
+            <w:t>(Bojanowski, 2017)</w:t>
+          </w:r>
+          <w:r>
+            <w:rPr>
+              <w:lang w:val="es-AR"/>
+            </w:rPr>
+            <w:fldChar w:fldCharType="end"/>
+          </w:r>
+        </w:sdtContent>
+      </w:sdt>
+      <w:r>
+        <w:t xml:space="preserve"> presenta una oportunidad similar, con la ventaja de procesar </w:t>
+      </w:r>
+      <w:proofErr w:type="spellStart"/>
+      <w:r>
+        <w:t>subpalabras</w:t>
+      </w:r>
+      <w:proofErr w:type="spellEnd"/>
+      <w:r>
+        <w:t xml:space="preserve"> en lugar de palabras completas como hace Doc2Vec. Se puede decir que es una evolución de Word2Vec con avances en la </w:t>
+      </w:r>
+      <w:proofErr w:type="spellStart"/>
+      <w:r>
+        <w:t>tokenización</w:t>
+      </w:r>
+      <w:proofErr w:type="spellEnd"/>
+      <w:r>
+        <w:t xml:space="preserve"> empleada.</w:t>
+      </w:r>
+    </w:p>
+    <w:p>
+      <w:pPr>
+        <w:pStyle w:val="LO-normal"/>
+      </w:pPr>
+      <w:r>
+        <w:t>Por otro lado, en el auge extendido de los modelos de lenguaje basados en Transformers, BERT</w:t>
+      </w:r>
+      <w:sdt>
+        <w:sdtPr>
+          <w:id w:val="1464080421"/>
+          <w:citation/>
+        </w:sdtPr>
+        <w:sdtContent>
+          <w:r>
+            <w:fldChar w:fldCharType="begin"/>
+          </w:r>
+          <w:r>
+            <w:instrText xml:space="preserve"> CITATION Dev19 \l 3082 </w:instrText>
+          </w:r>
+          <w:r>
+            <w:fldChar w:fldCharType="separate"/>
+          </w:r>
+          <w:r>
+            <w:rPr>
+              <w:noProof/>
+            </w:rPr>
+            <w:t xml:space="preserve"> </w:t>
+          </w:r>
+          <w:r>
+            <w:rPr>
+              <w:noProof/>
+            </w:rPr>
+            <w:t>(Devlin, 2019)</w:t>
+          </w:r>
+          <w:r>
+            <w:fldChar w:fldCharType="end"/>
+          </w:r>
+        </w:sdtContent>
+      </w:sdt>
+      <w:r>
+        <w:t xml:space="preserve"> y sus algoritmos derivados, presentan otro set de técnica para </w:t>
+      </w:r>
+      <w:r>
+        <w:t>representar</w:t>
+      </w:r>
+      <w:r>
+        <w:t xml:space="preserve"> a las descripciones en cuestión. Estos, permiten además el aprovechamiento de modelos </w:t>
+      </w:r>
+      <w:proofErr w:type="spellStart"/>
+      <w:r>
+        <w:rPr>
+          <w:i/>
+          <w:iCs/>
+        </w:rPr>
+        <w:t>opensource</w:t>
+      </w:r>
+      <w:proofErr w:type="spellEnd"/>
+      <w:r>
+        <w:t xml:space="preserve"> </w:t>
+      </w:r>
+      <w:proofErr w:type="spellStart"/>
+      <w:r>
+        <w:t>preentrenados</w:t>
+      </w:r>
+      <w:proofErr w:type="spellEnd"/>
+      <w:r>
+        <w:t xml:space="preserve"> con corpus extensos, siendo muy utilizados en técnicas de Transfer </w:t>
+      </w:r>
+      <w:proofErr w:type="spellStart"/>
+      <w:r>
+        <w:t>Learning</w:t>
+      </w:r>
+      <w:proofErr w:type="spellEnd"/>
+      <w:r>
+        <w:t>.</w:t>
+      </w:r>
+    </w:p>
+    <w:p>
+      <w:pPr>
+        <w:pStyle w:val="LO-normal"/>
+        <w:rPr>
+          <w:lang w:val="es-AR"/>
+        </w:rPr>
+      </w:pPr>
+      <w:r>
+        <w:rPr>
+          <w:lang w:val="es-AR"/>
+        </w:rPr>
+        <w:t xml:space="preserve">Finalmente, corresponde destacar que mediante fuentes como </w:t>
+      </w:r>
+      <w:proofErr w:type="spellStart"/>
+      <w:r>
+        <w:rPr>
+          <w:lang w:val="es-AR"/>
+        </w:rPr>
+        <w:t>HuggingFace</w:t>
+      </w:r>
+      <w:proofErr w:type="spellEnd"/>
+      <w:r>
+        <w:rPr>
+          <w:lang w:val="es-AR"/>
+        </w:rPr>
+        <w:t xml:space="preserve">, la democratización de </w:t>
+      </w:r>
+      <w:r>
+        <w:t>estos</w:t>
+      </w:r>
+      <w:r>
+        <w:rPr>
+          <w:lang w:val="es-AR"/>
+        </w:rPr>
+        <w:t xml:space="preserve"> modelos (y muchos otros) es un hecho. </w:t>
+      </w:r>
+      <w:proofErr w:type="spellStart"/>
+      <w:r>
+        <w:rPr>
+          <w:lang w:val="es-AR"/>
+        </w:rPr>
+        <w:t>DistilBERT</w:t>
+      </w:r>
+      <w:proofErr w:type="spellEnd"/>
+      <w:r>
+        <w:rPr>
+          <w:lang w:val="es-AR"/>
+        </w:rPr>
+        <w:t xml:space="preserve"> </w:t>
+      </w:r>
+      <w:sdt>
+        <w:sdtPr>
+          <w:rPr>
+            <w:lang w:val="es-AR"/>
+          </w:rPr>
+          <w:id w:val="-1404453709"/>
+          <w:citation/>
+        </w:sdtPr>
+        <w:sdtContent>
+          <w:r>
+            <w:rPr>
+              <w:lang w:val="es-AR"/>
+            </w:rPr>
+            <w:fldChar w:fldCharType="begin"/>
+          </w:r>
+          <w:r>
+            <w:instrText xml:space="preserve"> CITATION San20 \l 3082 </w:instrText>
+          </w:r>
+          <w:r>
+            <w:rPr>
+              <w:lang w:val="es-AR"/>
+            </w:rPr>
+            <w:fldChar w:fldCharType="separate"/>
+          </w:r>
+          <w:r>
+            <w:rPr>
+              <w:noProof/>
+            </w:rPr>
+            <w:t>(Sanh, 2020)</w:t>
+          </w:r>
+          <w:r>
+            <w:rPr>
+              <w:lang w:val="es-AR"/>
+            </w:rPr>
+            <w:fldChar w:fldCharType="end"/>
+          </w:r>
+        </w:sdtContent>
+      </w:sdt>
+      <w:r>
+        <w:rPr>
+          <w:lang w:val="es-AR"/>
+        </w:rPr>
+        <w:t xml:space="preserve">, un modelo </w:t>
+      </w:r>
+      <w:proofErr w:type="spellStart"/>
+      <w:r>
+        <w:rPr>
+          <w:lang w:val="es-AR"/>
+        </w:rPr>
+        <w:t>preentrenado</w:t>
+      </w:r>
+      <w:proofErr w:type="spellEnd"/>
+      <w:r>
+        <w:rPr>
+          <w:lang w:val="es-AR"/>
+        </w:rPr>
+        <w:t xml:space="preserve"> con un BERT como maestro, es una opción óptima para el desarrollo de herramientas donde la capacidad de cómputo es escaza y las aplicaciones pueden requerir una rápida inferencia.</w:t>
+      </w:r>
+    </w:p>
+    <w:p>
+      <w:pPr>
+        <w:pStyle w:val="LO-normal"/>
+        <w:rPr>
+          <w:lang w:val="es-AR"/>
+        </w:rPr>
+      </w:pPr>
+    </w:p>
+    <w:p>
+      <w:pPr>
+        <w:pStyle w:val="Ttulo3"/>
+        <w:rPr>
+          <w:lang w:val="es-AR"/>
+        </w:rPr>
+      </w:pPr>
+      <w:r>
+        <w:rPr>
+          <w:lang w:val="es-AR"/>
+        </w:rPr>
+        <w:t>Problema abordado y motivación</w:t>
+      </w:r>
+    </w:p>
+    <w:p>
+      <w:pPr>
+        <w:pStyle w:val="LO-normal"/>
+      </w:pPr>
+      <w:r>
+        <w:rPr>
+          <w:lang w:val="es-AR"/>
+        </w:rPr>
+        <w:t xml:space="preserve">La </w:t>
+      </w:r>
+      <w:r>
+        <w:t xml:space="preserve">tesis busca asistir la clasificación arancelaria de mercaderías a nivel HS04 a partir de </w:t>
+      </w:r>
+      <w:r>
+        <w:lastRenderedPageBreak/>
+        <w:t xml:space="preserve">descripciones comerciales en texto libre. El caso de estudio utiliza un </w:t>
+      </w:r>
+      <w:proofErr w:type="spellStart"/>
+      <w:r>
+        <w:t>dataset</w:t>
+      </w:r>
+      <w:proofErr w:type="spellEnd"/>
+      <w:r>
+        <w:t xml:space="preserve"> de ~500 mil pares (descripción, código) en inglés, proveniente del proyecto BACUDA</w:t>
+      </w:r>
+      <w:sdt>
+        <w:sdtPr>
+          <w:id w:val="989604420"/>
+          <w:citation/>
+        </w:sdtPr>
+        <w:sdtContent>
+          <w:r>
+            <w:fldChar w:fldCharType="begin"/>
+          </w:r>
+          <w:r>
+            <w:instrText xml:space="preserve"> CITATION WCO25 \l 3082 </w:instrText>
+          </w:r>
+          <w:r>
+            <w:fldChar w:fldCharType="separate"/>
+          </w:r>
+          <w:r>
+            <w:t xml:space="preserve"> (OMA, 2025)</w:t>
+          </w:r>
+          <w:r>
+            <w:fldChar w:fldCharType="end"/>
+          </w:r>
+        </w:sdtContent>
+      </w:sdt>
+      <w:r>
+        <w:t xml:space="preserve">. El problema es multiclase, con miles de etiquetas y alto desbalanceo. La pregunta central es si, con estos datos, puede entrenarse un </w:t>
+      </w:r>
+      <w:proofErr w:type="spellStart"/>
+      <w:r>
+        <w:t>recomendador</w:t>
+      </w:r>
+      <w:proofErr w:type="spellEnd"/>
+      <w:r>
+        <w:t xml:space="preserve"> de códigos con precisión útil para la práctica aduanera. </w:t>
+      </w:r>
+    </w:p>
+    <w:p>
+      <w:pPr>
+        <w:pStyle w:val="LO-normal"/>
+      </w:pPr>
+    </w:p>
+    <w:p>
+      <w:pPr>
+        <w:pStyle w:val="Ttulo3"/>
+        <w:rPr>
+          <w:lang w:val="es-AR"/>
+        </w:rPr>
+      </w:pPr>
+      <w:r>
+        <w:rPr>
+          <w:lang w:val="es-AR"/>
+        </w:rPr>
+        <w:t>Objetivos</w:t>
+      </w:r>
+    </w:p>
+    <w:p>
+      <w:pPr>
+        <w:pStyle w:val="LO-normal"/>
+        <w:rPr>
+          <w:lang w:val="es-AR"/>
+        </w:rPr>
+      </w:pPr>
+      <w:r>
+        <w:rPr>
+          <w:b/>
+          <w:bCs/>
+          <w:lang w:val="es-AR"/>
+        </w:rPr>
+        <w:t>Objetivo general</w:t>
+      </w:r>
+      <w:r>
+        <w:rPr>
+          <w:lang w:val="es-AR"/>
+        </w:rPr>
+        <w:t>:</w:t>
+      </w:r>
+      <w:r>
+        <w:rPr>
+          <w:b/>
+          <w:bCs/>
+          <w:lang w:val="es-AR"/>
+        </w:rPr>
+        <w:t xml:space="preserve"> </w:t>
+      </w:r>
+      <w:r>
+        <w:t>Entrenar</w:t>
+      </w:r>
+      <w:r>
+        <w:rPr>
+          <w:lang w:val="es-AR"/>
+        </w:rPr>
+        <w:t xml:space="preserve"> un modelo de clasificación que logre recomendar códigos HS04 partiendo de descripciones comerciales de mercaderías.</w:t>
+      </w:r>
+    </w:p>
+    <w:p>
+      <w:pPr>
+        <w:pStyle w:val="LO-normal"/>
+        <w:spacing w:before="144" w:after="216"/>
+        <w:rPr>
+          <w:rFonts w:ascii="Liberation Sans" w:eastAsia="Liberation Sans" w:hAnsi="Liberation Sans" w:cs="Liberation Sans"/>
+          <w:color w:val="000000"/>
+          <w:lang w:val="es-AR"/>
+        </w:rPr>
+      </w:pPr>
+      <w:r>
+        <w:rPr>
+          <w:rFonts w:ascii="Liberation Sans" w:eastAsia="Liberation Sans" w:hAnsi="Liberation Sans" w:cs="Liberation Sans"/>
+          <w:b/>
+          <w:bCs/>
+          <w:color w:val="000000"/>
+          <w:lang w:val="es-AR"/>
+        </w:rPr>
+        <w:t>Objetivos específicos:</w:t>
+      </w:r>
+    </w:p>
+    <w:p>
+      <w:pPr>
+        <w:pStyle w:val="LO-normal"/>
+        <w:numPr>
+          <w:ilvl w:val="0"/>
+          <w:numId w:val="12"/>
+        </w:numPr>
+        <w:rPr>
+          <w:lang w:val="es-AR"/>
+        </w:rPr>
+      </w:pPr>
+      <w:r>
+        <w:rPr>
+          <w:b/>
+          <w:bCs/>
+          <w:lang w:val="es-AR"/>
+        </w:rPr>
+        <w:t>Preprocesamiento</w:t>
+      </w:r>
+      <w:r>
+        <w:rPr>
+          <w:lang w:val="es-AR"/>
+        </w:rPr>
+        <w:t>: normalización, </w:t>
+      </w:r>
+      <w:proofErr w:type="spellStart"/>
+      <w:r>
+        <w:rPr>
+          <w:i/>
+          <w:iCs/>
+          <w:lang w:val="es-AR"/>
+        </w:rPr>
+        <w:t>stopwords</w:t>
+      </w:r>
+      <w:proofErr w:type="spellEnd"/>
+      <w:r>
+        <w:rPr>
+          <w:lang w:val="es-AR"/>
+        </w:rPr>
+        <w:t>, </w:t>
+      </w:r>
+      <w:r>
+        <w:rPr>
+          <w:lang w:val="es-AR"/>
+        </w:rPr>
+        <w:t>n-gramas</w:t>
+      </w:r>
+      <w:r>
+        <w:rPr>
+          <w:lang w:val="es-AR"/>
+        </w:rPr>
+        <w:t>; medir cuándo ayudan/perjudican la clasificación.</w:t>
+      </w:r>
+    </w:p>
+    <w:p>
+      <w:pPr>
+        <w:pStyle w:val="LO-normal"/>
+        <w:numPr>
+          <w:ilvl w:val="0"/>
+          <w:numId w:val="12"/>
+        </w:numPr>
+        <w:rPr>
+          <w:lang w:val="es-AR"/>
+        </w:rPr>
+      </w:pPr>
+      <w:proofErr w:type="spellStart"/>
+      <w:r>
+        <w:rPr>
+          <w:b/>
+          <w:bCs/>
+          <w:lang w:val="es-AR"/>
+        </w:rPr>
+        <w:t>Baselines</w:t>
+      </w:r>
+      <w:proofErr w:type="spellEnd"/>
+      <w:r>
+        <w:rPr>
+          <w:b/>
+          <w:bCs/>
+          <w:lang w:val="es-AR"/>
+        </w:rPr>
+        <w:t>:</w:t>
+      </w:r>
+      <w:r>
+        <w:rPr>
+          <w:lang w:val="es-AR"/>
+        </w:rPr>
+        <w:t> entrenar y evaluar </w:t>
+      </w:r>
+      <w:r>
+        <w:rPr>
+          <w:b/>
+          <w:bCs/>
+          <w:lang w:val="es-AR"/>
+        </w:rPr>
+        <w:t>Doc2Vec</w:t>
+      </w:r>
+      <w:r>
+        <w:rPr>
+          <w:lang w:val="es-AR"/>
+        </w:rPr>
+        <w:t> y </w:t>
+      </w:r>
+      <w:proofErr w:type="spellStart"/>
+      <w:r>
+        <w:rPr>
+          <w:b/>
+          <w:bCs/>
+          <w:lang w:val="es-AR"/>
+        </w:rPr>
+        <w:t>FastText</w:t>
+      </w:r>
+      <w:proofErr w:type="spellEnd"/>
+      <w:r>
+        <w:rPr>
+          <w:lang w:val="es-AR"/>
+        </w:rPr>
+        <w:t> para cuantificar el valor incremental de </w:t>
+      </w:r>
+      <w:r>
+        <w:rPr>
+          <w:b/>
+          <w:bCs/>
+          <w:lang w:val="es-AR"/>
+        </w:rPr>
+        <w:t>T</w:t>
+      </w:r>
+      <w:r>
+        <w:rPr>
+          <w:b/>
+          <w:bCs/>
+          <w:lang w:val="es-AR"/>
+        </w:rPr>
+        <w:t>ransformers</w:t>
+      </w:r>
+      <w:r>
+        <w:rPr>
+          <w:lang w:val="es-AR"/>
+        </w:rPr>
+        <w:t>.</w:t>
+      </w:r>
+    </w:p>
+    <w:p>
+      <w:pPr>
+        <w:pStyle w:val="LO-normal"/>
+        <w:numPr>
+          <w:ilvl w:val="0"/>
+          <w:numId w:val="12"/>
+        </w:numPr>
+        <w:rPr>
+          <w:lang w:val="es-AR"/>
+        </w:rPr>
+      </w:pPr>
+      <w:r>
+        <w:rPr>
+          <w:b/>
+          <w:bCs/>
+          <w:lang w:val="es-AR"/>
+        </w:rPr>
+        <w:t>Análisis del error:</w:t>
+      </w:r>
+      <w:r>
+        <w:rPr>
+          <w:lang w:val="es-AR"/>
+        </w:rPr>
+        <w:t> </w:t>
+      </w:r>
+      <w:r>
+        <w:t>identificar</w:t>
+      </w:r>
+      <w:r>
+        <w:rPr>
+          <w:lang w:val="es-AR"/>
+        </w:rPr>
+        <w:t xml:space="preserve"> patrones de confusión por capítulo/partida y casos “difíciles”.</w:t>
+      </w:r>
+    </w:p>
+    <w:p>
+      <w:pPr>
+        <w:pStyle w:val="LO-normal"/>
+        <w:rPr>
+          <w:lang w:val="es-AR"/>
+        </w:rPr>
+      </w:pPr>
+    </w:p>
+    <w:p>
+      <w:pPr>
+        <w:pStyle w:val="Ttulo3"/>
+        <w:rPr>
+          <w:lang w:val="es-AR"/>
+        </w:rPr>
+      </w:pPr>
+      <w:r>
+        <w:rPr>
+          <w:lang w:val="es-AR"/>
+        </w:rPr>
+        <w:t>Antecedentes</w:t>
+      </w:r>
+    </w:p>
+    <w:p>
+      <w:pPr>
+        <w:pStyle w:val="LO-normal"/>
+        <w:rPr>
+          <w:lang w:val="es-AR"/>
+        </w:rPr>
+      </w:pPr>
+      <w:r>
+        <w:rPr>
+          <w:lang w:val="es-AR"/>
+        </w:rPr>
+        <w:t xml:space="preserve">Para el Taller de Tesis 1 de la Maestría, esta problemática fue abordada entrenando un </w:t>
+      </w:r>
+      <w:r>
+        <w:t>clasificador</w:t>
+      </w:r>
+      <w:r>
+        <w:rPr>
+          <w:lang w:val="es-AR"/>
+        </w:rPr>
+        <w:t xml:space="preserve"> con </w:t>
+      </w:r>
+      <w:proofErr w:type="spellStart"/>
+      <w:r>
+        <w:rPr>
+          <w:b/>
+          <w:bCs/>
+          <w:lang w:val="es-AR"/>
+        </w:rPr>
+        <w:t>DistilBERT</w:t>
+      </w:r>
+      <w:proofErr w:type="spellEnd"/>
+      <w:r>
+        <w:rPr>
+          <w:lang w:val="es-AR"/>
+        </w:rPr>
+        <w:t xml:space="preserve"> como </w:t>
+      </w:r>
+      <w:proofErr w:type="spellStart"/>
+      <w:r>
+        <w:rPr>
+          <w:i/>
+          <w:iCs/>
+          <w:lang w:val="es-AR"/>
+        </w:rPr>
+        <w:t>encoder</w:t>
+      </w:r>
+      <w:proofErr w:type="spellEnd"/>
+      <w:r>
+        <w:rPr>
+          <w:lang w:val="es-AR"/>
+        </w:rPr>
+        <w:t xml:space="preserve"> y una red neuronal como clasificador. Se evaluaron 3 técnicas de Transfer </w:t>
+      </w:r>
+      <w:proofErr w:type="spellStart"/>
+      <w:r>
+        <w:rPr>
+          <w:lang w:val="es-AR"/>
+        </w:rPr>
+        <w:t>Learning</w:t>
+      </w:r>
+      <w:proofErr w:type="spellEnd"/>
+      <w:r>
+        <w:rPr>
+          <w:lang w:val="es-AR"/>
+        </w:rPr>
+        <w:t xml:space="preserve">: uso del </w:t>
+      </w:r>
+      <w:proofErr w:type="spellStart"/>
+      <w:r>
+        <w:rPr>
+          <w:i/>
+          <w:iCs/>
+          <w:lang w:val="es-AR"/>
+        </w:rPr>
+        <w:t>encoder</w:t>
+      </w:r>
+      <w:proofErr w:type="spellEnd"/>
+      <w:r>
+        <w:rPr>
+          <w:lang w:val="es-AR"/>
+        </w:rPr>
+        <w:t xml:space="preserve"> </w:t>
+      </w:r>
+      <w:proofErr w:type="spellStart"/>
+      <w:r>
+        <w:rPr>
+          <w:lang w:val="es-AR"/>
+        </w:rPr>
+        <w:t>preentrenado</w:t>
+      </w:r>
+      <w:proofErr w:type="spellEnd"/>
+      <w:r>
+        <w:rPr>
+          <w:lang w:val="es-AR"/>
+        </w:rPr>
+        <w:t xml:space="preserve">, ajustando 2 capas del </w:t>
+      </w:r>
+      <w:proofErr w:type="spellStart"/>
+      <w:r>
+        <w:rPr>
+          <w:i/>
+          <w:iCs/>
+          <w:lang w:val="es-AR"/>
+        </w:rPr>
+        <w:t>encoder</w:t>
+      </w:r>
+      <w:proofErr w:type="spellEnd"/>
+      <w:r>
+        <w:rPr>
+          <w:lang w:val="es-AR"/>
+        </w:rPr>
+        <w:t xml:space="preserve"> y un </w:t>
+      </w:r>
+      <w:r>
+        <w:rPr>
+          <w:i/>
+          <w:iCs/>
+          <w:lang w:val="es-AR"/>
+        </w:rPr>
+        <w:t>fine-</w:t>
+      </w:r>
+      <w:proofErr w:type="spellStart"/>
+      <w:r>
+        <w:rPr>
+          <w:i/>
+          <w:iCs/>
+          <w:lang w:val="es-AR"/>
+        </w:rPr>
+        <w:t>tuning</w:t>
+      </w:r>
+      <w:proofErr w:type="spellEnd"/>
+      <w:r>
+        <w:rPr>
+          <w:lang w:val="es-AR"/>
+        </w:rPr>
+        <w:t xml:space="preserve"> total del mismo. La clasificación se hizo a nivel de partida armonizada (códigos HS04), obteniendo resultados alentadores, superadores para el </w:t>
+      </w:r>
+      <w:r>
+        <w:rPr>
+          <w:i/>
+          <w:iCs/>
+          <w:lang w:val="es-AR"/>
+        </w:rPr>
+        <w:t>fine-</w:t>
+      </w:r>
+      <w:proofErr w:type="spellStart"/>
+      <w:r>
+        <w:rPr>
+          <w:i/>
+          <w:iCs/>
+          <w:lang w:val="es-AR"/>
+        </w:rPr>
+        <w:t>tuning</w:t>
+      </w:r>
+      <w:proofErr w:type="spellEnd"/>
+      <w:r>
+        <w:rPr>
+          <w:lang w:val="es-AR"/>
+        </w:rPr>
+        <w:t xml:space="preserve"> total del conjunto </w:t>
+      </w:r>
+      <w:proofErr w:type="spellStart"/>
+      <w:r>
+        <w:rPr>
+          <w:i/>
+          <w:iCs/>
+          <w:lang w:val="es-AR"/>
+        </w:rPr>
+        <w:t>encoder-classifier</w:t>
+      </w:r>
+      <w:proofErr w:type="spellEnd"/>
+      <w:r>
+        <w:rPr>
+          <w:lang w:val="es-AR"/>
+        </w:rPr>
+        <w:t>.</w:t>
+      </w:r>
+    </w:p>
+    <w:p>
+      <w:pPr>
+        <w:pStyle w:val="LO-normal"/>
+        <w:rPr>
+          <w:lang w:val="es-AR"/>
+        </w:rPr>
+      </w:pPr>
+      <w:r>
+        <w:rPr>
+          <w:lang w:val="es-AR"/>
+        </w:rPr>
+        <w:t xml:space="preserve">La medición de performance se definió observando la salida del clasificador, tomando las probabilidades </w:t>
+      </w:r>
+      <w:r>
+        <w:t>sobre</w:t>
+      </w:r>
+      <w:r>
+        <w:rPr>
+          <w:lang w:val="es-AR"/>
+        </w:rPr>
+        <w:t xml:space="preserve"> cada código HS04 en orden descendiente. Comparando los códigos más probables con el código correcto, se puede evaluar la tasa de acierto en los </w:t>
+      </w:r>
+      <w:proofErr w:type="spellStart"/>
+      <w:r>
+        <w:rPr>
+          <w:lang w:val="es-AR"/>
+        </w:rPr>
+        <w:t>TopN</w:t>
+      </w:r>
+      <w:proofErr w:type="spellEnd"/>
+      <w:r>
+        <w:rPr>
+          <w:lang w:val="es-AR"/>
+        </w:rPr>
+        <w:t xml:space="preserve">. El modelo ganador del trabajo de Taller de Tesis 1 obtuvo en </w:t>
+      </w:r>
+      <w:r>
+        <w:rPr>
+          <w:b/>
+          <w:bCs/>
+          <w:lang w:val="es-AR"/>
+        </w:rPr>
+        <w:t>Top-1 ≈ 64 %</w:t>
+      </w:r>
+      <w:r>
+        <w:rPr>
+          <w:lang w:val="es-AR"/>
+        </w:rPr>
+        <w:t xml:space="preserve"> y</w:t>
+      </w:r>
+      <w:r>
+        <w:rPr>
+          <w:lang w:val="es-AR"/>
+        </w:rPr>
+        <w:t xml:space="preserve"> en</w:t>
+      </w:r>
+      <w:r>
+        <w:rPr>
+          <w:lang w:val="es-AR"/>
+        </w:rPr>
+        <w:t xml:space="preserve"> </w:t>
+      </w:r>
+      <w:r>
+        <w:rPr>
+          <w:b/>
+          <w:bCs/>
+          <w:lang w:val="es-AR"/>
+        </w:rPr>
+        <w:t>Top-5 ≈ 82 %</w:t>
+      </w:r>
+      <w:r>
+        <w:rPr>
+          <w:lang w:val="es-AR"/>
+        </w:rPr>
+        <w:t>.</w:t>
+      </w:r>
+    </w:p>
+    <w:p>
+      <w:pPr>
+        <w:pStyle w:val="LO-normal"/>
+        <w:rPr>
+          <w:lang w:val="es-AR"/>
+        </w:rPr>
+      </w:pPr>
+    </w:p>
+    <w:p>
+      <w:pPr>
+        <w:pStyle w:val="Ttulo3"/>
+        <w:rPr>
+          <w:lang w:val="es-AR"/>
+        </w:rPr>
+      </w:pPr>
+      <w:r>
+        <w:rPr>
+          <w:lang w:val="es-AR"/>
+        </w:rPr>
+        <w:t>Enfoque metodológico</w:t>
+      </w:r>
+    </w:p>
+    <w:p>
+      <w:pPr>
+        <w:pStyle w:val="LO-normal"/>
+        <w:rPr>
+          <w:lang w:val="es-AR"/>
+        </w:rPr>
+      </w:pPr>
+      <w:r>
+        <w:rPr>
+          <w:lang w:val="es-AR"/>
+        </w:rPr>
+        <w:t xml:space="preserve">El trabajo compara dos grandes </w:t>
+      </w:r>
+      <w:r>
+        <w:t>familias</w:t>
+      </w:r>
+      <w:r>
+        <w:rPr>
+          <w:lang w:val="es-AR"/>
+        </w:rPr>
+        <w:t xml:space="preserve"> de representaciones de texto:</w:t>
+      </w:r>
+    </w:p>
+    <w:p>
+      <w:pPr>
+        <w:pStyle w:val="LO-normal"/>
+        <w:numPr>
+          <w:ilvl w:val="0"/>
+          <w:numId w:val="13"/>
+        </w:numPr>
+        <w:rPr>
+          <w:lang w:val="es-AR"/>
+        </w:rPr>
+      </w:pPr>
+      <w:r>
+        <w:rPr>
+          <w:b/>
+          <w:bCs/>
+          <w:lang w:val="es-AR"/>
+        </w:rPr>
+        <w:t>Representaciones distribuidas “clásicas”</w:t>
+      </w:r>
+      <w:r>
+        <w:rPr>
+          <w:lang w:val="es-AR"/>
+        </w:rPr>
+        <w:t xml:space="preserve"> (</w:t>
+      </w:r>
+      <w:proofErr w:type="spellStart"/>
+      <w:r>
+        <w:rPr>
+          <w:lang w:val="es-AR"/>
+        </w:rPr>
+        <w:t>e.g</w:t>
+      </w:r>
+      <w:proofErr w:type="spellEnd"/>
+      <w:r>
+        <w:rPr>
+          <w:lang w:val="es-AR"/>
+        </w:rPr>
+        <w:t xml:space="preserve">., </w:t>
+      </w:r>
+      <w:r>
+        <w:rPr>
+          <w:b/>
+          <w:bCs/>
+          <w:lang w:val="es-AR"/>
+        </w:rPr>
+        <w:t>Doc2Vec</w:t>
+      </w:r>
+      <w:r>
+        <w:rPr>
+          <w:lang w:val="es-AR"/>
+        </w:rPr>
+        <w:t xml:space="preserve"> y </w:t>
+      </w:r>
+      <w:proofErr w:type="spellStart"/>
+      <w:r>
+        <w:rPr>
+          <w:b/>
+          <w:bCs/>
+          <w:lang w:val="es-AR"/>
+        </w:rPr>
+        <w:t>FastText</w:t>
+      </w:r>
+      <w:proofErr w:type="spellEnd"/>
+      <w:r>
+        <w:rPr>
+          <w:lang w:val="es-AR"/>
+        </w:rPr>
+        <w:t xml:space="preserve">) como líneas de base </w:t>
+      </w:r>
+      <w:r>
+        <w:t>robustas</w:t>
+      </w:r>
+      <w:r>
+        <w:rPr>
+          <w:lang w:val="es-AR"/>
+        </w:rPr>
+        <w:t xml:space="preserve"> y ampliamente estudiadas. </w:t>
+      </w:r>
+    </w:p>
+    <w:p>
+      <w:pPr>
+        <w:pStyle w:val="LO-normal"/>
+        <w:numPr>
+          <w:ilvl w:val="0"/>
+          <w:numId w:val="13"/>
+        </w:numPr>
+        <w:rPr>
+          <w:lang w:val="es-AR"/>
+        </w:rPr>
+      </w:pPr>
+      <w:r>
+        <w:rPr>
+          <w:b/>
+          <w:bCs/>
+          <w:lang w:val="es-AR"/>
+        </w:rPr>
+        <w:t xml:space="preserve">Modelos tipo </w:t>
+      </w:r>
+      <w:proofErr w:type="spellStart"/>
+      <w:r>
+        <w:rPr>
+          <w:b/>
+          <w:bCs/>
+          <w:lang w:val="es-AR"/>
+        </w:rPr>
+        <w:t>transformer</w:t>
+      </w:r>
+      <w:proofErr w:type="spellEnd"/>
+      <w:r>
+        <w:rPr>
+          <w:lang w:val="es-AR"/>
+        </w:rPr>
+        <w:t xml:space="preserve"> (p.ej., </w:t>
+      </w:r>
+      <w:proofErr w:type="spellStart"/>
+      <w:r>
+        <w:rPr>
+          <w:b/>
+          <w:bCs/>
+          <w:lang w:val="es-AR"/>
+        </w:rPr>
+        <w:t>DistilBERT</w:t>
+      </w:r>
+      <w:proofErr w:type="spellEnd"/>
+      <w:r>
+        <w:rPr>
+          <w:lang w:val="es-AR"/>
+        </w:rPr>
+        <w:t xml:space="preserve">), que permiten capturar contexto y </w:t>
+      </w:r>
+      <w:r>
+        <w:t>relaciones</w:t>
+      </w:r>
+      <w:r>
+        <w:rPr>
+          <w:lang w:val="es-AR"/>
+        </w:rPr>
+        <w:t xml:space="preserve"> semánticas más ricas en textos breves y heterogéneos. </w:t>
+      </w:r>
+    </w:p>
+    <w:p>
+      <w:pPr>
+        <w:pStyle w:val="LO-normal"/>
+        <w:rPr>
+          <w:lang w:val="es-AR"/>
+        </w:rPr>
+      </w:pPr>
+      <w:r>
+        <w:rPr>
+          <w:lang w:val="es-AR"/>
+        </w:rPr>
+        <w:t xml:space="preserve">El plan contempla </w:t>
+      </w:r>
+      <w:proofErr w:type="spellStart"/>
+      <w:r>
+        <w:rPr>
+          <w:b/>
+          <w:bCs/>
+          <w:lang w:val="es-AR"/>
+        </w:rPr>
+        <w:t>preprocesos</w:t>
+      </w:r>
+      <w:proofErr w:type="spellEnd"/>
+      <w:r>
+        <w:rPr>
+          <w:b/>
+          <w:bCs/>
+          <w:lang w:val="es-AR"/>
+        </w:rPr>
+        <w:t xml:space="preserve"> simples</w:t>
+      </w:r>
+      <w:r>
+        <w:rPr>
+          <w:lang w:val="es-AR"/>
+        </w:rPr>
+        <w:t xml:space="preserve"> (limpieza, normalización, variantes con/ sin </w:t>
+      </w:r>
+      <w:proofErr w:type="spellStart"/>
+      <w:r>
+        <w:rPr>
+          <w:i/>
+          <w:iCs/>
+          <w:lang w:val="es-AR"/>
+        </w:rPr>
+        <w:t>stopwords</w:t>
+      </w:r>
+      <w:proofErr w:type="spellEnd"/>
+      <w:r>
+        <w:rPr>
+          <w:lang w:val="es-AR"/>
+        </w:rPr>
+        <w:t xml:space="preserve"> y n-gramas cuando apliquen) y </w:t>
+      </w:r>
+      <w:r>
+        <w:rPr>
+          <w:b/>
+          <w:bCs/>
+          <w:lang w:val="es-AR"/>
+        </w:rPr>
+        <w:t>evaluaciones controladas</w:t>
+      </w:r>
+      <w:r>
+        <w:rPr>
+          <w:lang w:val="es-AR"/>
+        </w:rPr>
+        <w:t xml:space="preserve"> bajo un protocolo común de particiones, </w:t>
+      </w:r>
+      <w:r>
+        <w:t>semillas</w:t>
+      </w:r>
+      <w:r>
+        <w:rPr>
+          <w:lang w:val="es-AR"/>
+        </w:rPr>
+        <w:t xml:space="preserve"> y métricas. Adicionalmente, se realizarán </w:t>
+      </w:r>
+      <w:r>
+        <w:rPr>
+          <w:b/>
+          <w:bCs/>
+          <w:lang w:val="es-AR"/>
+        </w:rPr>
+        <w:t>estudios de error</w:t>
+      </w:r>
+      <w:r>
+        <w:rPr>
+          <w:lang w:val="es-AR"/>
+        </w:rPr>
+        <w:t xml:space="preserve"> por </w:t>
+      </w:r>
+      <w:r>
+        <w:rPr>
+          <w:lang w:val="es-AR"/>
+        </w:rPr>
+        <w:t>sección del HS</w:t>
+      </w:r>
+      <w:r>
+        <w:rPr>
+          <w:lang w:val="es-AR"/>
+        </w:rPr>
+        <w:t xml:space="preserve">, y </w:t>
+      </w:r>
+      <w:r>
+        <w:rPr>
+          <w:b/>
+          <w:bCs/>
+          <w:lang w:val="es-AR"/>
+        </w:rPr>
+        <w:t>curvas cobertura-precisión</w:t>
+      </w:r>
+      <w:r>
+        <w:rPr>
+          <w:lang w:val="es-AR"/>
+        </w:rPr>
+        <w:t xml:space="preserve"> para entender cuándo el sistema es confiable. </w:t>
+      </w:r>
+    </w:p>
+    <w:p>
+      <w:pPr>
+        <w:pStyle w:val="LO-normal"/>
+        <w:rPr>
+          <w:lang w:val="es-AR"/>
+        </w:rPr>
+      </w:pPr>
+      <w:r>
+        <w:rPr>
+          <w:b/>
+          <w:bCs/>
+          <w:lang w:val="es-AR"/>
+        </w:rPr>
+        <w:t>Nota sobre alcance:</w:t>
+      </w:r>
+      <w:r>
+        <w:rPr>
+          <w:lang w:val="es-AR"/>
+        </w:rPr>
+        <w:t xml:space="preserve"> se trabaja en </w:t>
+      </w:r>
+      <w:r>
+        <w:rPr>
+          <w:b/>
+          <w:bCs/>
+          <w:lang w:val="es-AR"/>
+        </w:rPr>
+        <w:t>HS04</w:t>
+      </w:r>
+      <w:r>
+        <w:rPr>
+          <w:lang w:val="es-AR"/>
+        </w:rPr>
+        <w:t xml:space="preserve">, nivel que balancea granularidad y operatividad. El propio HS habilita </w:t>
+      </w:r>
+      <w:r>
+        <w:t>pensar</w:t>
+      </w:r>
+      <w:r>
+        <w:rPr>
+          <w:lang w:val="es-AR"/>
+        </w:rPr>
+        <w:t xml:space="preserve"> la tarea en 4 o 6 dígitos; aquí se prioriza el </w:t>
+      </w:r>
+      <w:r>
+        <w:rPr>
+          <w:b/>
+          <w:bCs/>
+          <w:lang w:val="es-AR"/>
+        </w:rPr>
+        <w:t>nivel de partida (4 dígitos)</w:t>
+      </w:r>
+      <w:r>
+        <w:rPr>
+          <w:lang w:val="es-AR"/>
+        </w:rPr>
+        <w:t xml:space="preserve"> como primer objetivo práctico, dejando puertas abiertas para profundizaciones posteriores.</w:t>
+      </w:r>
+    </w:p>
+    <w:p>
+      <w:pPr>
+        <w:pStyle w:val="Ttulo3"/>
+        <w:rPr>
+          <w:lang w:val="es-AR"/>
+        </w:rPr>
+      </w:pPr>
+      <w:r>
+        <w:rPr>
+          <w:lang w:val="es-AR"/>
+        </w:rPr>
+        <w:lastRenderedPageBreak/>
+        <w:t>Plan de trabajo y entregables</w:t>
+      </w:r>
+    </w:p>
+    <w:p>
+      <w:pPr>
+        <w:pStyle w:val="LO-normal"/>
+      </w:pPr>
+      <w:r>
+        <w:t xml:space="preserve">Fase 1 — noviembre 2025: Ablaciones de preprocesamiento + </w:t>
+      </w:r>
+      <w:proofErr w:type="spellStart"/>
+      <w:r>
+        <w:t>baselines</w:t>
+      </w:r>
+      <w:proofErr w:type="spellEnd"/>
+    </w:p>
+    <w:p>
+      <w:pPr>
+        <w:pStyle w:val="LO-normal"/>
+        <w:numPr>
+          <w:ilvl w:val="0"/>
+          <w:numId w:val="14"/>
+        </w:numPr>
+      </w:pPr>
+      <w:r>
+        <w:t>Diagnóstico de calidad y sesgos; variantes con/sin normalizaciones sencillas.</w:t>
+      </w:r>
+    </w:p>
+    <w:p>
+      <w:pPr>
+        <w:pStyle w:val="LO-normal"/>
+        <w:numPr>
+          <w:ilvl w:val="0"/>
+          <w:numId w:val="14"/>
+        </w:numPr>
+      </w:pPr>
+      <w:r>
+        <w:t xml:space="preserve">Entrenamiento y evaluación de Doc2Vec y </w:t>
+      </w:r>
+      <w:proofErr w:type="spellStart"/>
+      <w:r>
+        <w:t>FastText</w:t>
+      </w:r>
+      <w:proofErr w:type="spellEnd"/>
+      <w:r>
+        <w:t xml:space="preserve"> como líneas de base.</w:t>
+      </w:r>
+    </w:p>
+    <w:p>
+      <w:pPr>
+        <w:pStyle w:val="LO-normal"/>
+      </w:pPr>
+    </w:p>
+    <w:p>
+      <w:pPr>
+        <w:pStyle w:val="LO-normal"/>
+      </w:pPr>
+      <w:r>
+        <w:t xml:space="preserve">Fase 2 — </w:t>
+      </w:r>
+      <w:r>
+        <w:t>febrero</w:t>
+      </w:r>
+      <w:r>
+        <w:t xml:space="preserve"> 2026: Transformers + comparativa integral + error</w:t>
+      </w:r>
+    </w:p>
+    <w:p>
+      <w:pPr>
+        <w:pStyle w:val="LO-normal"/>
+        <w:numPr>
+          <w:ilvl w:val="0"/>
+          <w:numId w:val="15"/>
+        </w:numPr>
+      </w:pPr>
+      <w:r>
+        <w:t xml:space="preserve">Entrenamiento y evaluación del modelo </w:t>
+      </w:r>
+      <w:proofErr w:type="spellStart"/>
+      <w:r>
+        <w:t>Transformer</w:t>
+      </w:r>
+      <w:proofErr w:type="spellEnd"/>
+      <w:r>
+        <w:t>.</w:t>
+      </w:r>
+    </w:p>
+    <w:p>
+      <w:pPr>
+        <w:pStyle w:val="LO-normal"/>
+        <w:numPr>
+          <w:ilvl w:val="0"/>
+          <w:numId w:val="15"/>
+        </w:numPr>
+      </w:pPr>
+      <w:r>
+        <w:t>Cuadro comparativo integral (</w:t>
+      </w:r>
+      <w:proofErr w:type="spellStart"/>
+      <w:r>
+        <w:t>baselines</w:t>
+      </w:r>
+      <w:proofErr w:type="spellEnd"/>
+      <w:r>
+        <w:t xml:space="preserve"> vs </w:t>
+      </w:r>
+      <w:proofErr w:type="spellStart"/>
+      <w:r>
+        <w:t>transformer</w:t>
+      </w:r>
+      <w:proofErr w:type="spellEnd"/>
+      <w:r>
+        <w:t>), con métricas Top-N; análisis de confusiones por secciones y curvas de confianza.</w:t>
+      </w:r>
+    </w:p>
+    <w:p>
+      <w:pPr>
+        <w:pStyle w:val="LO-normal"/>
+      </w:pPr>
+    </w:p>
+    <w:p>
+      <w:pPr>
+        <w:pStyle w:val="LO-normal"/>
+      </w:pPr>
+      <w:r>
+        <w:t xml:space="preserve">Fase 3 — </w:t>
+      </w:r>
+      <w:r>
+        <w:t>marzo</w:t>
+      </w:r>
+      <w:r>
+        <w:t xml:space="preserve"> 2026: Redacción y documentación</w:t>
+      </w:r>
+    </w:p>
+    <w:p>
+      <w:pPr>
+        <w:pStyle w:val="LO-normal"/>
+        <w:numPr>
+          <w:ilvl w:val="0"/>
+          <w:numId w:val="16"/>
+        </w:numPr>
+      </w:pPr>
+      <w:r>
+        <w:t>Redacción completa (metodología, resultados, límites, reproducibilidad).</w:t>
+      </w:r>
+    </w:p>
+    <w:p>
+      <w:pPr>
+        <w:pStyle w:val="LO-normal"/>
+      </w:pPr>
+    </w:p>
+    <w:p>
+      <w:pPr>
+        <w:pStyle w:val="LO-normal"/>
+      </w:pPr>
+      <w:r>
+        <w:t xml:space="preserve">Fase 4 — </w:t>
+      </w:r>
+      <w:r>
+        <w:t>abril</w:t>
+      </w:r>
+      <w:r>
+        <w:t xml:space="preserve"> 2026: Presentación y defensa</w:t>
+      </w:r>
+    </w:p>
+    <w:p>
+      <w:pPr>
+        <w:pStyle w:val="LO-normal"/>
+        <w:numPr>
+          <w:ilvl w:val="0"/>
+          <w:numId w:val="16"/>
+        </w:numPr>
+      </w:pPr>
+      <w:r>
+        <w:t xml:space="preserve">Síntesis ejecutiva con </w:t>
+      </w:r>
+      <w:r>
+        <w:t>descubrimientos</w:t>
+      </w:r>
+      <w:r>
+        <w:t xml:space="preserve"> accionables (dónde acierta mejor, dónde duda, cómo integrarlo en flujo operativo).</w:t>
+      </w:r>
+    </w:p>
+    <w:p>
+      <w:pPr>
+        <w:pStyle w:val="LO-normal"/>
+      </w:pPr>
+    </w:p>
+    <w:p>
+      <w:pPr>
+        <w:pStyle w:val="Ttulo3"/>
+        <w:rPr>
+          <w:lang w:val="es-AR"/>
+        </w:rPr>
+      </w:pPr>
+      <w:r>
+        <w:rPr>
+          <w:lang w:val="es-AR"/>
+        </w:rPr>
+        <w:t>Riesgos principales y mitigaciones</w:t>
+      </w:r>
+    </w:p>
+    <w:p>
+      <w:pPr>
+        <w:pStyle w:val="LO-normal"/>
+        <w:rPr>
+          <w:lang w:val="es-AR"/>
+        </w:rPr>
+      </w:pPr>
+      <w:r>
+        <w:rPr>
+          <w:b/>
+          <w:bCs/>
+          <w:lang w:val="es-AR"/>
+        </w:rPr>
+        <w:t>Desbalance de clases</w:t>
+      </w:r>
+      <w:r>
+        <w:rPr>
+          <w:lang w:val="es-AR"/>
+        </w:rPr>
+        <w:t xml:space="preserve"> (</w:t>
+      </w:r>
+      <w:r>
+        <w:t>muchas</w:t>
+      </w:r>
+      <w:r>
+        <w:rPr>
+          <w:lang w:val="es-AR"/>
+        </w:rPr>
+        <w:t xml:space="preserve"> partidas poco frecuentes).</w:t>
+      </w:r>
+    </w:p>
+    <w:p>
+      <w:pPr>
+        <w:pStyle w:val="LO-normal"/>
+        <w:rPr>
+          <w:lang w:val="es-AR"/>
+        </w:rPr>
+      </w:pPr>
+      <w:r>
+        <w:rPr>
+          <w:i/>
+          <w:iCs/>
+          <w:lang w:val="es-AR"/>
+        </w:rPr>
+        <w:t>Mitigación:</w:t>
+      </w:r>
+      <w:r>
+        <w:rPr>
+          <w:lang w:val="es-AR"/>
+        </w:rPr>
+        <w:t xml:space="preserve"> </w:t>
+      </w:r>
+      <w:r>
+        <w:t>métricas</w:t>
+      </w:r>
+      <w:r>
+        <w:rPr>
+          <w:lang w:val="es-AR"/>
+        </w:rPr>
+        <w:t xml:space="preserve"> macro/</w:t>
+      </w:r>
+      <w:proofErr w:type="spellStart"/>
+      <w:r>
+        <w:rPr>
+          <w:i/>
+          <w:iCs/>
+          <w:lang w:val="es-AR"/>
+        </w:rPr>
+        <w:t>weighted</w:t>
+      </w:r>
+      <w:proofErr w:type="spellEnd"/>
+      <w:r>
+        <w:rPr>
+          <w:lang w:val="es-AR"/>
+        </w:rPr>
+        <w:t xml:space="preserve">, particiones estratificadas, y análisis por </w:t>
+      </w:r>
+      <w:r>
+        <w:rPr>
+          <w:lang w:val="es-AR"/>
+        </w:rPr>
+        <w:t>sección del</w:t>
+      </w:r>
+      <w:r>
+        <w:rPr>
+          <w:lang w:val="es-AR"/>
+        </w:rPr>
+        <w:t xml:space="preserve"> HS para no “ocultar” clases minoritarias.</w:t>
+      </w:r>
+    </w:p>
+    <w:p>
+      <w:pPr>
+        <w:pStyle w:val="LO-normal"/>
+        <w:rPr>
+          <w:lang w:val="es-AR"/>
+        </w:rPr>
+      </w:pPr>
+    </w:p>
+    <w:p>
+      <w:pPr>
+        <w:pStyle w:val="LO-normal"/>
+        <w:rPr>
+          <w:lang w:val="es-AR"/>
+        </w:rPr>
+      </w:pPr>
+      <w:r>
+        <w:rPr>
+          <w:b/>
+          <w:bCs/>
+          <w:lang w:val="es-AR"/>
+        </w:rPr>
+        <w:t>Calidad/ambigüedad de descripciones</w:t>
+      </w:r>
+      <w:r>
+        <w:rPr>
+          <w:lang w:val="es-AR"/>
+        </w:rPr>
+        <w:t xml:space="preserve"> (</w:t>
+      </w:r>
+      <w:r>
+        <w:t>textos</w:t>
+      </w:r>
+      <w:r>
+        <w:rPr>
+          <w:lang w:val="es-AR"/>
+        </w:rPr>
+        <w:t xml:space="preserve"> cortos, ruidosos).</w:t>
+      </w:r>
+    </w:p>
+    <w:p>
+      <w:pPr>
+        <w:pStyle w:val="LO-normal"/>
+        <w:rPr>
+          <w:lang w:val="es-AR"/>
+        </w:rPr>
+      </w:pPr>
+      <w:r>
+        <w:rPr>
+          <w:i/>
+          <w:iCs/>
+          <w:lang w:val="es-AR"/>
+        </w:rPr>
+        <w:t>Mitigación:</w:t>
+      </w:r>
+      <w:r>
+        <w:rPr>
+          <w:lang w:val="es-AR"/>
+        </w:rPr>
+        <w:t xml:space="preserve"> variantes de limpieza </w:t>
+      </w:r>
+      <w:r>
+        <w:t>mínimas</w:t>
+      </w:r>
+      <w:r>
+        <w:rPr>
+          <w:lang w:val="es-AR"/>
+        </w:rPr>
+        <w:t xml:space="preserve"> y estudio de confianza por caso; priorizar </w:t>
+      </w:r>
+      <w:r>
+        <w:rPr>
+          <w:b/>
+          <w:bCs/>
+          <w:lang w:val="es-AR"/>
+        </w:rPr>
+        <w:t>Top-N</w:t>
+      </w:r>
+      <w:r>
+        <w:rPr>
+          <w:lang w:val="es-AR"/>
+        </w:rPr>
+        <w:t xml:space="preserve"> y reportes de cobertura; recomendaciones para mejora de datos en origen.</w:t>
+      </w:r>
+    </w:p>
+    <w:p>
+      <w:pPr>
+        <w:pStyle w:val="LO-normal"/>
+        <w:rPr>
+          <w:lang w:val="es-AR"/>
+        </w:rPr>
+      </w:pPr>
+    </w:p>
+    <w:p>
+      <w:pPr>
+        <w:pStyle w:val="LO-normal"/>
+        <w:rPr>
+          <w:lang w:val="es-AR"/>
+        </w:rPr>
+      </w:pPr>
+      <w:r>
+        <w:rPr>
+          <w:b/>
+          <w:bCs/>
+          <w:lang w:val="es-AR"/>
+        </w:rPr>
+        <w:t>Sobreajuste y estabilidad</w:t>
+      </w:r>
+      <w:r>
+        <w:rPr>
+          <w:lang w:val="es-AR"/>
+        </w:rPr>
+        <w:t xml:space="preserve"> de </w:t>
+      </w:r>
+      <w:r>
+        <w:t>resultados</w:t>
+      </w:r>
+      <w:r>
+        <w:rPr>
+          <w:lang w:val="es-AR"/>
+        </w:rPr>
+        <w:t>.</w:t>
+      </w:r>
+    </w:p>
+    <w:p>
+      <w:pPr>
+        <w:pStyle w:val="LO-normal"/>
+        <w:rPr>
+          <w:lang w:val="es-AR"/>
+        </w:rPr>
+      </w:pPr>
+      <w:r>
+        <w:rPr>
+          <w:i/>
+          <w:iCs/>
+          <w:lang w:val="es-AR"/>
+        </w:rPr>
+        <w:t>Mitigación:</w:t>
+      </w:r>
+      <w:r>
+        <w:rPr>
+          <w:lang w:val="es-AR"/>
+        </w:rPr>
+        <w:t xml:space="preserve"> protocolos de evaluación consistentes, semillas fijadas y validaciones por </w:t>
+      </w:r>
+      <w:proofErr w:type="spellStart"/>
+      <w:r>
+        <w:rPr>
+          <w:i/>
+          <w:iCs/>
+          <w:lang w:val="es-AR"/>
+        </w:rPr>
+        <w:t>split</w:t>
+      </w:r>
+      <w:proofErr w:type="spellEnd"/>
+      <w:r>
+        <w:rPr>
+          <w:lang w:val="es-AR"/>
+        </w:rPr>
+        <w:t xml:space="preserve">; evitar </w:t>
+      </w:r>
+      <w:r>
+        <w:t>complejidad</w:t>
+      </w:r>
+      <w:r>
+        <w:rPr>
+          <w:lang w:val="es-AR"/>
+        </w:rPr>
+        <w:t xml:space="preserve"> innecesaria en </w:t>
+      </w:r>
+      <w:proofErr w:type="spellStart"/>
+      <w:r>
+        <w:rPr>
+          <w:lang w:val="es-AR"/>
+        </w:rPr>
+        <w:t>preprocesos</w:t>
+      </w:r>
+      <w:proofErr w:type="spellEnd"/>
+      <w:r>
+        <w:rPr>
+          <w:lang w:val="es-AR"/>
+        </w:rPr>
+        <w:t>.</w:t>
+      </w:r>
+    </w:p>
+    <w:p>
+      <w:pPr>
+        <w:pStyle w:val="LO-normal"/>
+        <w:rPr>
+          <w:lang w:val="es-AR"/>
+        </w:rPr>
+      </w:pPr>
+    </w:p>
+    <w:p>
+      <w:pPr>
+        <w:pStyle w:val="LO-normal"/>
+        <w:rPr>
+          <w:lang w:val="es-AR"/>
+        </w:rPr>
+      </w:pPr>
+      <w:r>
+        <w:rPr>
+          <w:b/>
+          <w:bCs/>
+          <w:lang w:val="es-AR"/>
+        </w:rPr>
+        <w:t>Limitación del corpus</w:t>
+      </w:r>
+      <w:r>
+        <w:rPr>
+          <w:lang w:val="es-AR"/>
+        </w:rPr>
+        <w:t xml:space="preserve"> frente a la complejidad del HS.</w:t>
+      </w:r>
+    </w:p>
+    <w:p>
+      <w:pPr>
+        <w:pStyle w:val="LO-normal"/>
+        <w:rPr>
+          <w:lang w:val="es-AR"/>
+        </w:rPr>
+      </w:pPr>
+      <w:r>
+        <w:rPr>
+          <w:i/>
+          <w:iCs/>
+          <w:lang w:val="es-AR"/>
+        </w:rPr>
+        <w:t>Mitigación:</w:t>
+      </w:r>
+      <w:r>
+        <w:rPr>
+          <w:lang w:val="es-AR"/>
+        </w:rPr>
+        <w:t xml:space="preserve"> foco inicial en HS04; </w:t>
+      </w:r>
+      <w:r>
+        <w:t>discusión</w:t>
+      </w:r>
+      <w:r>
+        <w:rPr>
+          <w:lang w:val="es-AR"/>
+        </w:rPr>
+        <w:t xml:space="preserve"> explícita de </w:t>
+      </w:r>
+      <w:r>
+        <w:rPr>
+          <w:b/>
+          <w:bCs/>
+          <w:lang w:val="es-AR"/>
+        </w:rPr>
+        <w:t xml:space="preserve">data </w:t>
+      </w:r>
+      <w:proofErr w:type="spellStart"/>
+      <w:r>
+        <w:rPr>
+          <w:b/>
+          <w:bCs/>
+          <w:lang w:val="es-AR"/>
+        </w:rPr>
+        <w:t>needs</w:t>
+      </w:r>
+      <w:proofErr w:type="spellEnd"/>
+      <w:r>
+        <w:rPr>
+          <w:lang w:val="es-AR"/>
+        </w:rPr>
+        <w:t xml:space="preserve"> para escalar (millones de descripciones) y robustecer.</w:t>
+      </w:r>
+    </w:p>
+    <w:p>
+      <w:pPr>
+        <w:pStyle w:val="LO-normal"/>
+        <w:rPr>
+          <w:lang w:val="es-AR"/>
+        </w:rPr>
+      </w:pPr>
+    </w:p>
+    <w:p>
+      <w:pPr>
+        <w:pStyle w:val="Ttulo3"/>
+        <w:rPr>
+          <w:lang w:val="es-AR"/>
+        </w:rPr>
+      </w:pPr>
+      <w:r>
+        <w:rPr>
+          <w:lang w:val="es-AR"/>
+        </w:rPr>
+        <w:t>Resultados esperados y contribuciones</w:t>
+      </w:r>
+    </w:p>
+    <w:p>
+      <w:pPr>
+        <w:pStyle w:val="LO-normal"/>
+        <w:numPr>
+          <w:ilvl w:val="0"/>
+          <w:numId w:val="21"/>
+        </w:numPr>
+        <w:rPr>
+          <w:lang w:val="es-AR"/>
+        </w:rPr>
+      </w:pPr>
+      <w:proofErr w:type="spellStart"/>
+      <w:r>
+        <w:rPr>
+          <w:b/>
+          <w:bCs/>
+          <w:lang w:val="es-AR"/>
+        </w:rPr>
+        <w:t>Baseline</w:t>
+      </w:r>
+      <w:proofErr w:type="spellEnd"/>
+      <w:r>
+        <w:rPr>
+          <w:b/>
+          <w:bCs/>
+          <w:lang w:val="es-AR"/>
+        </w:rPr>
+        <w:t xml:space="preserve"> comparado y justificado</w:t>
+      </w:r>
+      <w:r>
+        <w:rPr>
+          <w:lang w:val="es-AR"/>
+        </w:rPr>
+        <w:t xml:space="preserve">: </w:t>
+      </w:r>
+      <w:r>
+        <w:t>cuantificación</w:t>
+      </w:r>
+      <w:r>
+        <w:rPr>
+          <w:lang w:val="es-AR"/>
+        </w:rPr>
+        <w:t xml:space="preserve"> clara del </w:t>
+      </w:r>
+      <w:r>
+        <w:rPr>
+          <w:b/>
+          <w:bCs/>
+          <w:lang w:val="es-AR"/>
+        </w:rPr>
+        <w:t>valor incremental</w:t>
+      </w:r>
+      <w:r>
+        <w:rPr>
+          <w:lang w:val="es-AR"/>
+        </w:rPr>
+        <w:t xml:space="preserve"> de </w:t>
+      </w:r>
+      <w:proofErr w:type="spellStart"/>
+      <w:r>
+        <w:rPr>
+          <w:i/>
+          <w:iCs/>
+          <w:lang w:val="es-AR"/>
+        </w:rPr>
+        <w:t>transformers</w:t>
+      </w:r>
+      <w:proofErr w:type="spellEnd"/>
+      <w:r>
+        <w:rPr>
+          <w:lang w:val="es-AR"/>
+        </w:rPr>
+        <w:t xml:space="preserve"> frente a </w:t>
+      </w:r>
+      <w:proofErr w:type="spellStart"/>
+      <w:r>
+        <w:rPr>
+          <w:lang w:val="es-AR"/>
+        </w:rPr>
+        <w:t>baselines</w:t>
+      </w:r>
+      <w:proofErr w:type="spellEnd"/>
+      <w:r>
+        <w:rPr>
+          <w:lang w:val="es-AR"/>
+        </w:rPr>
+        <w:t xml:space="preserve"> “clásicos” para HS04 (Top-N y métricas balanceadas). </w:t>
+      </w:r>
+    </w:p>
+    <w:p>
+      <w:pPr>
+        <w:pStyle w:val="LO-normal"/>
+        <w:ind w:left="360"/>
+        <w:rPr>
+          <w:lang w:val="es-AR"/>
+        </w:rPr>
+      </w:pPr>
+    </w:p>
+    <w:p>
+      <w:pPr>
+        <w:pStyle w:val="LO-normal"/>
+        <w:numPr>
+          <w:ilvl w:val="0"/>
+          <w:numId w:val="21"/>
+        </w:numPr>
+      </w:pPr>
+      <w:r>
+        <w:rPr>
+          <w:b/>
+          <w:bCs/>
+          <w:lang w:val="es-AR"/>
+        </w:rPr>
+        <w:t>Entendimiento accionable del error</w:t>
+      </w:r>
+      <w:r>
+        <w:rPr>
+          <w:lang w:val="es-AR"/>
+        </w:rPr>
+        <w:t>:</w:t>
+      </w:r>
+      <w:r>
+        <w:t xml:space="preserve"> </w:t>
+      </w:r>
+    </w:p>
+    <w:p>
+      <w:pPr>
+        <w:pStyle w:val="LO-normal"/>
+        <w:ind w:left="360"/>
+      </w:pPr>
+      <w:r>
+        <w:rPr>
+          <w:lang w:val="es-AR"/>
+        </w:rPr>
+        <w:t xml:space="preserve">Mapas de </w:t>
+      </w:r>
+      <w:r>
+        <w:t>confusión</w:t>
+      </w:r>
+      <w:r>
+        <w:rPr>
+          <w:lang w:val="es-AR"/>
+        </w:rPr>
+        <w:t xml:space="preserve"> por sección del HS.</w:t>
+      </w:r>
+    </w:p>
+    <w:p>
+      <w:pPr>
+        <w:pStyle w:val="LO-normal"/>
+        <w:ind w:left="360"/>
+      </w:pPr>
+      <w:r>
+        <w:t>Curvas confianza-cobertura para definir umbrales operativos.</w:t>
+      </w:r>
+    </w:p>
+    <w:p>
+      <w:pPr>
+        <w:pStyle w:val="LO-normal"/>
+        <w:ind w:left="360"/>
+      </w:pPr>
+      <w:r>
+        <w:t>Recomendaciones para mejorar la calidad de descripciones.</w:t>
+      </w:r>
+    </w:p>
+    <w:p>
+      <w:pPr>
+        <w:pStyle w:val="LO-normal"/>
+      </w:pPr>
+    </w:p>
+    <w:p>
+      <w:pPr>
+        <w:pStyle w:val="LO-normal"/>
+        <w:numPr>
+          <w:ilvl w:val="0"/>
+          <w:numId w:val="21"/>
+        </w:numPr>
+        <w:rPr>
+          <w:lang w:val="es-AR"/>
+        </w:rPr>
+      </w:pPr>
+      <w:r>
+        <w:rPr>
+          <w:b/>
+          <w:bCs/>
+          <w:lang w:val="es-AR"/>
+        </w:rPr>
+        <w:t>Transferencia institucional</w:t>
+      </w:r>
+      <w:r>
+        <w:rPr>
+          <w:lang w:val="es-AR"/>
+        </w:rPr>
+        <w:t xml:space="preserve">: documento de </w:t>
+      </w:r>
+      <w:r>
+        <w:t>buenas</w:t>
+      </w:r>
+      <w:r>
+        <w:rPr>
+          <w:lang w:val="es-AR"/>
+        </w:rPr>
+        <w:t xml:space="preserve"> prácticas</w:t>
+      </w:r>
+      <w:r>
+        <w:rPr>
+          <w:lang w:val="es-AR"/>
+        </w:rPr>
+        <w:t xml:space="preserve"> </w:t>
+      </w:r>
+      <w:r>
+        <w:rPr>
+          <w:lang w:val="es-AR"/>
+        </w:rPr>
+        <w:t>y anexos para facilitar continuidad e iteraciones futuras.</w:t>
+      </w:r>
+    </w:p>
+    <w:p>
+      <w:pPr>
+        <w:pStyle w:val="Ttulo3"/>
+        <w:rPr>
+          <w:lang w:val="es-AR"/>
+        </w:rPr>
+      </w:pPr>
+      <w:r>
+        <w:rPr>
+          <w:lang w:val="es-AR"/>
+        </w:rPr>
+        <w:lastRenderedPageBreak/>
+        <w:t>Consideraciones éticas y de datos</w:t>
+      </w:r>
+    </w:p>
+    <w:p>
+      <w:pPr>
+        <w:pStyle w:val="LO-normal"/>
+        <w:rPr>
+          <w:lang w:val="es-AR"/>
+        </w:rPr>
+      </w:pPr>
+      <w:r>
+        <w:rPr>
+          <w:lang w:val="es-AR"/>
+        </w:rPr>
+        <w:t xml:space="preserve">Se trabajará con </w:t>
+      </w:r>
+      <w:r>
+        <w:rPr>
+          <w:b/>
+          <w:bCs/>
+          <w:lang w:val="es-AR"/>
+        </w:rPr>
+        <w:t>textos no identificables</w:t>
+      </w:r>
+      <w:r>
+        <w:rPr>
+          <w:lang w:val="es-AR"/>
+        </w:rPr>
+        <w:t xml:space="preserve">, respetando </w:t>
+      </w:r>
+      <w:r>
+        <w:t>la</w:t>
+      </w:r>
+      <w:r>
+        <w:rPr>
+          <w:lang w:val="es-AR"/>
+        </w:rPr>
+        <w:t xml:space="preserve"> normativa vigente. La tesis no busca reemplazar la decisión experta, sino </w:t>
+      </w:r>
+      <w:r>
+        <w:rPr>
+          <w:b/>
+          <w:bCs/>
+          <w:lang w:val="es-AR"/>
+        </w:rPr>
+        <w:t>asistirla</w:t>
+      </w:r>
+      <w:r>
+        <w:rPr>
+          <w:lang w:val="es-AR"/>
+        </w:rPr>
+        <w:t xml:space="preserve">: cuando el sistema no tenga confianza suficiente, </w:t>
+      </w:r>
+      <w:r>
+        <w:rPr>
+          <w:b/>
+          <w:bCs/>
+          <w:lang w:val="es-AR"/>
+        </w:rPr>
+        <w:t>deberá intervenir la revisión humana</w:t>
+      </w:r>
+      <w:r>
+        <w:rPr>
+          <w:lang w:val="es-AR"/>
+        </w:rPr>
+        <w:t xml:space="preserve">. El objetivo es </w:t>
+      </w:r>
+      <w:r>
+        <w:rPr>
+          <w:b/>
+          <w:bCs/>
+          <w:lang w:val="es-AR"/>
+        </w:rPr>
+        <w:t>reducir errores</w:t>
+      </w:r>
+      <w:r>
+        <w:rPr>
+          <w:lang w:val="es-AR"/>
+        </w:rPr>
+        <w:t>, acelerar tareas repetitivas y liberar tiempo experto para casos complejos.</w:t>
+      </w:r>
+    </w:p>
+    <w:p>
+      <w:pPr>
+        <w:pStyle w:val="LO-normal"/>
+        <w:rPr>
+          <w:lang w:val="es-AR"/>
+        </w:rPr>
+      </w:pPr>
+    </w:p>
+    <w:sdt>
+      <w:sdtPr>
+        <w:rPr>
+          <w:b w:val="0"/>
+          <w:sz w:val="22"/>
+          <w:szCs w:val="22"/>
+        </w:rPr>
+        <w:id w:val="637231033"/>
+        <w:docPartObj>
+          <w:docPartGallery w:val="Bibliographies"/>
+          <w:docPartUnique/>
+        </w:docPartObj>
+      </w:sdtPr>
+      <w:sdtEndPr>
+        <w:rPr>
+          <w:sz w:val="24"/>
+          <w:lang w:val="es-AR" w:bidi="hi-IN"/>
+        </w:rPr>
+      </w:sdtEndPr>
+      <w:sdtContent>
+        <w:p>
+          <w:pPr>
+            <w:pStyle w:val="Ttulo3"/>
+            <w:rPr>
+              <w:lang w:val="en-GB"/>
+            </w:rPr>
+          </w:pPr>
+          <w:proofErr w:type="spellStart"/>
+          <w:r>
+            <w:rPr>
+              <w:lang w:val="en-GB"/>
+            </w:rPr>
+            <w:t>Referencias</w:t>
+          </w:r>
+          <w:proofErr w:type="spellEnd"/>
+        </w:p>
+        <w:sdt>
+          <w:sdtPr>
+            <w:id w:val="-573587230"/>
+            <w:bibliography/>
+          </w:sdtPr>
+          <w:sdtEndPr>
+            <w:rPr>
+              <w:lang w:val="es-AR"/>
+            </w:rPr>
+          </w:sdtEndPr>
+          <w:sdtContent>
+            <w:p>
+              <w:pPr>
+                <w:pStyle w:val="LO-normal"/>
+                <w:rPr>
+                  <w:lang w:val="en-GB"/>
+                </w:rPr>
+              </w:pPr>
+              <w:r>
+                <w:rPr>
+                  <w:lang w:val="es-AR"/>
+                </w:rPr>
+                <w:fldChar w:fldCharType="begin"/>
+              </w:r>
+              <w:r>
+                <w:rPr>
+                  <w:lang w:val="en-GB"/>
+                </w:rPr>
+                <w:instrText>BIBLIOGRAPHY</w:instrText>
+              </w:r>
+              <w:r>
+                <w:rPr>
+                  <w:lang w:val="es-AR"/>
+                </w:rPr>
+                <w:fldChar w:fldCharType="separate"/>
+              </w:r>
+              <w:r>
+                <w:rPr>
+                  <w:lang w:val="en-GB"/>
+                </w:rPr>
+                <w:t>Bojanowski</w:t>
+              </w:r>
+              <w:r>
+                <w:rPr>
+                  <w:lang w:val="en-GB"/>
+                </w:rPr>
+                <w:t xml:space="preserve"> </w:t>
+              </w:r>
+              <w:r>
+                <w:rPr>
+                  <w:lang w:val="en-GB"/>
+                </w:rPr>
+                <w:t xml:space="preserve">(2017). Enriching Word Vectors with </w:t>
+              </w:r>
+              <w:proofErr w:type="spellStart"/>
+              <w:r>
+                <w:rPr>
+                  <w:lang w:val="en-GB"/>
+                </w:rPr>
+                <w:t>Subword</w:t>
+              </w:r>
+              <w:proofErr w:type="spellEnd"/>
+              <w:r>
+                <w:rPr>
+                  <w:lang w:val="en-GB"/>
+                </w:rPr>
+                <w:t xml:space="preserve"> Information.</w:t>
+              </w:r>
+            </w:p>
+            <w:p>
+              <w:pPr>
+                <w:pStyle w:val="LO-normal"/>
+                <w:rPr>
+                  <w:lang w:val="en-GB"/>
+                </w:rPr>
+              </w:pPr>
+              <w:r>
+                <w:rPr>
+                  <w:lang w:val="en-GB"/>
+                </w:rPr>
+                <w:t>Devli (2019). Pre-training of Deep Bidirectional Transformers for Language</w:t>
+              </w:r>
+              <w:r>
+                <w:rPr>
+                  <w:lang w:val="en-GB"/>
+                </w:rPr>
+                <w:t xml:space="preserve"> </w:t>
+              </w:r>
+              <w:r>
+                <w:rPr>
+                  <w:lang w:val="en-GB"/>
+                </w:rPr>
+                <w:t>Understanding.</w:t>
+              </w:r>
+            </w:p>
+            <w:p>
+              <w:pPr>
+                <w:pStyle w:val="LO-normal"/>
+                <w:rPr>
+                  <w:lang w:val="en-GB"/>
+                </w:rPr>
+              </w:pPr>
+              <w:r>
+                <w:rPr>
+                  <w:lang w:val="en-GB"/>
+                </w:rPr>
+                <w:t>Le (2014). Distributed Representations of Sentences and Documents.</w:t>
+              </w:r>
+            </w:p>
+            <w:p>
+              <w:pPr>
+                <w:pStyle w:val="LO-normal"/>
+                <w:rPr>
+                  <w:lang w:val="en-GB"/>
+                </w:rPr>
+              </w:pPr>
+              <w:r>
+                <w:rPr>
+                  <w:lang w:val="en-GB"/>
+                </w:rPr>
+                <w:t>Mikolov (2013). Efficient Estimation of Word Representations in Vector Space.</w:t>
+              </w:r>
+            </w:p>
+            <w:p>
+              <w:pPr>
+                <w:pStyle w:val="LO-normal"/>
+                <w:rPr>
+                  <w:lang w:val="en-GB"/>
+                </w:rPr>
+              </w:pPr>
+              <w:r>
+                <w:rPr>
+                  <w:lang w:val="en-GB"/>
+                </w:rPr>
+                <w:t>OMA (2025). WCO BACUDA Project. Retrieved from https://bacuda.wcoomd.org/</w:t>
+              </w:r>
+            </w:p>
+            <w:p>
+              <w:pPr>
+                <w:pStyle w:val="LO-normal"/>
+                <w:rPr>
+                  <w:lang w:val="en-GB"/>
+                </w:rPr>
+              </w:pPr>
+              <w:r>
+                <w:rPr>
+                  <w:lang w:val="en-GB"/>
+                </w:rPr>
+                <w:t xml:space="preserve">Sanh (2020). </w:t>
+              </w:r>
+              <w:proofErr w:type="spellStart"/>
+              <w:r>
+                <w:rPr>
+                  <w:lang w:val="en-GB"/>
+                </w:rPr>
+                <w:t>DistilBERT</w:t>
+              </w:r>
+              <w:proofErr w:type="spellEnd"/>
+              <w:r>
+                <w:rPr>
+                  <w:lang w:val="en-GB"/>
+                </w:rPr>
+                <w:t>, a distilled version of BERT: smaller, faster, cheaper and lighter.</w:t>
+              </w:r>
+            </w:p>
+            <w:p>
+              <w:pPr>
+                <w:pStyle w:val="LO-normal"/>
+                <w:rPr>
+                  <w:lang w:val="es-AR"/>
+                </w:rPr>
+              </w:pPr>
+              <w:r>
+                <w:rPr>
+                  <w:lang w:val="es-AR"/>
+                </w:rPr>
+                <w:t xml:space="preserve">VUCE (2025). </w:t>
+              </w:r>
+              <w:proofErr w:type="spellStart"/>
+              <w:r>
+                <w:rPr>
+                  <w:lang w:val="es-AR"/>
+                </w:rPr>
+                <w:t>Retrieved</w:t>
+              </w:r>
+              <w:proofErr w:type="spellEnd"/>
+              <w:r>
+                <w:rPr>
+                  <w:lang w:val="es-AR"/>
+                </w:rPr>
+                <w:t xml:space="preserve"> </w:t>
+              </w:r>
+              <w:proofErr w:type="spellStart"/>
+              <w:r>
+                <w:rPr>
+                  <w:lang w:val="es-AR"/>
+                </w:rPr>
+                <w:t>from</w:t>
+              </w:r>
+              <w:proofErr w:type="spellEnd"/>
+              <w:r>
+                <w:rPr>
+                  <w:lang w:val="es-AR"/>
+                </w:rPr>
+                <w:t xml:space="preserve"> Ventanilla Única del Comercio Exterior - Argentina: https://www.vuce.gob.ar/</w:t>
+              </w:r>
+            </w:p>
+            <w:p>
+              <w:pPr>
+                <w:pStyle w:val="LO-normal"/>
+                <w:rPr>
+                  <w:lang w:val="es-AR"/>
+                </w:rPr>
+              </w:pPr>
+              <w:r>
+                <w:rPr>
+                  <w:lang w:val="es-AR"/>
+                </w:rPr>
+                <w:fldChar w:fldCharType="end"/>
+              </w:r>
+            </w:p>
+          </w:sdtContent>
+        </w:sdt>
+      </w:sdtContent>
+    </w:sdt>
+    <w:p/>
     <w:sectPr>
       <w:pgSz w:w="11910" w:h="16840"/>
       <w:pgMar w:top="1580" w:right="1680" w:bottom="280" w:left="1680" w:header="720" w:footer="720" w:gutter="0"/>
@@ -621,6 +3706,2469 @@
     </w:sectPr>
   </w:body>
 </w:document>
+</file>
+
+<file path=word/numbering.xml><?xml version="1.0" encoding="utf-8"?>
+<w:numbering xmlns:wpc="http://schemas.microsoft.com/office/word/2010/wordprocessingCanvas" xmlns:cx="http://schemas.microsoft.com/office/drawing/2014/chartex" xmlns:cx1="http://schemas.microsoft.com/office/drawing/2015/9/8/chartex" xmlns:cx2="http://schemas.microsoft.com/office/drawing/2015/10/21/chartex" xmlns:cx3="http://schemas.microsoft.com/office/drawing/2016/5/9/chartex" xmlns:cx4="http://schemas.microsoft.com/office/drawing/2016/5/10/chartex" xmlns:cx5="http://schemas.microsoft.com/office/drawing/2016/5/11/chartex" xmlns:cx6="http://schemas.microsoft.com/office/drawing/2016/5/12/chartex" xmlns:cx7="http://schemas.microsoft.com/office/drawing/2016/5/13/chartex" xmlns:cx8="http://schemas.microsoft.com/office/drawing/2016/5/14/chartex" xmlns:mc="http://schemas.openxmlformats.org/markup-compatibility/2006" xmlns:aink="http://schemas.microsoft.com/office/drawing/2016/ink" xmlns:am3d="http://schemas.microsoft.com/office/drawing/2017/model3d" xmlns:o="urn:schemas-microsoft-com:office:office" xmlns:oel="http://schemas.microsoft.com/office/2019/extlst" xmlns:r="http://schemas.openxmlformats.org/officeDocument/2006/relationships" xmlns:m="http://schemas.openxmlformats.org/officeDocument/2006/math" xmlns:v="urn:schemas-microsoft-com:vml" xmlns:wp14="http://schemas.microsoft.com/office/word/2010/wordprocessingDrawing" xmlns:wp="http://schemas.openxmlformats.org/drawingml/2006/wordprocessingDrawing" xmlns:w10="urn:schemas-microsoft-com:office:word" xmlns:w="http://schemas.openxmlformats.org/wordprocessingml/2006/main" xmlns:w14="http://schemas.microsoft.com/office/word/2010/wordml" xmlns:w15="http://schemas.microsoft.com/office/word/2012/wordml" xmlns:w16cex="http://schemas.microsoft.com/office/word/2018/wordml/cex" xmlns:w16cid="http://schemas.microsoft.com/office/word/2016/wordml/cid" xmlns:w16="http://schemas.microsoft.com/office/word/2018/wordml" xmlns:w16du="http://schemas.microsoft.com/office/word/2023/wordml/word16du" xmlns:w16sdtdh="http://schemas.microsoft.com/office/word/2020/wordml/sdtdatahash" xmlns:w16sdtfl="http://schemas.microsoft.com/office/word/2024/wordml/sdtformatlock" xmlns:w16se="http://schemas.microsoft.com/office/word/2015/wordml/symex" xmlns:wpg="http://schemas.microsoft.com/office/word/2010/wordprocessingGroup" xmlns:wpi="http://schemas.microsoft.com/office/word/2010/wordprocessingInk" xmlns:wne="http://schemas.microsoft.com/office/word/2006/wordml" xmlns:wps="http://schemas.microsoft.com/office/word/2010/wordprocessingShape" mc:Ignorable="w14 w15 w16se w16cid w16 w16cex w16sdtdh w16sdtfl w16du wp14">
+  <w:abstractNum w:abstractNumId="0" w15:restartNumberingAfterBreak="0">
+    <w:nsid w:val="04FD1DF5"/>
+    <w:multiLevelType w:val="hybridMultilevel"/>
+    <w:tmpl w:val="DDFA6456"/>
+    <w:lvl w:ilvl="0" w:tplc="2C0A000F">
+      <w:start w:val="1"/>
+      <w:numFmt w:val="decimal"/>
+      <w:lvlText w:val="%1."/>
+      <w:lvlJc w:val="left"/>
+      <w:pPr>
+        <w:ind w:left="720" w:hanging="360"/>
+      </w:pPr>
+    </w:lvl>
+    <w:lvl w:ilvl="1" w:tplc="2C0A0019" w:tentative="1">
+      <w:start w:val="1"/>
+      <w:numFmt w:val="lowerLetter"/>
+      <w:lvlText w:val="%2."/>
+      <w:lvlJc w:val="left"/>
+      <w:pPr>
+        <w:ind w:left="1440" w:hanging="360"/>
+      </w:pPr>
+    </w:lvl>
+    <w:lvl w:ilvl="2" w:tplc="2C0A001B" w:tentative="1">
+      <w:start w:val="1"/>
+      <w:numFmt w:val="lowerRoman"/>
+      <w:lvlText w:val="%3."/>
+      <w:lvlJc w:val="right"/>
+      <w:pPr>
+        <w:ind w:left="2160" w:hanging="180"/>
+      </w:pPr>
+    </w:lvl>
+    <w:lvl w:ilvl="3" w:tplc="2C0A000F" w:tentative="1">
+      <w:start w:val="1"/>
+      <w:numFmt w:val="decimal"/>
+      <w:lvlText w:val="%4."/>
+      <w:lvlJc w:val="left"/>
+      <w:pPr>
+        <w:ind w:left="2880" w:hanging="360"/>
+      </w:pPr>
+    </w:lvl>
+    <w:lvl w:ilvl="4" w:tplc="2C0A0019" w:tentative="1">
+      <w:start w:val="1"/>
+      <w:numFmt w:val="lowerLetter"/>
+      <w:lvlText w:val="%5."/>
+      <w:lvlJc w:val="left"/>
+      <w:pPr>
+        <w:ind w:left="3600" w:hanging="360"/>
+      </w:pPr>
+    </w:lvl>
+    <w:lvl w:ilvl="5" w:tplc="2C0A001B" w:tentative="1">
+      <w:start w:val="1"/>
+      <w:numFmt w:val="lowerRoman"/>
+      <w:lvlText w:val="%6."/>
+      <w:lvlJc w:val="right"/>
+      <w:pPr>
+        <w:ind w:left="4320" w:hanging="180"/>
+      </w:pPr>
+    </w:lvl>
+    <w:lvl w:ilvl="6" w:tplc="2C0A000F" w:tentative="1">
+      <w:start w:val="1"/>
+      <w:numFmt w:val="decimal"/>
+      <w:lvlText w:val="%7."/>
+      <w:lvlJc w:val="left"/>
+      <w:pPr>
+        <w:ind w:left="5040" w:hanging="360"/>
+      </w:pPr>
+    </w:lvl>
+    <w:lvl w:ilvl="7" w:tplc="2C0A0019" w:tentative="1">
+      <w:start w:val="1"/>
+      <w:numFmt w:val="lowerLetter"/>
+      <w:lvlText w:val="%8."/>
+      <w:lvlJc w:val="left"/>
+      <w:pPr>
+        <w:ind w:left="5760" w:hanging="360"/>
+      </w:pPr>
+    </w:lvl>
+    <w:lvl w:ilvl="8" w:tplc="2C0A001B" w:tentative="1">
+      <w:start w:val="1"/>
+      <w:numFmt w:val="lowerRoman"/>
+      <w:lvlText w:val="%9."/>
+      <w:lvlJc w:val="right"/>
+      <w:pPr>
+        <w:ind w:left="6480" w:hanging="180"/>
+      </w:pPr>
+    </w:lvl>
+  </w:abstractNum>
+  <w:abstractNum w:abstractNumId="1" w15:restartNumberingAfterBreak="0">
+    <w:nsid w:val="0687277E"/>
+    <w:multiLevelType w:val="multilevel"/>
+    <w:tmpl w:val="AC048084"/>
+    <w:lvl w:ilvl="0">
+      <w:start w:val="1"/>
+      <w:numFmt w:val="decimal"/>
+      <w:lvlText w:val="%1."/>
+      <w:lvlJc w:val="left"/>
+      <w:pPr>
+        <w:tabs>
+          <w:tab w:val="num" w:pos="720"/>
+        </w:tabs>
+        <w:ind w:left="720" w:hanging="360"/>
+      </w:pPr>
+    </w:lvl>
+    <w:lvl w:ilvl="1" w:tentative="1">
+      <w:start w:val="1"/>
+      <w:numFmt w:val="decimal"/>
+      <w:lvlText w:val="%2."/>
+      <w:lvlJc w:val="left"/>
+      <w:pPr>
+        <w:tabs>
+          <w:tab w:val="num" w:pos="1440"/>
+        </w:tabs>
+        <w:ind w:left="1440" w:hanging="360"/>
+      </w:pPr>
+    </w:lvl>
+    <w:lvl w:ilvl="2" w:tentative="1">
+      <w:start w:val="1"/>
+      <w:numFmt w:val="decimal"/>
+      <w:lvlText w:val="%3."/>
+      <w:lvlJc w:val="left"/>
+      <w:pPr>
+        <w:tabs>
+          <w:tab w:val="num" w:pos="2160"/>
+        </w:tabs>
+        <w:ind w:left="2160" w:hanging="360"/>
+      </w:pPr>
+    </w:lvl>
+    <w:lvl w:ilvl="3" w:tentative="1">
+      <w:start w:val="1"/>
+      <w:numFmt w:val="decimal"/>
+      <w:lvlText w:val="%4."/>
+      <w:lvlJc w:val="left"/>
+      <w:pPr>
+        <w:tabs>
+          <w:tab w:val="num" w:pos="2880"/>
+        </w:tabs>
+        <w:ind w:left="2880" w:hanging="360"/>
+      </w:pPr>
+    </w:lvl>
+    <w:lvl w:ilvl="4" w:tentative="1">
+      <w:start w:val="1"/>
+      <w:numFmt w:val="decimal"/>
+      <w:lvlText w:val="%5."/>
+      <w:lvlJc w:val="left"/>
+      <w:pPr>
+        <w:tabs>
+          <w:tab w:val="num" w:pos="3600"/>
+        </w:tabs>
+        <w:ind w:left="3600" w:hanging="360"/>
+      </w:pPr>
+    </w:lvl>
+    <w:lvl w:ilvl="5" w:tentative="1">
+      <w:start w:val="1"/>
+      <w:numFmt w:val="decimal"/>
+      <w:lvlText w:val="%6."/>
+      <w:lvlJc w:val="left"/>
+      <w:pPr>
+        <w:tabs>
+          <w:tab w:val="num" w:pos="4320"/>
+        </w:tabs>
+        <w:ind w:left="4320" w:hanging="360"/>
+      </w:pPr>
+    </w:lvl>
+    <w:lvl w:ilvl="6" w:tentative="1">
+      <w:start w:val="1"/>
+      <w:numFmt w:val="decimal"/>
+      <w:lvlText w:val="%7."/>
+      <w:lvlJc w:val="left"/>
+      <w:pPr>
+        <w:tabs>
+          <w:tab w:val="num" w:pos="5040"/>
+        </w:tabs>
+        <w:ind w:left="5040" w:hanging="360"/>
+      </w:pPr>
+    </w:lvl>
+    <w:lvl w:ilvl="7" w:tentative="1">
+      <w:start w:val="1"/>
+      <w:numFmt w:val="decimal"/>
+      <w:lvlText w:val="%8."/>
+      <w:lvlJc w:val="left"/>
+      <w:pPr>
+        <w:tabs>
+          <w:tab w:val="num" w:pos="5760"/>
+        </w:tabs>
+        <w:ind w:left="5760" w:hanging="360"/>
+      </w:pPr>
+    </w:lvl>
+    <w:lvl w:ilvl="8" w:tentative="1">
+      <w:start w:val="1"/>
+      <w:numFmt w:val="decimal"/>
+      <w:lvlText w:val="%9."/>
+      <w:lvlJc w:val="left"/>
+      <w:pPr>
+        <w:tabs>
+          <w:tab w:val="num" w:pos="6480"/>
+        </w:tabs>
+        <w:ind w:left="6480" w:hanging="360"/>
+      </w:pPr>
+    </w:lvl>
+  </w:abstractNum>
+  <w:abstractNum w:abstractNumId="2" w15:restartNumberingAfterBreak="0">
+    <w:nsid w:val="09B9346B"/>
+    <w:multiLevelType w:val="multilevel"/>
+    <w:tmpl w:val="3EC221F8"/>
+    <w:lvl w:ilvl="0">
+      <w:start w:val="2"/>
+      <w:numFmt w:val="decimal"/>
+      <w:lvlText w:val="%1."/>
+      <w:lvlJc w:val="left"/>
+      <w:pPr>
+        <w:tabs>
+          <w:tab w:val="num" w:pos="720"/>
+        </w:tabs>
+        <w:ind w:left="720" w:hanging="360"/>
+      </w:pPr>
+    </w:lvl>
+    <w:lvl w:ilvl="1" w:tentative="1">
+      <w:start w:val="1"/>
+      <w:numFmt w:val="decimal"/>
+      <w:lvlText w:val="%2."/>
+      <w:lvlJc w:val="left"/>
+      <w:pPr>
+        <w:tabs>
+          <w:tab w:val="num" w:pos="1440"/>
+        </w:tabs>
+        <w:ind w:left="1440" w:hanging="360"/>
+      </w:pPr>
+    </w:lvl>
+    <w:lvl w:ilvl="2" w:tentative="1">
+      <w:start w:val="1"/>
+      <w:numFmt w:val="decimal"/>
+      <w:lvlText w:val="%3."/>
+      <w:lvlJc w:val="left"/>
+      <w:pPr>
+        <w:tabs>
+          <w:tab w:val="num" w:pos="2160"/>
+        </w:tabs>
+        <w:ind w:left="2160" w:hanging="360"/>
+      </w:pPr>
+    </w:lvl>
+    <w:lvl w:ilvl="3" w:tentative="1">
+      <w:start w:val="1"/>
+      <w:numFmt w:val="decimal"/>
+      <w:lvlText w:val="%4."/>
+      <w:lvlJc w:val="left"/>
+      <w:pPr>
+        <w:tabs>
+          <w:tab w:val="num" w:pos="2880"/>
+        </w:tabs>
+        <w:ind w:left="2880" w:hanging="360"/>
+      </w:pPr>
+    </w:lvl>
+    <w:lvl w:ilvl="4" w:tentative="1">
+      <w:start w:val="1"/>
+      <w:numFmt w:val="decimal"/>
+      <w:lvlText w:val="%5."/>
+      <w:lvlJc w:val="left"/>
+      <w:pPr>
+        <w:tabs>
+          <w:tab w:val="num" w:pos="3600"/>
+        </w:tabs>
+        <w:ind w:left="3600" w:hanging="360"/>
+      </w:pPr>
+    </w:lvl>
+    <w:lvl w:ilvl="5" w:tentative="1">
+      <w:start w:val="1"/>
+      <w:numFmt w:val="decimal"/>
+      <w:lvlText w:val="%6."/>
+      <w:lvlJc w:val="left"/>
+      <w:pPr>
+        <w:tabs>
+          <w:tab w:val="num" w:pos="4320"/>
+        </w:tabs>
+        <w:ind w:left="4320" w:hanging="360"/>
+      </w:pPr>
+    </w:lvl>
+    <w:lvl w:ilvl="6" w:tentative="1">
+      <w:start w:val="1"/>
+      <w:numFmt w:val="decimal"/>
+      <w:lvlText w:val="%7."/>
+      <w:lvlJc w:val="left"/>
+      <w:pPr>
+        <w:tabs>
+          <w:tab w:val="num" w:pos="5040"/>
+        </w:tabs>
+        <w:ind w:left="5040" w:hanging="360"/>
+      </w:pPr>
+    </w:lvl>
+    <w:lvl w:ilvl="7" w:tentative="1">
+      <w:start w:val="1"/>
+      <w:numFmt w:val="decimal"/>
+      <w:lvlText w:val="%8."/>
+      <w:lvlJc w:val="left"/>
+      <w:pPr>
+        <w:tabs>
+          <w:tab w:val="num" w:pos="5760"/>
+        </w:tabs>
+        <w:ind w:left="5760" w:hanging="360"/>
+      </w:pPr>
+    </w:lvl>
+    <w:lvl w:ilvl="8" w:tentative="1">
+      <w:start w:val="1"/>
+      <w:numFmt w:val="decimal"/>
+      <w:lvlText w:val="%9."/>
+      <w:lvlJc w:val="left"/>
+      <w:pPr>
+        <w:tabs>
+          <w:tab w:val="num" w:pos="6480"/>
+        </w:tabs>
+        <w:ind w:left="6480" w:hanging="360"/>
+      </w:pPr>
+    </w:lvl>
+  </w:abstractNum>
+  <w:abstractNum w:abstractNumId="3" w15:restartNumberingAfterBreak="0">
+    <w:nsid w:val="0FE44147"/>
+    <w:multiLevelType w:val="hybridMultilevel"/>
+    <w:tmpl w:val="F52AE296"/>
+    <w:lvl w:ilvl="0" w:tplc="2C0A000F">
+      <w:start w:val="1"/>
+      <w:numFmt w:val="decimal"/>
+      <w:lvlText w:val="%1."/>
+      <w:lvlJc w:val="left"/>
+      <w:pPr>
+        <w:ind w:left="720" w:hanging="360"/>
+      </w:pPr>
+    </w:lvl>
+    <w:lvl w:ilvl="1" w:tplc="2C0A0019" w:tentative="1">
+      <w:start w:val="1"/>
+      <w:numFmt w:val="lowerLetter"/>
+      <w:lvlText w:val="%2."/>
+      <w:lvlJc w:val="left"/>
+      <w:pPr>
+        <w:ind w:left="1440" w:hanging="360"/>
+      </w:pPr>
+    </w:lvl>
+    <w:lvl w:ilvl="2" w:tplc="2C0A001B" w:tentative="1">
+      <w:start w:val="1"/>
+      <w:numFmt w:val="lowerRoman"/>
+      <w:lvlText w:val="%3."/>
+      <w:lvlJc w:val="right"/>
+      <w:pPr>
+        <w:ind w:left="2160" w:hanging="180"/>
+      </w:pPr>
+    </w:lvl>
+    <w:lvl w:ilvl="3" w:tplc="2C0A000F" w:tentative="1">
+      <w:start w:val="1"/>
+      <w:numFmt w:val="decimal"/>
+      <w:lvlText w:val="%4."/>
+      <w:lvlJc w:val="left"/>
+      <w:pPr>
+        <w:ind w:left="2880" w:hanging="360"/>
+      </w:pPr>
+    </w:lvl>
+    <w:lvl w:ilvl="4" w:tplc="2C0A0019" w:tentative="1">
+      <w:start w:val="1"/>
+      <w:numFmt w:val="lowerLetter"/>
+      <w:lvlText w:val="%5."/>
+      <w:lvlJc w:val="left"/>
+      <w:pPr>
+        <w:ind w:left="3600" w:hanging="360"/>
+      </w:pPr>
+    </w:lvl>
+    <w:lvl w:ilvl="5" w:tplc="2C0A001B" w:tentative="1">
+      <w:start w:val="1"/>
+      <w:numFmt w:val="lowerRoman"/>
+      <w:lvlText w:val="%6."/>
+      <w:lvlJc w:val="right"/>
+      <w:pPr>
+        <w:ind w:left="4320" w:hanging="180"/>
+      </w:pPr>
+    </w:lvl>
+    <w:lvl w:ilvl="6" w:tplc="2C0A000F" w:tentative="1">
+      <w:start w:val="1"/>
+      <w:numFmt w:val="decimal"/>
+      <w:lvlText w:val="%7."/>
+      <w:lvlJc w:val="left"/>
+      <w:pPr>
+        <w:ind w:left="5040" w:hanging="360"/>
+      </w:pPr>
+    </w:lvl>
+    <w:lvl w:ilvl="7" w:tplc="2C0A0019" w:tentative="1">
+      <w:start w:val="1"/>
+      <w:numFmt w:val="lowerLetter"/>
+      <w:lvlText w:val="%8."/>
+      <w:lvlJc w:val="left"/>
+      <w:pPr>
+        <w:ind w:left="5760" w:hanging="360"/>
+      </w:pPr>
+    </w:lvl>
+    <w:lvl w:ilvl="8" w:tplc="2C0A001B" w:tentative="1">
+      <w:start w:val="1"/>
+      <w:numFmt w:val="lowerRoman"/>
+      <w:lvlText w:val="%9."/>
+      <w:lvlJc w:val="right"/>
+      <w:pPr>
+        <w:ind w:left="6480" w:hanging="180"/>
+      </w:pPr>
+    </w:lvl>
+  </w:abstractNum>
+  <w:abstractNum w:abstractNumId="4" w15:restartNumberingAfterBreak="0">
+    <w:nsid w:val="11466681"/>
+    <w:multiLevelType w:val="multilevel"/>
+    <w:tmpl w:val="499EC286"/>
+    <w:lvl w:ilvl="0">
+      <w:start w:val="1"/>
+      <w:numFmt w:val="bullet"/>
+      <w:lvlText w:val=""/>
+      <w:lvlJc w:val="left"/>
+      <w:pPr>
+        <w:tabs>
+          <w:tab w:val="num" w:pos="720"/>
+        </w:tabs>
+        <w:ind w:left="720" w:hanging="360"/>
+      </w:pPr>
+      <w:rPr>
+        <w:rFonts w:ascii="Symbol" w:hAnsi="Symbol" w:hint="default"/>
+        <w:sz w:val="20"/>
+      </w:rPr>
+    </w:lvl>
+    <w:lvl w:ilvl="1" w:tentative="1">
+      <w:start w:val="1"/>
+      <w:numFmt w:val="bullet"/>
+      <w:lvlText w:val="o"/>
+      <w:lvlJc w:val="left"/>
+      <w:pPr>
+        <w:tabs>
+          <w:tab w:val="num" w:pos="1440"/>
+        </w:tabs>
+        <w:ind w:left="1440" w:hanging="360"/>
+      </w:pPr>
+      <w:rPr>
+        <w:rFonts w:ascii="Courier New" w:hAnsi="Courier New" w:hint="default"/>
+        <w:sz w:val="20"/>
+      </w:rPr>
+    </w:lvl>
+    <w:lvl w:ilvl="2" w:tentative="1">
+      <w:start w:val="1"/>
+      <w:numFmt w:val="bullet"/>
+      <w:lvlText w:val=""/>
+      <w:lvlJc w:val="left"/>
+      <w:pPr>
+        <w:tabs>
+          <w:tab w:val="num" w:pos="2160"/>
+        </w:tabs>
+        <w:ind w:left="2160" w:hanging="360"/>
+      </w:pPr>
+      <w:rPr>
+        <w:rFonts w:ascii="Wingdings" w:hAnsi="Wingdings" w:hint="default"/>
+        <w:sz w:val="20"/>
+      </w:rPr>
+    </w:lvl>
+    <w:lvl w:ilvl="3" w:tentative="1">
+      <w:start w:val="1"/>
+      <w:numFmt w:val="bullet"/>
+      <w:lvlText w:val=""/>
+      <w:lvlJc w:val="left"/>
+      <w:pPr>
+        <w:tabs>
+          <w:tab w:val="num" w:pos="2880"/>
+        </w:tabs>
+        <w:ind w:left="2880" w:hanging="360"/>
+      </w:pPr>
+      <w:rPr>
+        <w:rFonts w:ascii="Wingdings" w:hAnsi="Wingdings" w:hint="default"/>
+        <w:sz w:val="20"/>
+      </w:rPr>
+    </w:lvl>
+    <w:lvl w:ilvl="4" w:tentative="1">
+      <w:start w:val="1"/>
+      <w:numFmt w:val="bullet"/>
+      <w:lvlText w:val=""/>
+      <w:lvlJc w:val="left"/>
+      <w:pPr>
+        <w:tabs>
+          <w:tab w:val="num" w:pos="3600"/>
+        </w:tabs>
+        <w:ind w:left="3600" w:hanging="360"/>
+      </w:pPr>
+      <w:rPr>
+        <w:rFonts w:ascii="Wingdings" w:hAnsi="Wingdings" w:hint="default"/>
+        <w:sz w:val="20"/>
+      </w:rPr>
+    </w:lvl>
+    <w:lvl w:ilvl="5" w:tentative="1">
+      <w:start w:val="1"/>
+      <w:numFmt w:val="bullet"/>
+      <w:lvlText w:val=""/>
+      <w:lvlJc w:val="left"/>
+      <w:pPr>
+        <w:tabs>
+          <w:tab w:val="num" w:pos="4320"/>
+        </w:tabs>
+        <w:ind w:left="4320" w:hanging="360"/>
+      </w:pPr>
+      <w:rPr>
+        <w:rFonts w:ascii="Wingdings" w:hAnsi="Wingdings" w:hint="default"/>
+        <w:sz w:val="20"/>
+      </w:rPr>
+    </w:lvl>
+    <w:lvl w:ilvl="6" w:tentative="1">
+      <w:start w:val="1"/>
+      <w:numFmt w:val="bullet"/>
+      <w:lvlText w:val=""/>
+      <w:lvlJc w:val="left"/>
+      <w:pPr>
+        <w:tabs>
+          <w:tab w:val="num" w:pos="5040"/>
+        </w:tabs>
+        <w:ind w:left="5040" w:hanging="360"/>
+      </w:pPr>
+      <w:rPr>
+        <w:rFonts w:ascii="Wingdings" w:hAnsi="Wingdings" w:hint="default"/>
+        <w:sz w:val="20"/>
+      </w:rPr>
+    </w:lvl>
+    <w:lvl w:ilvl="7" w:tentative="1">
+      <w:start w:val="1"/>
+      <w:numFmt w:val="bullet"/>
+      <w:lvlText w:val=""/>
+      <w:lvlJc w:val="left"/>
+      <w:pPr>
+        <w:tabs>
+          <w:tab w:val="num" w:pos="5760"/>
+        </w:tabs>
+        <w:ind w:left="5760" w:hanging="360"/>
+      </w:pPr>
+      <w:rPr>
+        <w:rFonts w:ascii="Wingdings" w:hAnsi="Wingdings" w:hint="default"/>
+        <w:sz w:val="20"/>
+      </w:rPr>
+    </w:lvl>
+    <w:lvl w:ilvl="8" w:tentative="1">
+      <w:start w:val="1"/>
+      <w:numFmt w:val="bullet"/>
+      <w:lvlText w:val=""/>
+      <w:lvlJc w:val="left"/>
+      <w:pPr>
+        <w:tabs>
+          <w:tab w:val="num" w:pos="6480"/>
+        </w:tabs>
+        <w:ind w:left="6480" w:hanging="360"/>
+      </w:pPr>
+      <w:rPr>
+        <w:rFonts w:ascii="Wingdings" w:hAnsi="Wingdings" w:hint="default"/>
+        <w:sz w:val="20"/>
+      </w:rPr>
+    </w:lvl>
+  </w:abstractNum>
+  <w:abstractNum w:abstractNumId="5" w15:restartNumberingAfterBreak="0">
+    <w:nsid w:val="13945047"/>
+    <w:multiLevelType w:val="hybridMultilevel"/>
+    <w:tmpl w:val="E4F8C320"/>
+    <w:lvl w:ilvl="0" w:tplc="2C0A0001">
+      <w:start w:val="1"/>
+      <w:numFmt w:val="bullet"/>
+      <w:lvlText w:val=""/>
+      <w:lvlJc w:val="left"/>
+      <w:pPr>
+        <w:ind w:left="720" w:hanging="360"/>
+      </w:pPr>
+      <w:rPr>
+        <w:rFonts w:ascii="Symbol" w:hAnsi="Symbol" w:hint="default"/>
+      </w:rPr>
+    </w:lvl>
+    <w:lvl w:ilvl="1" w:tplc="2C0A0003" w:tentative="1">
+      <w:start w:val="1"/>
+      <w:numFmt w:val="bullet"/>
+      <w:lvlText w:val="o"/>
+      <w:lvlJc w:val="left"/>
+      <w:pPr>
+        <w:ind w:left="1440" w:hanging="360"/>
+      </w:pPr>
+      <w:rPr>
+        <w:rFonts w:ascii="Courier New" w:hAnsi="Courier New" w:cs="Courier New" w:hint="default"/>
+      </w:rPr>
+    </w:lvl>
+    <w:lvl w:ilvl="2" w:tplc="2C0A0005" w:tentative="1">
+      <w:start w:val="1"/>
+      <w:numFmt w:val="bullet"/>
+      <w:lvlText w:val=""/>
+      <w:lvlJc w:val="left"/>
+      <w:pPr>
+        <w:ind w:left="2160" w:hanging="360"/>
+      </w:pPr>
+      <w:rPr>
+        <w:rFonts w:ascii="Wingdings" w:hAnsi="Wingdings" w:hint="default"/>
+      </w:rPr>
+    </w:lvl>
+    <w:lvl w:ilvl="3" w:tplc="2C0A0001" w:tentative="1">
+      <w:start w:val="1"/>
+      <w:numFmt w:val="bullet"/>
+      <w:lvlText w:val=""/>
+      <w:lvlJc w:val="left"/>
+      <w:pPr>
+        <w:ind w:left="2880" w:hanging="360"/>
+      </w:pPr>
+      <w:rPr>
+        <w:rFonts w:ascii="Symbol" w:hAnsi="Symbol" w:hint="default"/>
+      </w:rPr>
+    </w:lvl>
+    <w:lvl w:ilvl="4" w:tplc="2C0A0003" w:tentative="1">
+      <w:start w:val="1"/>
+      <w:numFmt w:val="bullet"/>
+      <w:lvlText w:val="o"/>
+      <w:lvlJc w:val="left"/>
+      <w:pPr>
+        <w:ind w:left="3600" w:hanging="360"/>
+      </w:pPr>
+      <w:rPr>
+        <w:rFonts w:ascii="Courier New" w:hAnsi="Courier New" w:cs="Courier New" w:hint="default"/>
+      </w:rPr>
+    </w:lvl>
+    <w:lvl w:ilvl="5" w:tplc="2C0A0005" w:tentative="1">
+      <w:start w:val="1"/>
+      <w:numFmt w:val="bullet"/>
+      <w:lvlText w:val=""/>
+      <w:lvlJc w:val="left"/>
+      <w:pPr>
+        <w:ind w:left="4320" w:hanging="360"/>
+      </w:pPr>
+      <w:rPr>
+        <w:rFonts w:ascii="Wingdings" w:hAnsi="Wingdings" w:hint="default"/>
+      </w:rPr>
+    </w:lvl>
+    <w:lvl w:ilvl="6" w:tplc="2C0A0001" w:tentative="1">
+      <w:start w:val="1"/>
+      <w:numFmt w:val="bullet"/>
+      <w:lvlText w:val=""/>
+      <w:lvlJc w:val="left"/>
+      <w:pPr>
+        <w:ind w:left="5040" w:hanging="360"/>
+      </w:pPr>
+      <w:rPr>
+        <w:rFonts w:ascii="Symbol" w:hAnsi="Symbol" w:hint="default"/>
+      </w:rPr>
+    </w:lvl>
+    <w:lvl w:ilvl="7" w:tplc="2C0A0003" w:tentative="1">
+      <w:start w:val="1"/>
+      <w:numFmt w:val="bullet"/>
+      <w:lvlText w:val="o"/>
+      <w:lvlJc w:val="left"/>
+      <w:pPr>
+        <w:ind w:left="5760" w:hanging="360"/>
+      </w:pPr>
+      <w:rPr>
+        <w:rFonts w:ascii="Courier New" w:hAnsi="Courier New" w:cs="Courier New" w:hint="default"/>
+      </w:rPr>
+    </w:lvl>
+    <w:lvl w:ilvl="8" w:tplc="2C0A0005" w:tentative="1">
+      <w:start w:val="1"/>
+      <w:numFmt w:val="bullet"/>
+      <w:lvlText w:val=""/>
+      <w:lvlJc w:val="left"/>
+      <w:pPr>
+        <w:ind w:left="6480" w:hanging="360"/>
+      </w:pPr>
+      <w:rPr>
+        <w:rFonts w:ascii="Wingdings" w:hAnsi="Wingdings" w:hint="default"/>
+      </w:rPr>
+    </w:lvl>
+  </w:abstractNum>
+  <w:abstractNum w:abstractNumId="6" w15:restartNumberingAfterBreak="0">
+    <w:nsid w:val="16C246EA"/>
+    <w:multiLevelType w:val="hybridMultilevel"/>
+    <w:tmpl w:val="9626AF1E"/>
+    <w:lvl w:ilvl="0" w:tplc="2C0A000F">
+      <w:start w:val="1"/>
+      <w:numFmt w:val="decimal"/>
+      <w:lvlText w:val="%1."/>
+      <w:lvlJc w:val="left"/>
+      <w:pPr>
+        <w:ind w:left="720" w:hanging="360"/>
+      </w:pPr>
+    </w:lvl>
+    <w:lvl w:ilvl="1" w:tplc="2C0A0019" w:tentative="1">
+      <w:start w:val="1"/>
+      <w:numFmt w:val="lowerLetter"/>
+      <w:lvlText w:val="%2."/>
+      <w:lvlJc w:val="left"/>
+      <w:pPr>
+        <w:ind w:left="1440" w:hanging="360"/>
+      </w:pPr>
+    </w:lvl>
+    <w:lvl w:ilvl="2" w:tplc="2C0A001B" w:tentative="1">
+      <w:start w:val="1"/>
+      <w:numFmt w:val="lowerRoman"/>
+      <w:lvlText w:val="%3."/>
+      <w:lvlJc w:val="right"/>
+      <w:pPr>
+        <w:ind w:left="2160" w:hanging="180"/>
+      </w:pPr>
+    </w:lvl>
+    <w:lvl w:ilvl="3" w:tplc="2C0A000F" w:tentative="1">
+      <w:start w:val="1"/>
+      <w:numFmt w:val="decimal"/>
+      <w:lvlText w:val="%4."/>
+      <w:lvlJc w:val="left"/>
+      <w:pPr>
+        <w:ind w:left="2880" w:hanging="360"/>
+      </w:pPr>
+    </w:lvl>
+    <w:lvl w:ilvl="4" w:tplc="2C0A0019" w:tentative="1">
+      <w:start w:val="1"/>
+      <w:numFmt w:val="lowerLetter"/>
+      <w:lvlText w:val="%5."/>
+      <w:lvlJc w:val="left"/>
+      <w:pPr>
+        <w:ind w:left="3600" w:hanging="360"/>
+      </w:pPr>
+    </w:lvl>
+    <w:lvl w:ilvl="5" w:tplc="2C0A001B" w:tentative="1">
+      <w:start w:val="1"/>
+      <w:numFmt w:val="lowerRoman"/>
+      <w:lvlText w:val="%6."/>
+      <w:lvlJc w:val="right"/>
+      <w:pPr>
+        <w:ind w:left="4320" w:hanging="180"/>
+      </w:pPr>
+    </w:lvl>
+    <w:lvl w:ilvl="6" w:tplc="2C0A000F" w:tentative="1">
+      <w:start w:val="1"/>
+      <w:numFmt w:val="decimal"/>
+      <w:lvlText w:val="%7."/>
+      <w:lvlJc w:val="left"/>
+      <w:pPr>
+        <w:ind w:left="5040" w:hanging="360"/>
+      </w:pPr>
+    </w:lvl>
+    <w:lvl w:ilvl="7" w:tplc="2C0A0019" w:tentative="1">
+      <w:start w:val="1"/>
+      <w:numFmt w:val="lowerLetter"/>
+      <w:lvlText w:val="%8."/>
+      <w:lvlJc w:val="left"/>
+      <w:pPr>
+        <w:ind w:left="5760" w:hanging="360"/>
+      </w:pPr>
+    </w:lvl>
+    <w:lvl w:ilvl="8" w:tplc="2C0A001B" w:tentative="1">
+      <w:start w:val="1"/>
+      <w:numFmt w:val="lowerRoman"/>
+      <w:lvlText w:val="%9."/>
+      <w:lvlJc w:val="right"/>
+      <w:pPr>
+        <w:ind w:left="6480" w:hanging="180"/>
+      </w:pPr>
+    </w:lvl>
+  </w:abstractNum>
+  <w:abstractNum w:abstractNumId="7" w15:restartNumberingAfterBreak="0">
+    <w:nsid w:val="19C53D7E"/>
+    <w:multiLevelType w:val="hybridMultilevel"/>
+    <w:tmpl w:val="8E8640D2"/>
+    <w:lvl w:ilvl="0" w:tplc="2C0A0001">
+      <w:start w:val="1"/>
+      <w:numFmt w:val="bullet"/>
+      <w:lvlText w:val=""/>
+      <w:lvlJc w:val="left"/>
+      <w:pPr>
+        <w:ind w:left="720" w:hanging="360"/>
+      </w:pPr>
+      <w:rPr>
+        <w:rFonts w:ascii="Symbol" w:hAnsi="Symbol" w:hint="default"/>
+      </w:rPr>
+    </w:lvl>
+    <w:lvl w:ilvl="1" w:tplc="2C0A0003" w:tentative="1">
+      <w:start w:val="1"/>
+      <w:numFmt w:val="bullet"/>
+      <w:lvlText w:val="o"/>
+      <w:lvlJc w:val="left"/>
+      <w:pPr>
+        <w:ind w:left="1440" w:hanging="360"/>
+      </w:pPr>
+      <w:rPr>
+        <w:rFonts w:ascii="Courier New" w:hAnsi="Courier New" w:cs="Courier New" w:hint="default"/>
+      </w:rPr>
+    </w:lvl>
+    <w:lvl w:ilvl="2" w:tplc="2C0A0005" w:tentative="1">
+      <w:start w:val="1"/>
+      <w:numFmt w:val="bullet"/>
+      <w:lvlText w:val=""/>
+      <w:lvlJc w:val="left"/>
+      <w:pPr>
+        <w:ind w:left="2160" w:hanging="360"/>
+      </w:pPr>
+      <w:rPr>
+        <w:rFonts w:ascii="Wingdings" w:hAnsi="Wingdings" w:hint="default"/>
+      </w:rPr>
+    </w:lvl>
+    <w:lvl w:ilvl="3" w:tplc="2C0A0001" w:tentative="1">
+      <w:start w:val="1"/>
+      <w:numFmt w:val="bullet"/>
+      <w:lvlText w:val=""/>
+      <w:lvlJc w:val="left"/>
+      <w:pPr>
+        <w:ind w:left="2880" w:hanging="360"/>
+      </w:pPr>
+      <w:rPr>
+        <w:rFonts w:ascii="Symbol" w:hAnsi="Symbol" w:hint="default"/>
+      </w:rPr>
+    </w:lvl>
+    <w:lvl w:ilvl="4" w:tplc="2C0A0003" w:tentative="1">
+      <w:start w:val="1"/>
+      <w:numFmt w:val="bullet"/>
+      <w:lvlText w:val="o"/>
+      <w:lvlJc w:val="left"/>
+      <w:pPr>
+        <w:ind w:left="3600" w:hanging="360"/>
+      </w:pPr>
+      <w:rPr>
+        <w:rFonts w:ascii="Courier New" w:hAnsi="Courier New" w:cs="Courier New" w:hint="default"/>
+      </w:rPr>
+    </w:lvl>
+    <w:lvl w:ilvl="5" w:tplc="2C0A0005" w:tentative="1">
+      <w:start w:val="1"/>
+      <w:numFmt w:val="bullet"/>
+      <w:lvlText w:val=""/>
+      <w:lvlJc w:val="left"/>
+      <w:pPr>
+        <w:ind w:left="4320" w:hanging="360"/>
+      </w:pPr>
+      <w:rPr>
+        <w:rFonts w:ascii="Wingdings" w:hAnsi="Wingdings" w:hint="default"/>
+      </w:rPr>
+    </w:lvl>
+    <w:lvl w:ilvl="6" w:tplc="2C0A0001" w:tentative="1">
+      <w:start w:val="1"/>
+      <w:numFmt w:val="bullet"/>
+      <w:lvlText w:val=""/>
+      <w:lvlJc w:val="left"/>
+      <w:pPr>
+        <w:ind w:left="5040" w:hanging="360"/>
+      </w:pPr>
+      <w:rPr>
+        <w:rFonts w:ascii="Symbol" w:hAnsi="Symbol" w:hint="default"/>
+      </w:rPr>
+    </w:lvl>
+    <w:lvl w:ilvl="7" w:tplc="2C0A0003" w:tentative="1">
+      <w:start w:val="1"/>
+      <w:numFmt w:val="bullet"/>
+      <w:lvlText w:val="o"/>
+      <w:lvlJc w:val="left"/>
+      <w:pPr>
+        <w:ind w:left="5760" w:hanging="360"/>
+      </w:pPr>
+      <w:rPr>
+        <w:rFonts w:ascii="Courier New" w:hAnsi="Courier New" w:cs="Courier New" w:hint="default"/>
+      </w:rPr>
+    </w:lvl>
+    <w:lvl w:ilvl="8" w:tplc="2C0A0005" w:tentative="1">
+      <w:start w:val="1"/>
+      <w:numFmt w:val="bullet"/>
+      <w:lvlText w:val=""/>
+      <w:lvlJc w:val="left"/>
+      <w:pPr>
+        <w:ind w:left="6480" w:hanging="360"/>
+      </w:pPr>
+      <w:rPr>
+        <w:rFonts w:ascii="Wingdings" w:hAnsi="Wingdings" w:hint="default"/>
+      </w:rPr>
+    </w:lvl>
+  </w:abstractNum>
+  <w:abstractNum w:abstractNumId="8" w15:restartNumberingAfterBreak="0">
+    <w:nsid w:val="3799310A"/>
+    <w:multiLevelType w:val="multilevel"/>
+    <w:tmpl w:val="1598ACC6"/>
+    <w:lvl w:ilvl="0">
+      <w:start w:val="1"/>
+      <w:numFmt w:val="decimal"/>
+      <w:lvlText w:val="%1."/>
+      <w:lvlJc w:val="left"/>
+      <w:pPr>
+        <w:tabs>
+          <w:tab w:val="num" w:pos="720"/>
+        </w:tabs>
+        <w:ind w:left="720" w:hanging="360"/>
+      </w:pPr>
+    </w:lvl>
+    <w:lvl w:ilvl="1">
+      <w:start w:val="1"/>
+      <w:numFmt w:val="bullet"/>
+      <w:lvlText w:val="o"/>
+      <w:lvlJc w:val="left"/>
+      <w:pPr>
+        <w:tabs>
+          <w:tab w:val="num" w:pos="1440"/>
+        </w:tabs>
+        <w:ind w:left="1440" w:hanging="360"/>
+      </w:pPr>
+      <w:rPr>
+        <w:rFonts w:ascii="Courier New" w:hAnsi="Courier New" w:hint="default"/>
+        <w:sz w:val="20"/>
+      </w:rPr>
+    </w:lvl>
+    <w:lvl w:ilvl="2" w:tentative="1">
+      <w:start w:val="1"/>
+      <w:numFmt w:val="decimal"/>
+      <w:lvlText w:val="%3."/>
+      <w:lvlJc w:val="left"/>
+      <w:pPr>
+        <w:tabs>
+          <w:tab w:val="num" w:pos="2160"/>
+        </w:tabs>
+        <w:ind w:left="2160" w:hanging="360"/>
+      </w:pPr>
+    </w:lvl>
+    <w:lvl w:ilvl="3" w:tentative="1">
+      <w:start w:val="1"/>
+      <w:numFmt w:val="decimal"/>
+      <w:lvlText w:val="%4."/>
+      <w:lvlJc w:val="left"/>
+      <w:pPr>
+        <w:tabs>
+          <w:tab w:val="num" w:pos="2880"/>
+        </w:tabs>
+        <w:ind w:left="2880" w:hanging="360"/>
+      </w:pPr>
+    </w:lvl>
+    <w:lvl w:ilvl="4" w:tentative="1">
+      <w:start w:val="1"/>
+      <w:numFmt w:val="decimal"/>
+      <w:lvlText w:val="%5."/>
+      <w:lvlJc w:val="left"/>
+      <w:pPr>
+        <w:tabs>
+          <w:tab w:val="num" w:pos="3600"/>
+        </w:tabs>
+        <w:ind w:left="3600" w:hanging="360"/>
+      </w:pPr>
+    </w:lvl>
+    <w:lvl w:ilvl="5" w:tentative="1">
+      <w:start w:val="1"/>
+      <w:numFmt w:val="decimal"/>
+      <w:lvlText w:val="%6."/>
+      <w:lvlJc w:val="left"/>
+      <w:pPr>
+        <w:tabs>
+          <w:tab w:val="num" w:pos="4320"/>
+        </w:tabs>
+        <w:ind w:left="4320" w:hanging="360"/>
+      </w:pPr>
+    </w:lvl>
+    <w:lvl w:ilvl="6" w:tentative="1">
+      <w:start w:val="1"/>
+      <w:numFmt w:val="decimal"/>
+      <w:lvlText w:val="%7."/>
+      <w:lvlJc w:val="left"/>
+      <w:pPr>
+        <w:tabs>
+          <w:tab w:val="num" w:pos="5040"/>
+        </w:tabs>
+        <w:ind w:left="5040" w:hanging="360"/>
+      </w:pPr>
+    </w:lvl>
+    <w:lvl w:ilvl="7" w:tentative="1">
+      <w:start w:val="1"/>
+      <w:numFmt w:val="decimal"/>
+      <w:lvlText w:val="%8."/>
+      <w:lvlJc w:val="left"/>
+      <w:pPr>
+        <w:tabs>
+          <w:tab w:val="num" w:pos="5760"/>
+        </w:tabs>
+        <w:ind w:left="5760" w:hanging="360"/>
+      </w:pPr>
+    </w:lvl>
+    <w:lvl w:ilvl="8" w:tentative="1">
+      <w:start w:val="1"/>
+      <w:numFmt w:val="decimal"/>
+      <w:lvlText w:val="%9."/>
+      <w:lvlJc w:val="left"/>
+      <w:pPr>
+        <w:tabs>
+          <w:tab w:val="num" w:pos="6480"/>
+        </w:tabs>
+        <w:ind w:left="6480" w:hanging="360"/>
+      </w:pPr>
+    </w:lvl>
+  </w:abstractNum>
+  <w:abstractNum w:abstractNumId="9" w15:restartNumberingAfterBreak="0">
+    <w:nsid w:val="3B457D92"/>
+    <w:multiLevelType w:val="multilevel"/>
+    <w:tmpl w:val="5E8A3B6A"/>
+    <w:lvl w:ilvl="0">
+      <w:start w:val="1"/>
+      <w:numFmt w:val="bullet"/>
+      <w:lvlText w:val=""/>
+      <w:lvlJc w:val="left"/>
+      <w:pPr>
+        <w:tabs>
+          <w:tab w:val="num" w:pos="720"/>
+        </w:tabs>
+        <w:ind w:left="720" w:hanging="360"/>
+      </w:pPr>
+      <w:rPr>
+        <w:rFonts w:ascii="Symbol" w:hAnsi="Symbol" w:hint="default"/>
+        <w:sz w:val="20"/>
+      </w:rPr>
+    </w:lvl>
+    <w:lvl w:ilvl="1" w:tentative="1">
+      <w:start w:val="1"/>
+      <w:numFmt w:val="bullet"/>
+      <w:lvlText w:val="o"/>
+      <w:lvlJc w:val="left"/>
+      <w:pPr>
+        <w:tabs>
+          <w:tab w:val="num" w:pos="1440"/>
+        </w:tabs>
+        <w:ind w:left="1440" w:hanging="360"/>
+      </w:pPr>
+      <w:rPr>
+        <w:rFonts w:ascii="Courier New" w:hAnsi="Courier New" w:hint="default"/>
+        <w:sz w:val="20"/>
+      </w:rPr>
+    </w:lvl>
+    <w:lvl w:ilvl="2" w:tentative="1">
+      <w:start w:val="1"/>
+      <w:numFmt w:val="bullet"/>
+      <w:lvlText w:val=""/>
+      <w:lvlJc w:val="left"/>
+      <w:pPr>
+        <w:tabs>
+          <w:tab w:val="num" w:pos="2160"/>
+        </w:tabs>
+        <w:ind w:left="2160" w:hanging="360"/>
+      </w:pPr>
+      <w:rPr>
+        <w:rFonts w:ascii="Wingdings" w:hAnsi="Wingdings" w:hint="default"/>
+        <w:sz w:val="20"/>
+      </w:rPr>
+    </w:lvl>
+    <w:lvl w:ilvl="3" w:tentative="1">
+      <w:start w:val="1"/>
+      <w:numFmt w:val="bullet"/>
+      <w:lvlText w:val=""/>
+      <w:lvlJc w:val="left"/>
+      <w:pPr>
+        <w:tabs>
+          <w:tab w:val="num" w:pos="2880"/>
+        </w:tabs>
+        <w:ind w:left="2880" w:hanging="360"/>
+      </w:pPr>
+      <w:rPr>
+        <w:rFonts w:ascii="Wingdings" w:hAnsi="Wingdings" w:hint="default"/>
+        <w:sz w:val="20"/>
+      </w:rPr>
+    </w:lvl>
+    <w:lvl w:ilvl="4" w:tentative="1">
+      <w:start w:val="1"/>
+      <w:numFmt w:val="bullet"/>
+      <w:lvlText w:val=""/>
+      <w:lvlJc w:val="left"/>
+      <w:pPr>
+        <w:tabs>
+          <w:tab w:val="num" w:pos="3600"/>
+        </w:tabs>
+        <w:ind w:left="3600" w:hanging="360"/>
+      </w:pPr>
+      <w:rPr>
+        <w:rFonts w:ascii="Wingdings" w:hAnsi="Wingdings" w:hint="default"/>
+        <w:sz w:val="20"/>
+      </w:rPr>
+    </w:lvl>
+    <w:lvl w:ilvl="5" w:tentative="1">
+      <w:start w:val="1"/>
+      <w:numFmt w:val="bullet"/>
+      <w:lvlText w:val=""/>
+      <w:lvlJc w:val="left"/>
+      <w:pPr>
+        <w:tabs>
+          <w:tab w:val="num" w:pos="4320"/>
+        </w:tabs>
+        <w:ind w:left="4320" w:hanging="360"/>
+      </w:pPr>
+      <w:rPr>
+        <w:rFonts w:ascii="Wingdings" w:hAnsi="Wingdings" w:hint="default"/>
+        <w:sz w:val="20"/>
+      </w:rPr>
+    </w:lvl>
+    <w:lvl w:ilvl="6" w:tentative="1">
+      <w:start w:val="1"/>
+      <w:numFmt w:val="bullet"/>
+      <w:lvlText w:val=""/>
+      <w:lvlJc w:val="left"/>
+      <w:pPr>
+        <w:tabs>
+          <w:tab w:val="num" w:pos="5040"/>
+        </w:tabs>
+        <w:ind w:left="5040" w:hanging="360"/>
+      </w:pPr>
+      <w:rPr>
+        <w:rFonts w:ascii="Wingdings" w:hAnsi="Wingdings" w:hint="default"/>
+        <w:sz w:val="20"/>
+      </w:rPr>
+    </w:lvl>
+    <w:lvl w:ilvl="7" w:tentative="1">
+      <w:start w:val="1"/>
+      <w:numFmt w:val="bullet"/>
+      <w:lvlText w:val=""/>
+      <w:lvlJc w:val="left"/>
+      <w:pPr>
+        <w:tabs>
+          <w:tab w:val="num" w:pos="5760"/>
+        </w:tabs>
+        <w:ind w:left="5760" w:hanging="360"/>
+      </w:pPr>
+      <w:rPr>
+        <w:rFonts w:ascii="Wingdings" w:hAnsi="Wingdings" w:hint="default"/>
+        <w:sz w:val="20"/>
+      </w:rPr>
+    </w:lvl>
+    <w:lvl w:ilvl="8" w:tentative="1">
+      <w:start w:val="1"/>
+      <w:numFmt w:val="bullet"/>
+      <w:lvlText w:val=""/>
+      <w:lvlJc w:val="left"/>
+      <w:pPr>
+        <w:tabs>
+          <w:tab w:val="num" w:pos="6480"/>
+        </w:tabs>
+        <w:ind w:left="6480" w:hanging="360"/>
+      </w:pPr>
+      <w:rPr>
+        <w:rFonts w:ascii="Wingdings" w:hAnsi="Wingdings" w:hint="default"/>
+        <w:sz w:val="20"/>
+      </w:rPr>
+    </w:lvl>
+  </w:abstractNum>
+  <w:abstractNum w:abstractNumId="10" w15:restartNumberingAfterBreak="0">
+    <w:nsid w:val="3E0926A5"/>
+    <w:multiLevelType w:val="multilevel"/>
+    <w:tmpl w:val="853A8A5A"/>
+    <w:lvl w:ilvl="0">
+      <w:start w:val="1"/>
+      <w:numFmt w:val="bullet"/>
+      <w:lvlText w:val=""/>
+      <w:lvlJc w:val="left"/>
+      <w:pPr>
+        <w:tabs>
+          <w:tab w:val="num" w:pos="720"/>
+        </w:tabs>
+        <w:ind w:left="720" w:hanging="360"/>
+      </w:pPr>
+      <w:rPr>
+        <w:rFonts w:ascii="Symbol" w:hAnsi="Symbol" w:hint="default"/>
+        <w:sz w:val="20"/>
+      </w:rPr>
+    </w:lvl>
+    <w:lvl w:ilvl="1" w:tentative="1">
+      <w:start w:val="1"/>
+      <w:numFmt w:val="bullet"/>
+      <w:lvlText w:val="o"/>
+      <w:lvlJc w:val="left"/>
+      <w:pPr>
+        <w:tabs>
+          <w:tab w:val="num" w:pos="1440"/>
+        </w:tabs>
+        <w:ind w:left="1440" w:hanging="360"/>
+      </w:pPr>
+      <w:rPr>
+        <w:rFonts w:ascii="Courier New" w:hAnsi="Courier New" w:hint="default"/>
+        <w:sz w:val="20"/>
+      </w:rPr>
+    </w:lvl>
+    <w:lvl w:ilvl="2" w:tentative="1">
+      <w:start w:val="1"/>
+      <w:numFmt w:val="bullet"/>
+      <w:lvlText w:val=""/>
+      <w:lvlJc w:val="left"/>
+      <w:pPr>
+        <w:tabs>
+          <w:tab w:val="num" w:pos="2160"/>
+        </w:tabs>
+        <w:ind w:left="2160" w:hanging="360"/>
+      </w:pPr>
+      <w:rPr>
+        <w:rFonts w:ascii="Wingdings" w:hAnsi="Wingdings" w:hint="default"/>
+        <w:sz w:val="20"/>
+      </w:rPr>
+    </w:lvl>
+    <w:lvl w:ilvl="3" w:tentative="1">
+      <w:start w:val="1"/>
+      <w:numFmt w:val="bullet"/>
+      <w:lvlText w:val=""/>
+      <w:lvlJc w:val="left"/>
+      <w:pPr>
+        <w:tabs>
+          <w:tab w:val="num" w:pos="2880"/>
+        </w:tabs>
+        <w:ind w:left="2880" w:hanging="360"/>
+      </w:pPr>
+      <w:rPr>
+        <w:rFonts w:ascii="Wingdings" w:hAnsi="Wingdings" w:hint="default"/>
+        <w:sz w:val="20"/>
+      </w:rPr>
+    </w:lvl>
+    <w:lvl w:ilvl="4" w:tentative="1">
+      <w:start w:val="1"/>
+      <w:numFmt w:val="bullet"/>
+      <w:lvlText w:val=""/>
+      <w:lvlJc w:val="left"/>
+      <w:pPr>
+        <w:tabs>
+          <w:tab w:val="num" w:pos="3600"/>
+        </w:tabs>
+        <w:ind w:left="3600" w:hanging="360"/>
+      </w:pPr>
+      <w:rPr>
+        <w:rFonts w:ascii="Wingdings" w:hAnsi="Wingdings" w:hint="default"/>
+        <w:sz w:val="20"/>
+      </w:rPr>
+    </w:lvl>
+    <w:lvl w:ilvl="5" w:tentative="1">
+      <w:start w:val="1"/>
+      <w:numFmt w:val="bullet"/>
+      <w:lvlText w:val=""/>
+      <w:lvlJc w:val="left"/>
+      <w:pPr>
+        <w:tabs>
+          <w:tab w:val="num" w:pos="4320"/>
+        </w:tabs>
+        <w:ind w:left="4320" w:hanging="360"/>
+      </w:pPr>
+      <w:rPr>
+        <w:rFonts w:ascii="Wingdings" w:hAnsi="Wingdings" w:hint="default"/>
+        <w:sz w:val="20"/>
+      </w:rPr>
+    </w:lvl>
+    <w:lvl w:ilvl="6" w:tentative="1">
+      <w:start w:val="1"/>
+      <w:numFmt w:val="bullet"/>
+      <w:lvlText w:val=""/>
+      <w:lvlJc w:val="left"/>
+      <w:pPr>
+        <w:tabs>
+          <w:tab w:val="num" w:pos="5040"/>
+        </w:tabs>
+        <w:ind w:left="5040" w:hanging="360"/>
+      </w:pPr>
+      <w:rPr>
+        <w:rFonts w:ascii="Wingdings" w:hAnsi="Wingdings" w:hint="default"/>
+        <w:sz w:val="20"/>
+      </w:rPr>
+    </w:lvl>
+    <w:lvl w:ilvl="7" w:tentative="1">
+      <w:start w:val="1"/>
+      <w:numFmt w:val="bullet"/>
+      <w:lvlText w:val=""/>
+      <w:lvlJc w:val="left"/>
+      <w:pPr>
+        <w:tabs>
+          <w:tab w:val="num" w:pos="5760"/>
+        </w:tabs>
+        <w:ind w:left="5760" w:hanging="360"/>
+      </w:pPr>
+      <w:rPr>
+        <w:rFonts w:ascii="Wingdings" w:hAnsi="Wingdings" w:hint="default"/>
+        <w:sz w:val="20"/>
+      </w:rPr>
+    </w:lvl>
+    <w:lvl w:ilvl="8" w:tentative="1">
+      <w:start w:val="1"/>
+      <w:numFmt w:val="bullet"/>
+      <w:lvlText w:val=""/>
+      <w:lvlJc w:val="left"/>
+      <w:pPr>
+        <w:tabs>
+          <w:tab w:val="num" w:pos="6480"/>
+        </w:tabs>
+        <w:ind w:left="6480" w:hanging="360"/>
+      </w:pPr>
+      <w:rPr>
+        <w:rFonts w:ascii="Wingdings" w:hAnsi="Wingdings" w:hint="default"/>
+        <w:sz w:val="20"/>
+      </w:rPr>
+    </w:lvl>
+  </w:abstractNum>
+  <w:abstractNum w:abstractNumId="11" w15:restartNumberingAfterBreak="0">
+    <w:nsid w:val="45784DCA"/>
+    <w:multiLevelType w:val="hybridMultilevel"/>
+    <w:tmpl w:val="2B20D586"/>
+    <w:lvl w:ilvl="0" w:tplc="2C0A0001">
+      <w:start w:val="1"/>
+      <w:numFmt w:val="bullet"/>
+      <w:lvlText w:val=""/>
+      <w:lvlJc w:val="left"/>
+      <w:pPr>
+        <w:ind w:left="720" w:hanging="360"/>
+      </w:pPr>
+      <w:rPr>
+        <w:rFonts w:ascii="Symbol" w:hAnsi="Symbol" w:hint="default"/>
+      </w:rPr>
+    </w:lvl>
+    <w:lvl w:ilvl="1" w:tplc="2C0A0003" w:tentative="1">
+      <w:start w:val="1"/>
+      <w:numFmt w:val="bullet"/>
+      <w:lvlText w:val="o"/>
+      <w:lvlJc w:val="left"/>
+      <w:pPr>
+        <w:ind w:left="1440" w:hanging="360"/>
+      </w:pPr>
+      <w:rPr>
+        <w:rFonts w:ascii="Courier New" w:hAnsi="Courier New" w:cs="Courier New" w:hint="default"/>
+      </w:rPr>
+    </w:lvl>
+    <w:lvl w:ilvl="2" w:tplc="2C0A0005" w:tentative="1">
+      <w:start w:val="1"/>
+      <w:numFmt w:val="bullet"/>
+      <w:lvlText w:val=""/>
+      <w:lvlJc w:val="left"/>
+      <w:pPr>
+        <w:ind w:left="2160" w:hanging="360"/>
+      </w:pPr>
+      <w:rPr>
+        <w:rFonts w:ascii="Wingdings" w:hAnsi="Wingdings" w:hint="default"/>
+      </w:rPr>
+    </w:lvl>
+    <w:lvl w:ilvl="3" w:tplc="2C0A0001" w:tentative="1">
+      <w:start w:val="1"/>
+      <w:numFmt w:val="bullet"/>
+      <w:lvlText w:val=""/>
+      <w:lvlJc w:val="left"/>
+      <w:pPr>
+        <w:ind w:left="2880" w:hanging="360"/>
+      </w:pPr>
+      <w:rPr>
+        <w:rFonts w:ascii="Symbol" w:hAnsi="Symbol" w:hint="default"/>
+      </w:rPr>
+    </w:lvl>
+    <w:lvl w:ilvl="4" w:tplc="2C0A0003" w:tentative="1">
+      <w:start w:val="1"/>
+      <w:numFmt w:val="bullet"/>
+      <w:lvlText w:val="o"/>
+      <w:lvlJc w:val="left"/>
+      <w:pPr>
+        <w:ind w:left="3600" w:hanging="360"/>
+      </w:pPr>
+      <w:rPr>
+        <w:rFonts w:ascii="Courier New" w:hAnsi="Courier New" w:cs="Courier New" w:hint="default"/>
+      </w:rPr>
+    </w:lvl>
+    <w:lvl w:ilvl="5" w:tplc="2C0A0005" w:tentative="1">
+      <w:start w:val="1"/>
+      <w:numFmt w:val="bullet"/>
+      <w:lvlText w:val=""/>
+      <w:lvlJc w:val="left"/>
+      <w:pPr>
+        <w:ind w:left="4320" w:hanging="360"/>
+      </w:pPr>
+      <w:rPr>
+        <w:rFonts w:ascii="Wingdings" w:hAnsi="Wingdings" w:hint="default"/>
+      </w:rPr>
+    </w:lvl>
+    <w:lvl w:ilvl="6" w:tplc="2C0A0001" w:tentative="1">
+      <w:start w:val="1"/>
+      <w:numFmt w:val="bullet"/>
+      <w:lvlText w:val=""/>
+      <w:lvlJc w:val="left"/>
+      <w:pPr>
+        <w:ind w:left="5040" w:hanging="360"/>
+      </w:pPr>
+      <w:rPr>
+        <w:rFonts w:ascii="Symbol" w:hAnsi="Symbol" w:hint="default"/>
+      </w:rPr>
+    </w:lvl>
+    <w:lvl w:ilvl="7" w:tplc="2C0A0003" w:tentative="1">
+      <w:start w:val="1"/>
+      <w:numFmt w:val="bullet"/>
+      <w:lvlText w:val="o"/>
+      <w:lvlJc w:val="left"/>
+      <w:pPr>
+        <w:ind w:left="5760" w:hanging="360"/>
+      </w:pPr>
+      <w:rPr>
+        <w:rFonts w:ascii="Courier New" w:hAnsi="Courier New" w:cs="Courier New" w:hint="default"/>
+      </w:rPr>
+    </w:lvl>
+    <w:lvl w:ilvl="8" w:tplc="2C0A0005" w:tentative="1">
+      <w:start w:val="1"/>
+      <w:numFmt w:val="bullet"/>
+      <w:lvlText w:val=""/>
+      <w:lvlJc w:val="left"/>
+      <w:pPr>
+        <w:ind w:left="6480" w:hanging="360"/>
+      </w:pPr>
+      <w:rPr>
+        <w:rFonts w:ascii="Wingdings" w:hAnsi="Wingdings" w:hint="default"/>
+      </w:rPr>
+    </w:lvl>
+  </w:abstractNum>
+  <w:abstractNum w:abstractNumId="12" w15:restartNumberingAfterBreak="0">
+    <w:nsid w:val="4D323D44"/>
+    <w:multiLevelType w:val="hybridMultilevel"/>
+    <w:tmpl w:val="17DA47D6"/>
+    <w:lvl w:ilvl="0" w:tplc="2C0A000F">
+      <w:start w:val="1"/>
+      <w:numFmt w:val="decimal"/>
+      <w:lvlText w:val="%1."/>
+      <w:lvlJc w:val="left"/>
+      <w:pPr>
+        <w:ind w:left="720" w:hanging="360"/>
+      </w:pPr>
+    </w:lvl>
+    <w:lvl w:ilvl="1" w:tplc="2C0A0019" w:tentative="1">
+      <w:start w:val="1"/>
+      <w:numFmt w:val="lowerLetter"/>
+      <w:lvlText w:val="%2."/>
+      <w:lvlJc w:val="left"/>
+      <w:pPr>
+        <w:ind w:left="1440" w:hanging="360"/>
+      </w:pPr>
+    </w:lvl>
+    <w:lvl w:ilvl="2" w:tplc="2C0A001B" w:tentative="1">
+      <w:start w:val="1"/>
+      <w:numFmt w:val="lowerRoman"/>
+      <w:lvlText w:val="%3."/>
+      <w:lvlJc w:val="right"/>
+      <w:pPr>
+        <w:ind w:left="2160" w:hanging="180"/>
+      </w:pPr>
+    </w:lvl>
+    <w:lvl w:ilvl="3" w:tplc="2C0A000F" w:tentative="1">
+      <w:start w:val="1"/>
+      <w:numFmt w:val="decimal"/>
+      <w:lvlText w:val="%4."/>
+      <w:lvlJc w:val="left"/>
+      <w:pPr>
+        <w:ind w:left="2880" w:hanging="360"/>
+      </w:pPr>
+    </w:lvl>
+    <w:lvl w:ilvl="4" w:tplc="2C0A0019" w:tentative="1">
+      <w:start w:val="1"/>
+      <w:numFmt w:val="lowerLetter"/>
+      <w:lvlText w:val="%5."/>
+      <w:lvlJc w:val="left"/>
+      <w:pPr>
+        <w:ind w:left="3600" w:hanging="360"/>
+      </w:pPr>
+    </w:lvl>
+    <w:lvl w:ilvl="5" w:tplc="2C0A001B" w:tentative="1">
+      <w:start w:val="1"/>
+      <w:numFmt w:val="lowerRoman"/>
+      <w:lvlText w:val="%6."/>
+      <w:lvlJc w:val="right"/>
+      <w:pPr>
+        <w:ind w:left="4320" w:hanging="180"/>
+      </w:pPr>
+    </w:lvl>
+    <w:lvl w:ilvl="6" w:tplc="2C0A000F" w:tentative="1">
+      <w:start w:val="1"/>
+      <w:numFmt w:val="decimal"/>
+      <w:lvlText w:val="%7."/>
+      <w:lvlJc w:val="left"/>
+      <w:pPr>
+        <w:ind w:left="5040" w:hanging="360"/>
+      </w:pPr>
+    </w:lvl>
+    <w:lvl w:ilvl="7" w:tplc="2C0A0019" w:tentative="1">
+      <w:start w:val="1"/>
+      <w:numFmt w:val="lowerLetter"/>
+      <w:lvlText w:val="%8."/>
+      <w:lvlJc w:val="left"/>
+      <w:pPr>
+        <w:ind w:left="5760" w:hanging="360"/>
+      </w:pPr>
+    </w:lvl>
+    <w:lvl w:ilvl="8" w:tplc="2C0A001B" w:tentative="1">
+      <w:start w:val="1"/>
+      <w:numFmt w:val="lowerRoman"/>
+      <w:lvlText w:val="%9."/>
+      <w:lvlJc w:val="right"/>
+      <w:pPr>
+        <w:ind w:left="6480" w:hanging="180"/>
+      </w:pPr>
+    </w:lvl>
+  </w:abstractNum>
+  <w:abstractNum w:abstractNumId="13" w15:restartNumberingAfterBreak="0">
+    <w:nsid w:val="4FB811B4"/>
+    <w:multiLevelType w:val="multilevel"/>
+    <w:tmpl w:val="A080EEDA"/>
+    <w:lvl w:ilvl="0">
+      <w:start w:val="3"/>
+      <w:numFmt w:val="decimal"/>
+      <w:lvlText w:val="%1."/>
+      <w:lvlJc w:val="left"/>
+      <w:pPr>
+        <w:tabs>
+          <w:tab w:val="num" w:pos="720"/>
+        </w:tabs>
+        <w:ind w:left="720" w:hanging="360"/>
+      </w:pPr>
+    </w:lvl>
+    <w:lvl w:ilvl="1" w:tentative="1">
+      <w:start w:val="1"/>
+      <w:numFmt w:val="decimal"/>
+      <w:lvlText w:val="%2."/>
+      <w:lvlJc w:val="left"/>
+      <w:pPr>
+        <w:tabs>
+          <w:tab w:val="num" w:pos="1440"/>
+        </w:tabs>
+        <w:ind w:left="1440" w:hanging="360"/>
+      </w:pPr>
+    </w:lvl>
+    <w:lvl w:ilvl="2" w:tentative="1">
+      <w:start w:val="1"/>
+      <w:numFmt w:val="decimal"/>
+      <w:lvlText w:val="%3."/>
+      <w:lvlJc w:val="left"/>
+      <w:pPr>
+        <w:tabs>
+          <w:tab w:val="num" w:pos="2160"/>
+        </w:tabs>
+        <w:ind w:left="2160" w:hanging="360"/>
+      </w:pPr>
+    </w:lvl>
+    <w:lvl w:ilvl="3" w:tentative="1">
+      <w:start w:val="1"/>
+      <w:numFmt w:val="decimal"/>
+      <w:lvlText w:val="%4."/>
+      <w:lvlJc w:val="left"/>
+      <w:pPr>
+        <w:tabs>
+          <w:tab w:val="num" w:pos="2880"/>
+        </w:tabs>
+        <w:ind w:left="2880" w:hanging="360"/>
+      </w:pPr>
+    </w:lvl>
+    <w:lvl w:ilvl="4" w:tentative="1">
+      <w:start w:val="1"/>
+      <w:numFmt w:val="decimal"/>
+      <w:lvlText w:val="%5."/>
+      <w:lvlJc w:val="left"/>
+      <w:pPr>
+        <w:tabs>
+          <w:tab w:val="num" w:pos="3600"/>
+        </w:tabs>
+        <w:ind w:left="3600" w:hanging="360"/>
+      </w:pPr>
+    </w:lvl>
+    <w:lvl w:ilvl="5" w:tentative="1">
+      <w:start w:val="1"/>
+      <w:numFmt w:val="decimal"/>
+      <w:lvlText w:val="%6."/>
+      <w:lvlJc w:val="left"/>
+      <w:pPr>
+        <w:tabs>
+          <w:tab w:val="num" w:pos="4320"/>
+        </w:tabs>
+        <w:ind w:left="4320" w:hanging="360"/>
+      </w:pPr>
+    </w:lvl>
+    <w:lvl w:ilvl="6" w:tentative="1">
+      <w:start w:val="1"/>
+      <w:numFmt w:val="decimal"/>
+      <w:lvlText w:val="%7."/>
+      <w:lvlJc w:val="left"/>
+      <w:pPr>
+        <w:tabs>
+          <w:tab w:val="num" w:pos="5040"/>
+        </w:tabs>
+        <w:ind w:left="5040" w:hanging="360"/>
+      </w:pPr>
+    </w:lvl>
+    <w:lvl w:ilvl="7" w:tentative="1">
+      <w:start w:val="1"/>
+      <w:numFmt w:val="decimal"/>
+      <w:lvlText w:val="%8."/>
+      <w:lvlJc w:val="left"/>
+      <w:pPr>
+        <w:tabs>
+          <w:tab w:val="num" w:pos="5760"/>
+        </w:tabs>
+        <w:ind w:left="5760" w:hanging="360"/>
+      </w:pPr>
+    </w:lvl>
+    <w:lvl w:ilvl="8" w:tentative="1">
+      <w:start w:val="1"/>
+      <w:numFmt w:val="decimal"/>
+      <w:lvlText w:val="%9."/>
+      <w:lvlJc w:val="left"/>
+      <w:pPr>
+        <w:tabs>
+          <w:tab w:val="num" w:pos="6480"/>
+        </w:tabs>
+        <w:ind w:left="6480" w:hanging="360"/>
+      </w:pPr>
+    </w:lvl>
+  </w:abstractNum>
+  <w:abstractNum w:abstractNumId="14" w15:restartNumberingAfterBreak="0">
+    <w:nsid w:val="5C0A23E4"/>
+    <w:multiLevelType w:val="multilevel"/>
+    <w:tmpl w:val="556A5C1C"/>
+    <w:lvl w:ilvl="0">
+      <w:start w:val="1"/>
+      <w:numFmt w:val="bullet"/>
+      <w:lvlText w:val=""/>
+      <w:lvlJc w:val="left"/>
+      <w:pPr>
+        <w:tabs>
+          <w:tab w:val="num" w:pos="720"/>
+        </w:tabs>
+        <w:ind w:left="720" w:hanging="360"/>
+      </w:pPr>
+      <w:rPr>
+        <w:rFonts w:ascii="Symbol" w:hAnsi="Symbol" w:hint="default"/>
+        <w:sz w:val="20"/>
+      </w:rPr>
+    </w:lvl>
+    <w:lvl w:ilvl="1" w:tentative="1">
+      <w:start w:val="1"/>
+      <w:numFmt w:val="bullet"/>
+      <w:lvlText w:val="o"/>
+      <w:lvlJc w:val="left"/>
+      <w:pPr>
+        <w:tabs>
+          <w:tab w:val="num" w:pos="1440"/>
+        </w:tabs>
+        <w:ind w:left="1440" w:hanging="360"/>
+      </w:pPr>
+      <w:rPr>
+        <w:rFonts w:ascii="Courier New" w:hAnsi="Courier New" w:hint="default"/>
+        <w:sz w:val="20"/>
+      </w:rPr>
+    </w:lvl>
+    <w:lvl w:ilvl="2" w:tentative="1">
+      <w:start w:val="1"/>
+      <w:numFmt w:val="bullet"/>
+      <w:lvlText w:val=""/>
+      <w:lvlJc w:val="left"/>
+      <w:pPr>
+        <w:tabs>
+          <w:tab w:val="num" w:pos="2160"/>
+        </w:tabs>
+        <w:ind w:left="2160" w:hanging="360"/>
+      </w:pPr>
+      <w:rPr>
+        <w:rFonts w:ascii="Wingdings" w:hAnsi="Wingdings" w:hint="default"/>
+        <w:sz w:val="20"/>
+      </w:rPr>
+    </w:lvl>
+    <w:lvl w:ilvl="3" w:tentative="1">
+      <w:start w:val="1"/>
+      <w:numFmt w:val="bullet"/>
+      <w:lvlText w:val=""/>
+      <w:lvlJc w:val="left"/>
+      <w:pPr>
+        <w:tabs>
+          <w:tab w:val="num" w:pos="2880"/>
+        </w:tabs>
+        <w:ind w:left="2880" w:hanging="360"/>
+      </w:pPr>
+      <w:rPr>
+        <w:rFonts w:ascii="Wingdings" w:hAnsi="Wingdings" w:hint="default"/>
+        <w:sz w:val="20"/>
+      </w:rPr>
+    </w:lvl>
+    <w:lvl w:ilvl="4" w:tentative="1">
+      <w:start w:val="1"/>
+      <w:numFmt w:val="bullet"/>
+      <w:lvlText w:val=""/>
+      <w:lvlJc w:val="left"/>
+      <w:pPr>
+        <w:tabs>
+          <w:tab w:val="num" w:pos="3600"/>
+        </w:tabs>
+        <w:ind w:left="3600" w:hanging="360"/>
+      </w:pPr>
+      <w:rPr>
+        <w:rFonts w:ascii="Wingdings" w:hAnsi="Wingdings" w:hint="default"/>
+        <w:sz w:val="20"/>
+      </w:rPr>
+    </w:lvl>
+    <w:lvl w:ilvl="5" w:tentative="1">
+      <w:start w:val="1"/>
+      <w:numFmt w:val="bullet"/>
+      <w:lvlText w:val=""/>
+      <w:lvlJc w:val="left"/>
+      <w:pPr>
+        <w:tabs>
+          <w:tab w:val="num" w:pos="4320"/>
+        </w:tabs>
+        <w:ind w:left="4320" w:hanging="360"/>
+      </w:pPr>
+      <w:rPr>
+        <w:rFonts w:ascii="Wingdings" w:hAnsi="Wingdings" w:hint="default"/>
+        <w:sz w:val="20"/>
+      </w:rPr>
+    </w:lvl>
+    <w:lvl w:ilvl="6" w:tentative="1">
+      <w:start w:val="1"/>
+      <w:numFmt w:val="bullet"/>
+      <w:lvlText w:val=""/>
+      <w:lvlJc w:val="left"/>
+      <w:pPr>
+        <w:tabs>
+          <w:tab w:val="num" w:pos="5040"/>
+        </w:tabs>
+        <w:ind w:left="5040" w:hanging="360"/>
+      </w:pPr>
+      <w:rPr>
+        <w:rFonts w:ascii="Wingdings" w:hAnsi="Wingdings" w:hint="default"/>
+        <w:sz w:val="20"/>
+      </w:rPr>
+    </w:lvl>
+    <w:lvl w:ilvl="7" w:tentative="1">
+      <w:start w:val="1"/>
+      <w:numFmt w:val="bullet"/>
+      <w:lvlText w:val=""/>
+      <w:lvlJc w:val="left"/>
+      <w:pPr>
+        <w:tabs>
+          <w:tab w:val="num" w:pos="5760"/>
+        </w:tabs>
+        <w:ind w:left="5760" w:hanging="360"/>
+      </w:pPr>
+      <w:rPr>
+        <w:rFonts w:ascii="Wingdings" w:hAnsi="Wingdings" w:hint="default"/>
+        <w:sz w:val="20"/>
+      </w:rPr>
+    </w:lvl>
+    <w:lvl w:ilvl="8" w:tentative="1">
+      <w:start w:val="1"/>
+      <w:numFmt w:val="bullet"/>
+      <w:lvlText w:val=""/>
+      <w:lvlJc w:val="left"/>
+      <w:pPr>
+        <w:tabs>
+          <w:tab w:val="num" w:pos="6480"/>
+        </w:tabs>
+        <w:ind w:left="6480" w:hanging="360"/>
+      </w:pPr>
+      <w:rPr>
+        <w:rFonts w:ascii="Wingdings" w:hAnsi="Wingdings" w:hint="default"/>
+        <w:sz w:val="20"/>
+      </w:rPr>
+    </w:lvl>
+  </w:abstractNum>
+  <w:abstractNum w:abstractNumId="15" w15:restartNumberingAfterBreak="0">
+    <w:nsid w:val="6134553C"/>
+    <w:multiLevelType w:val="multilevel"/>
+    <w:tmpl w:val="58E25A98"/>
+    <w:lvl w:ilvl="0">
+      <w:start w:val="1"/>
+      <w:numFmt w:val="decimal"/>
+      <w:lvlText w:val="%1."/>
+      <w:lvlJc w:val="left"/>
+      <w:pPr>
+        <w:tabs>
+          <w:tab w:val="num" w:pos="720"/>
+        </w:tabs>
+        <w:ind w:left="720" w:hanging="360"/>
+      </w:pPr>
+    </w:lvl>
+    <w:lvl w:ilvl="1" w:tentative="1">
+      <w:start w:val="1"/>
+      <w:numFmt w:val="decimal"/>
+      <w:lvlText w:val="%2."/>
+      <w:lvlJc w:val="left"/>
+      <w:pPr>
+        <w:tabs>
+          <w:tab w:val="num" w:pos="1440"/>
+        </w:tabs>
+        <w:ind w:left="1440" w:hanging="360"/>
+      </w:pPr>
+    </w:lvl>
+    <w:lvl w:ilvl="2" w:tentative="1">
+      <w:start w:val="1"/>
+      <w:numFmt w:val="decimal"/>
+      <w:lvlText w:val="%3."/>
+      <w:lvlJc w:val="left"/>
+      <w:pPr>
+        <w:tabs>
+          <w:tab w:val="num" w:pos="2160"/>
+        </w:tabs>
+        <w:ind w:left="2160" w:hanging="360"/>
+      </w:pPr>
+    </w:lvl>
+    <w:lvl w:ilvl="3" w:tentative="1">
+      <w:start w:val="1"/>
+      <w:numFmt w:val="decimal"/>
+      <w:lvlText w:val="%4."/>
+      <w:lvlJc w:val="left"/>
+      <w:pPr>
+        <w:tabs>
+          <w:tab w:val="num" w:pos="2880"/>
+        </w:tabs>
+        <w:ind w:left="2880" w:hanging="360"/>
+      </w:pPr>
+    </w:lvl>
+    <w:lvl w:ilvl="4" w:tentative="1">
+      <w:start w:val="1"/>
+      <w:numFmt w:val="decimal"/>
+      <w:lvlText w:val="%5."/>
+      <w:lvlJc w:val="left"/>
+      <w:pPr>
+        <w:tabs>
+          <w:tab w:val="num" w:pos="3600"/>
+        </w:tabs>
+        <w:ind w:left="3600" w:hanging="360"/>
+      </w:pPr>
+    </w:lvl>
+    <w:lvl w:ilvl="5" w:tentative="1">
+      <w:start w:val="1"/>
+      <w:numFmt w:val="decimal"/>
+      <w:lvlText w:val="%6."/>
+      <w:lvlJc w:val="left"/>
+      <w:pPr>
+        <w:tabs>
+          <w:tab w:val="num" w:pos="4320"/>
+        </w:tabs>
+        <w:ind w:left="4320" w:hanging="360"/>
+      </w:pPr>
+    </w:lvl>
+    <w:lvl w:ilvl="6" w:tentative="1">
+      <w:start w:val="1"/>
+      <w:numFmt w:val="decimal"/>
+      <w:lvlText w:val="%7."/>
+      <w:lvlJc w:val="left"/>
+      <w:pPr>
+        <w:tabs>
+          <w:tab w:val="num" w:pos="5040"/>
+        </w:tabs>
+        <w:ind w:left="5040" w:hanging="360"/>
+      </w:pPr>
+    </w:lvl>
+    <w:lvl w:ilvl="7" w:tentative="1">
+      <w:start w:val="1"/>
+      <w:numFmt w:val="decimal"/>
+      <w:lvlText w:val="%8."/>
+      <w:lvlJc w:val="left"/>
+      <w:pPr>
+        <w:tabs>
+          <w:tab w:val="num" w:pos="5760"/>
+        </w:tabs>
+        <w:ind w:left="5760" w:hanging="360"/>
+      </w:pPr>
+    </w:lvl>
+    <w:lvl w:ilvl="8" w:tentative="1">
+      <w:start w:val="1"/>
+      <w:numFmt w:val="decimal"/>
+      <w:lvlText w:val="%9."/>
+      <w:lvlJc w:val="left"/>
+      <w:pPr>
+        <w:tabs>
+          <w:tab w:val="num" w:pos="6480"/>
+        </w:tabs>
+        <w:ind w:left="6480" w:hanging="360"/>
+      </w:pPr>
+    </w:lvl>
+  </w:abstractNum>
+  <w:abstractNum w:abstractNumId="16" w15:restartNumberingAfterBreak="0">
+    <w:nsid w:val="69175CE2"/>
+    <w:multiLevelType w:val="hybridMultilevel"/>
+    <w:tmpl w:val="041289EC"/>
+    <w:lvl w:ilvl="0" w:tplc="2C0A000F">
+      <w:start w:val="1"/>
+      <w:numFmt w:val="decimal"/>
+      <w:lvlText w:val="%1."/>
+      <w:lvlJc w:val="left"/>
+      <w:pPr>
+        <w:ind w:left="1080" w:hanging="360"/>
+      </w:pPr>
+    </w:lvl>
+    <w:lvl w:ilvl="1" w:tplc="2C0A0019" w:tentative="1">
+      <w:start w:val="1"/>
+      <w:numFmt w:val="lowerLetter"/>
+      <w:lvlText w:val="%2."/>
+      <w:lvlJc w:val="left"/>
+      <w:pPr>
+        <w:ind w:left="1800" w:hanging="360"/>
+      </w:pPr>
+    </w:lvl>
+    <w:lvl w:ilvl="2" w:tplc="2C0A001B" w:tentative="1">
+      <w:start w:val="1"/>
+      <w:numFmt w:val="lowerRoman"/>
+      <w:lvlText w:val="%3."/>
+      <w:lvlJc w:val="right"/>
+      <w:pPr>
+        <w:ind w:left="2520" w:hanging="180"/>
+      </w:pPr>
+    </w:lvl>
+    <w:lvl w:ilvl="3" w:tplc="2C0A000F" w:tentative="1">
+      <w:start w:val="1"/>
+      <w:numFmt w:val="decimal"/>
+      <w:lvlText w:val="%4."/>
+      <w:lvlJc w:val="left"/>
+      <w:pPr>
+        <w:ind w:left="3240" w:hanging="360"/>
+      </w:pPr>
+    </w:lvl>
+    <w:lvl w:ilvl="4" w:tplc="2C0A0019" w:tentative="1">
+      <w:start w:val="1"/>
+      <w:numFmt w:val="lowerLetter"/>
+      <w:lvlText w:val="%5."/>
+      <w:lvlJc w:val="left"/>
+      <w:pPr>
+        <w:ind w:left="3960" w:hanging="360"/>
+      </w:pPr>
+    </w:lvl>
+    <w:lvl w:ilvl="5" w:tplc="2C0A001B" w:tentative="1">
+      <w:start w:val="1"/>
+      <w:numFmt w:val="lowerRoman"/>
+      <w:lvlText w:val="%6."/>
+      <w:lvlJc w:val="right"/>
+      <w:pPr>
+        <w:ind w:left="4680" w:hanging="180"/>
+      </w:pPr>
+    </w:lvl>
+    <w:lvl w:ilvl="6" w:tplc="2C0A000F" w:tentative="1">
+      <w:start w:val="1"/>
+      <w:numFmt w:val="decimal"/>
+      <w:lvlText w:val="%7."/>
+      <w:lvlJc w:val="left"/>
+      <w:pPr>
+        <w:ind w:left="5400" w:hanging="360"/>
+      </w:pPr>
+    </w:lvl>
+    <w:lvl w:ilvl="7" w:tplc="2C0A0019" w:tentative="1">
+      <w:start w:val="1"/>
+      <w:numFmt w:val="lowerLetter"/>
+      <w:lvlText w:val="%8."/>
+      <w:lvlJc w:val="left"/>
+      <w:pPr>
+        <w:ind w:left="6120" w:hanging="360"/>
+      </w:pPr>
+    </w:lvl>
+    <w:lvl w:ilvl="8" w:tplc="2C0A001B" w:tentative="1">
+      <w:start w:val="1"/>
+      <w:numFmt w:val="lowerRoman"/>
+      <w:lvlText w:val="%9."/>
+      <w:lvlJc w:val="right"/>
+      <w:pPr>
+        <w:ind w:left="6840" w:hanging="180"/>
+      </w:pPr>
+    </w:lvl>
+  </w:abstractNum>
+  <w:abstractNum w:abstractNumId="17" w15:restartNumberingAfterBreak="0">
+    <w:nsid w:val="70431259"/>
+    <w:multiLevelType w:val="multilevel"/>
+    <w:tmpl w:val="417A73A8"/>
+    <w:lvl w:ilvl="0">
+      <w:start w:val="4"/>
+      <w:numFmt w:val="decimal"/>
+      <w:lvlText w:val="%1."/>
+      <w:lvlJc w:val="left"/>
+      <w:pPr>
+        <w:tabs>
+          <w:tab w:val="num" w:pos="720"/>
+        </w:tabs>
+        <w:ind w:left="720" w:hanging="360"/>
+      </w:pPr>
+    </w:lvl>
+    <w:lvl w:ilvl="1" w:tentative="1">
+      <w:start w:val="1"/>
+      <w:numFmt w:val="decimal"/>
+      <w:lvlText w:val="%2."/>
+      <w:lvlJc w:val="left"/>
+      <w:pPr>
+        <w:tabs>
+          <w:tab w:val="num" w:pos="1440"/>
+        </w:tabs>
+        <w:ind w:left="1440" w:hanging="360"/>
+      </w:pPr>
+    </w:lvl>
+    <w:lvl w:ilvl="2" w:tentative="1">
+      <w:start w:val="1"/>
+      <w:numFmt w:val="decimal"/>
+      <w:lvlText w:val="%3."/>
+      <w:lvlJc w:val="left"/>
+      <w:pPr>
+        <w:tabs>
+          <w:tab w:val="num" w:pos="2160"/>
+        </w:tabs>
+        <w:ind w:left="2160" w:hanging="360"/>
+      </w:pPr>
+    </w:lvl>
+    <w:lvl w:ilvl="3" w:tentative="1">
+      <w:start w:val="1"/>
+      <w:numFmt w:val="decimal"/>
+      <w:lvlText w:val="%4."/>
+      <w:lvlJc w:val="left"/>
+      <w:pPr>
+        <w:tabs>
+          <w:tab w:val="num" w:pos="2880"/>
+        </w:tabs>
+        <w:ind w:left="2880" w:hanging="360"/>
+      </w:pPr>
+    </w:lvl>
+    <w:lvl w:ilvl="4" w:tentative="1">
+      <w:start w:val="1"/>
+      <w:numFmt w:val="decimal"/>
+      <w:lvlText w:val="%5."/>
+      <w:lvlJc w:val="left"/>
+      <w:pPr>
+        <w:tabs>
+          <w:tab w:val="num" w:pos="3600"/>
+        </w:tabs>
+        <w:ind w:left="3600" w:hanging="360"/>
+      </w:pPr>
+    </w:lvl>
+    <w:lvl w:ilvl="5" w:tentative="1">
+      <w:start w:val="1"/>
+      <w:numFmt w:val="decimal"/>
+      <w:lvlText w:val="%6."/>
+      <w:lvlJc w:val="left"/>
+      <w:pPr>
+        <w:tabs>
+          <w:tab w:val="num" w:pos="4320"/>
+        </w:tabs>
+        <w:ind w:left="4320" w:hanging="360"/>
+      </w:pPr>
+    </w:lvl>
+    <w:lvl w:ilvl="6" w:tentative="1">
+      <w:start w:val="1"/>
+      <w:numFmt w:val="decimal"/>
+      <w:lvlText w:val="%7."/>
+      <w:lvlJc w:val="left"/>
+      <w:pPr>
+        <w:tabs>
+          <w:tab w:val="num" w:pos="5040"/>
+        </w:tabs>
+        <w:ind w:left="5040" w:hanging="360"/>
+      </w:pPr>
+    </w:lvl>
+    <w:lvl w:ilvl="7" w:tentative="1">
+      <w:start w:val="1"/>
+      <w:numFmt w:val="decimal"/>
+      <w:lvlText w:val="%8."/>
+      <w:lvlJc w:val="left"/>
+      <w:pPr>
+        <w:tabs>
+          <w:tab w:val="num" w:pos="5760"/>
+        </w:tabs>
+        <w:ind w:left="5760" w:hanging="360"/>
+      </w:pPr>
+    </w:lvl>
+    <w:lvl w:ilvl="8" w:tentative="1">
+      <w:start w:val="1"/>
+      <w:numFmt w:val="decimal"/>
+      <w:lvlText w:val="%9."/>
+      <w:lvlJc w:val="left"/>
+      <w:pPr>
+        <w:tabs>
+          <w:tab w:val="num" w:pos="6480"/>
+        </w:tabs>
+        <w:ind w:left="6480" w:hanging="360"/>
+      </w:pPr>
+    </w:lvl>
+  </w:abstractNum>
+  <w:abstractNum w:abstractNumId="18" w15:restartNumberingAfterBreak="0">
+    <w:nsid w:val="734F6BB0"/>
+    <w:multiLevelType w:val="hybridMultilevel"/>
+    <w:tmpl w:val="2AB4B1C8"/>
+    <w:lvl w:ilvl="0" w:tplc="2C0A000F">
+      <w:start w:val="1"/>
+      <w:numFmt w:val="decimal"/>
+      <w:lvlText w:val="%1."/>
+      <w:lvlJc w:val="left"/>
+      <w:pPr>
+        <w:ind w:left="360" w:hanging="360"/>
+      </w:pPr>
+    </w:lvl>
+    <w:lvl w:ilvl="1" w:tplc="2C0A0019">
+      <w:start w:val="1"/>
+      <w:numFmt w:val="lowerLetter"/>
+      <w:lvlText w:val="%2."/>
+      <w:lvlJc w:val="left"/>
+      <w:pPr>
+        <w:ind w:left="1080" w:hanging="360"/>
+      </w:pPr>
+    </w:lvl>
+    <w:lvl w:ilvl="2" w:tplc="2C0A001B" w:tentative="1">
+      <w:start w:val="1"/>
+      <w:numFmt w:val="lowerRoman"/>
+      <w:lvlText w:val="%3."/>
+      <w:lvlJc w:val="right"/>
+      <w:pPr>
+        <w:ind w:left="1800" w:hanging="180"/>
+      </w:pPr>
+    </w:lvl>
+    <w:lvl w:ilvl="3" w:tplc="2C0A000F" w:tentative="1">
+      <w:start w:val="1"/>
+      <w:numFmt w:val="decimal"/>
+      <w:lvlText w:val="%4."/>
+      <w:lvlJc w:val="left"/>
+      <w:pPr>
+        <w:ind w:left="2520" w:hanging="360"/>
+      </w:pPr>
+    </w:lvl>
+    <w:lvl w:ilvl="4" w:tplc="2C0A0019" w:tentative="1">
+      <w:start w:val="1"/>
+      <w:numFmt w:val="lowerLetter"/>
+      <w:lvlText w:val="%5."/>
+      <w:lvlJc w:val="left"/>
+      <w:pPr>
+        <w:ind w:left="3240" w:hanging="360"/>
+      </w:pPr>
+    </w:lvl>
+    <w:lvl w:ilvl="5" w:tplc="2C0A001B" w:tentative="1">
+      <w:start w:val="1"/>
+      <w:numFmt w:val="lowerRoman"/>
+      <w:lvlText w:val="%6."/>
+      <w:lvlJc w:val="right"/>
+      <w:pPr>
+        <w:ind w:left="3960" w:hanging="180"/>
+      </w:pPr>
+    </w:lvl>
+    <w:lvl w:ilvl="6" w:tplc="2C0A000F" w:tentative="1">
+      <w:start w:val="1"/>
+      <w:numFmt w:val="decimal"/>
+      <w:lvlText w:val="%7."/>
+      <w:lvlJc w:val="left"/>
+      <w:pPr>
+        <w:ind w:left="4680" w:hanging="360"/>
+      </w:pPr>
+    </w:lvl>
+    <w:lvl w:ilvl="7" w:tplc="2C0A0019" w:tentative="1">
+      <w:start w:val="1"/>
+      <w:numFmt w:val="lowerLetter"/>
+      <w:lvlText w:val="%8."/>
+      <w:lvlJc w:val="left"/>
+      <w:pPr>
+        <w:ind w:left="5400" w:hanging="360"/>
+      </w:pPr>
+    </w:lvl>
+    <w:lvl w:ilvl="8" w:tplc="2C0A001B" w:tentative="1">
+      <w:start w:val="1"/>
+      <w:numFmt w:val="lowerRoman"/>
+      <w:lvlText w:val="%9."/>
+      <w:lvlJc w:val="right"/>
+      <w:pPr>
+        <w:ind w:left="6120" w:hanging="180"/>
+      </w:pPr>
+    </w:lvl>
+  </w:abstractNum>
+  <w:abstractNum w:abstractNumId="19" w15:restartNumberingAfterBreak="0">
+    <w:nsid w:val="79841595"/>
+    <w:multiLevelType w:val="hybridMultilevel"/>
+    <w:tmpl w:val="FE7207FE"/>
+    <w:lvl w:ilvl="0" w:tplc="2C0A0001">
+      <w:start w:val="1"/>
+      <w:numFmt w:val="bullet"/>
+      <w:lvlText w:val=""/>
+      <w:lvlJc w:val="left"/>
+      <w:pPr>
+        <w:ind w:left="720" w:hanging="360"/>
+      </w:pPr>
+      <w:rPr>
+        <w:rFonts w:ascii="Symbol" w:hAnsi="Symbol" w:hint="default"/>
+      </w:rPr>
+    </w:lvl>
+    <w:lvl w:ilvl="1" w:tplc="2C0A0003" w:tentative="1">
+      <w:start w:val="1"/>
+      <w:numFmt w:val="bullet"/>
+      <w:lvlText w:val="o"/>
+      <w:lvlJc w:val="left"/>
+      <w:pPr>
+        <w:ind w:left="1440" w:hanging="360"/>
+      </w:pPr>
+      <w:rPr>
+        <w:rFonts w:ascii="Courier New" w:hAnsi="Courier New" w:cs="Courier New" w:hint="default"/>
+      </w:rPr>
+    </w:lvl>
+    <w:lvl w:ilvl="2" w:tplc="2C0A0005" w:tentative="1">
+      <w:start w:val="1"/>
+      <w:numFmt w:val="bullet"/>
+      <w:lvlText w:val=""/>
+      <w:lvlJc w:val="left"/>
+      <w:pPr>
+        <w:ind w:left="2160" w:hanging="360"/>
+      </w:pPr>
+      <w:rPr>
+        <w:rFonts w:ascii="Wingdings" w:hAnsi="Wingdings" w:hint="default"/>
+      </w:rPr>
+    </w:lvl>
+    <w:lvl w:ilvl="3" w:tplc="2C0A0001" w:tentative="1">
+      <w:start w:val="1"/>
+      <w:numFmt w:val="bullet"/>
+      <w:lvlText w:val=""/>
+      <w:lvlJc w:val="left"/>
+      <w:pPr>
+        <w:ind w:left="2880" w:hanging="360"/>
+      </w:pPr>
+      <w:rPr>
+        <w:rFonts w:ascii="Symbol" w:hAnsi="Symbol" w:hint="default"/>
+      </w:rPr>
+    </w:lvl>
+    <w:lvl w:ilvl="4" w:tplc="2C0A0003" w:tentative="1">
+      <w:start w:val="1"/>
+      <w:numFmt w:val="bullet"/>
+      <w:lvlText w:val="o"/>
+      <w:lvlJc w:val="left"/>
+      <w:pPr>
+        <w:ind w:left="3600" w:hanging="360"/>
+      </w:pPr>
+      <w:rPr>
+        <w:rFonts w:ascii="Courier New" w:hAnsi="Courier New" w:cs="Courier New" w:hint="default"/>
+      </w:rPr>
+    </w:lvl>
+    <w:lvl w:ilvl="5" w:tplc="2C0A0005" w:tentative="1">
+      <w:start w:val="1"/>
+      <w:numFmt w:val="bullet"/>
+      <w:lvlText w:val=""/>
+      <w:lvlJc w:val="left"/>
+      <w:pPr>
+        <w:ind w:left="4320" w:hanging="360"/>
+      </w:pPr>
+      <w:rPr>
+        <w:rFonts w:ascii="Wingdings" w:hAnsi="Wingdings" w:hint="default"/>
+      </w:rPr>
+    </w:lvl>
+    <w:lvl w:ilvl="6" w:tplc="2C0A0001" w:tentative="1">
+      <w:start w:val="1"/>
+      <w:numFmt w:val="bullet"/>
+      <w:lvlText w:val=""/>
+      <w:lvlJc w:val="left"/>
+      <w:pPr>
+        <w:ind w:left="5040" w:hanging="360"/>
+      </w:pPr>
+      <w:rPr>
+        <w:rFonts w:ascii="Symbol" w:hAnsi="Symbol" w:hint="default"/>
+      </w:rPr>
+    </w:lvl>
+    <w:lvl w:ilvl="7" w:tplc="2C0A0003" w:tentative="1">
+      <w:start w:val="1"/>
+      <w:numFmt w:val="bullet"/>
+      <w:lvlText w:val="o"/>
+      <w:lvlJc w:val="left"/>
+      <w:pPr>
+        <w:ind w:left="5760" w:hanging="360"/>
+      </w:pPr>
+      <w:rPr>
+        <w:rFonts w:ascii="Courier New" w:hAnsi="Courier New" w:cs="Courier New" w:hint="default"/>
+      </w:rPr>
+    </w:lvl>
+    <w:lvl w:ilvl="8" w:tplc="2C0A0005" w:tentative="1">
+      <w:start w:val="1"/>
+      <w:numFmt w:val="bullet"/>
+      <w:lvlText w:val=""/>
+      <w:lvlJc w:val="left"/>
+      <w:pPr>
+        <w:ind w:left="6480" w:hanging="360"/>
+      </w:pPr>
+      <w:rPr>
+        <w:rFonts w:ascii="Wingdings" w:hAnsi="Wingdings" w:hint="default"/>
+      </w:rPr>
+    </w:lvl>
+  </w:abstractNum>
+  <w:abstractNum w:abstractNumId="20" w15:restartNumberingAfterBreak="0">
+    <w:nsid w:val="7BF36CD6"/>
+    <w:multiLevelType w:val="multilevel"/>
+    <w:tmpl w:val="2B18AF20"/>
+    <w:lvl w:ilvl="0">
+      <w:start w:val="1"/>
+      <w:numFmt w:val="bullet"/>
+      <w:lvlText w:val=""/>
+      <w:lvlJc w:val="left"/>
+      <w:pPr>
+        <w:tabs>
+          <w:tab w:val="num" w:pos="720"/>
+        </w:tabs>
+        <w:ind w:left="720" w:hanging="360"/>
+      </w:pPr>
+      <w:rPr>
+        <w:rFonts w:ascii="Symbol" w:hAnsi="Symbol" w:hint="default"/>
+        <w:sz w:val="20"/>
+      </w:rPr>
+    </w:lvl>
+    <w:lvl w:ilvl="1" w:tentative="1">
+      <w:start w:val="1"/>
+      <w:numFmt w:val="bullet"/>
+      <w:lvlText w:val="o"/>
+      <w:lvlJc w:val="left"/>
+      <w:pPr>
+        <w:tabs>
+          <w:tab w:val="num" w:pos="1440"/>
+        </w:tabs>
+        <w:ind w:left="1440" w:hanging="360"/>
+      </w:pPr>
+      <w:rPr>
+        <w:rFonts w:ascii="Courier New" w:hAnsi="Courier New" w:hint="default"/>
+        <w:sz w:val="20"/>
+      </w:rPr>
+    </w:lvl>
+    <w:lvl w:ilvl="2" w:tentative="1">
+      <w:start w:val="1"/>
+      <w:numFmt w:val="bullet"/>
+      <w:lvlText w:val=""/>
+      <w:lvlJc w:val="left"/>
+      <w:pPr>
+        <w:tabs>
+          <w:tab w:val="num" w:pos="2160"/>
+        </w:tabs>
+        <w:ind w:left="2160" w:hanging="360"/>
+      </w:pPr>
+      <w:rPr>
+        <w:rFonts w:ascii="Wingdings" w:hAnsi="Wingdings" w:hint="default"/>
+        <w:sz w:val="20"/>
+      </w:rPr>
+    </w:lvl>
+    <w:lvl w:ilvl="3" w:tentative="1">
+      <w:start w:val="1"/>
+      <w:numFmt w:val="bullet"/>
+      <w:lvlText w:val=""/>
+      <w:lvlJc w:val="left"/>
+      <w:pPr>
+        <w:tabs>
+          <w:tab w:val="num" w:pos="2880"/>
+        </w:tabs>
+        <w:ind w:left="2880" w:hanging="360"/>
+      </w:pPr>
+      <w:rPr>
+        <w:rFonts w:ascii="Wingdings" w:hAnsi="Wingdings" w:hint="default"/>
+        <w:sz w:val="20"/>
+      </w:rPr>
+    </w:lvl>
+    <w:lvl w:ilvl="4" w:tentative="1">
+      <w:start w:val="1"/>
+      <w:numFmt w:val="bullet"/>
+      <w:lvlText w:val=""/>
+      <w:lvlJc w:val="left"/>
+      <w:pPr>
+        <w:tabs>
+          <w:tab w:val="num" w:pos="3600"/>
+        </w:tabs>
+        <w:ind w:left="3600" w:hanging="360"/>
+      </w:pPr>
+      <w:rPr>
+        <w:rFonts w:ascii="Wingdings" w:hAnsi="Wingdings" w:hint="default"/>
+        <w:sz w:val="20"/>
+      </w:rPr>
+    </w:lvl>
+    <w:lvl w:ilvl="5" w:tentative="1">
+      <w:start w:val="1"/>
+      <w:numFmt w:val="bullet"/>
+      <w:lvlText w:val=""/>
+      <w:lvlJc w:val="left"/>
+      <w:pPr>
+        <w:tabs>
+          <w:tab w:val="num" w:pos="4320"/>
+        </w:tabs>
+        <w:ind w:left="4320" w:hanging="360"/>
+      </w:pPr>
+      <w:rPr>
+        <w:rFonts w:ascii="Wingdings" w:hAnsi="Wingdings" w:hint="default"/>
+        <w:sz w:val="20"/>
+      </w:rPr>
+    </w:lvl>
+    <w:lvl w:ilvl="6" w:tentative="1">
+      <w:start w:val="1"/>
+      <w:numFmt w:val="bullet"/>
+      <w:lvlText w:val=""/>
+      <w:lvlJc w:val="left"/>
+      <w:pPr>
+        <w:tabs>
+          <w:tab w:val="num" w:pos="5040"/>
+        </w:tabs>
+        <w:ind w:left="5040" w:hanging="360"/>
+      </w:pPr>
+      <w:rPr>
+        <w:rFonts w:ascii="Wingdings" w:hAnsi="Wingdings" w:hint="default"/>
+        <w:sz w:val="20"/>
+      </w:rPr>
+    </w:lvl>
+    <w:lvl w:ilvl="7" w:tentative="1">
+      <w:start w:val="1"/>
+      <w:numFmt w:val="bullet"/>
+      <w:lvlText w:val=""/>
+      <w:lvlJc w:val="left"/>
+      <w:pPr>
+        <w:tabs>
+          <w:tab w:val="num" w:pos="5760"/>
+        </w:tabs>
+        <w:ind w:left="5760" w:hanging="360"/>
+      </w:pPr>
+      <w:rPr>
+        <w:rFonts w:ascii="Wingdings" w:hAnsi="Wingdings" w:hint="default"/>
+        <w:sz w:val="20"/>
+      </w:rPr>
+    </w:lvl>
+    <w:lvl w:ilvl="8" w:tentative="1">
+      <w:start w:val="1"/>
+      <w:numFmt w:val="bullet"/>
+      <w:lvlText w:val=""/>
+      <w:lvlJc w:val="left"/>
+      <w:pPr>
+        <w:tabs>
+          <w:tab w:val="num" w:pos="6480"/>
+        </w:tabs>
+        <w:ind w:left="6480" w:hanging="360"/>
+      </w:pPr>
+      <w:rPr>
+        <w:rFonts w:ascii="Wingdings" w:hAnsi="Wingdings" w:hint="default"/>
+        <w:sz w:val="20"/>
+      </w:rPr>
+    </w:lvl>
+  </w:abstractNum>
+  <w:num w:numId="1" w16cid:durableId="51774145">
+    <w:abstractNumId w:val="4"/>
+  </w:num>
+  <w:num w:numId="2" w16cid:durableId="414396674">
+    <w:abstractNumId w:val="10"/>
+  </w:num>
+  <w:num w:numId="3" w16cid:durableId="48236795">
+    <w:abstractNumId w:val="14"/>
+  </w:num>
+  <w:num w:numId="4" w16cid:durableId="1366516929">
+    <w:abstractNumId w:val="9"/>
+  </w:num>
+  <w:num w:numId="5" w16cid:durableId="11222538">
+    <w:abstractNumId w:val="20"/>
+  </w:num>
+  <w:num w:numId="6" w16cid:durableId="1958485231">
+    <w:abstractNumId w:val="15"/>
+  </w:num>
+  <w:num w:numId="7" w16cid:durableId="1190415914">
+    <w:abstractNumId w:val="2"/>
+  </w:num>
+  <w:num w:numId="8" w16cid:durableId="1600676786">
+    <w:abstractNumId w:val="13"/>
+  </w:num>
+  <w:num w:numId="9" w16cid:durableId="1276712841">
+    <w:abstractNumId w:val="17"/>
+  </w:num>
+  <w:num w:numId="10" w16cid:durableId="1796369814">
+    <w:abstractNumId w:val="8"/>
+  </w:num>
+  <w:num w:numId="11" w16cid:durableId="1848137307">
+    <w:abstractNumId w:val="1"/>
+  </w:num>
+  <w:num w:numId="12" w16cid:durableId="1049917912">
+    <w:abstractNumId w:val="6"/>
+  </w:num>
+  <w:num w:numId="13" w16cid:durableId="1599676298">
+    <w:abstractNumId w:val="7"/>
+  </w:num>
+  <w:num w:numId="14" w16cid:durableId="198977705">
+    <w:abstractNumId w:val="5"/>
+  </w:num>
+  <w:num w:numId="15" w16cid:durableId="2115438623">
+    <w:abstractNumId w:val="11"/>
+  </w:num>
+  <w:num w:numId="16" w16cid:durableId="899099216">
+    <w:abstractNumId w:val="19"/>
+  </w:num>
+  <w:num w:numId="17" w16cid:durableId="1467698767">
+    <w:abstractNumId w:val="0"/>
+  </w:num>
+  <w:num w:numId="18" w16cid:durableId="627316782">
+    <w:abstractNumId w:val="12"/>
+  </w:num>
+  <w:num w:numId="19" w16cid:durableId="1755126775">
+    <w:abstractNumId w:val="3"/>
+  </w:num>
+  <w:num w:numId="20" w16cid:durableId="1293364919">
+    <w:abstractNumId w:val="16"/>
+  </w:num>
+  <w:num w:numId="21" w16cid:durableId="1337535413">
+    <w:abstractNumId w:val="18"/>
+  </w:num>
+</w:numbering>
 </file>
 
 <file path=word/styles.xml><?xml version="1.0" encoding="utf-8"?>
@@ -1140,7 +6688,6 @@
   <w:style w:type="character" w:default="1" w:styleId="Fuentedeprrafopredeter">
     <w:name w:val="Default Paragraph Font"/>
     <w:uiPriority w:val="1"/>
-    <w:semiHidden/>
     <w:unhideWhenUsed/>
   </w:style>
   <w:style w:type="table" w:default="1" w:styleId="Tablanormal">
@@ -1306,6 +6853,58 @@
       <w:color w:val="666666"/>
       <w:sz w:val="48"/>
       <w:szCs w:val="48"/>
+    </w:rPr>
+  </w:style>
+  <w:style w:type="paragraph" w:customStyle="1" w:styleId="LO-normal">
+    <w:name w:val="LO-normal"/>
+    <w:qFormat/>
+    <w:rsid w:val="00782891"/>
+    <w:pPr>
+      <w:suppressAutoHyphens/>
+      <w:jc w:val="both"/>
+    </w:pPr>
+    <w:rPr>
+      <w:sz w:val="24"/>
+      <w:lang w:bidi="hi-IN"/>
+    </w:rPr>
+  </w:style>
+  <w:style w:type="table" w:styleId="Tablaconcuadrcula">
+    <w:name w:val="Table Grid"/>
+    <w:basedOn w:val="Tablanormal"/>
+    <w:uiPriority w:val="39"/>
+    <w:rsid w:val="00782891"/>
+    <w:pPr>
+      <w:widowControl/>
+      <w:suppressAutoHyphens/>
+    </w:pPr>
+    <w:rPr>
+      <w:lang w:bidi="hi-IN"/>
+    </w:rPr>
+    <w:tblPr>
+      <w:tblBorders>
+        <w:top w:val="single" w:sz="4" w:space="0" w:color="auto"/>
+        <w:left w:val="single" w:sz="4" w:space="0" w:color="auto"/>
+        <w:bottom w:val="single" w:sz="4" w:space="0" w:color="auto"/>
+        <w:right w:val="single" w:sz="4" w:space="0" w:color="auto"/>
+        <w:insideH w:val="single" w:sz="4" w:space="0" w:color="auto"/>
+        <w:insideV w:val="single" w:sz="4" w:space="0" w:color="auto"/>
+      </w:tblBorders>
+    </w:tblPr>
+  </w:style>
+  <w:style w:type="paragraph" w:styleId="Bibliografa">
+    <w:name w:val="Bibliography"/>
+    <w:basedOn w:val="Normal"/>
+    <w:next w:val="Normal"/>
+    <w:uiPriority w:val="37"/>
+    <w:unhideWhenUsed/>
+    <w:rsid w:val="00782891"/>
+    <w:pPr>
+      <w:suppressAutoHyphens/>
+    </w:pPr>
+    <w:rPr>
+      <w:rFonts w:cs="Mangal"/>
+      <w:szCs w:val="20"/>
+      <w:lang w:bidi="hi-IN"/>
     </w:rPr>
   </w:style>
 </w:styles>
@@ -1600,6 +7199,140 @@
 </go:gDocsCustomXmlDataStorage>
 </file>
 
+<file path=customXml/item2.xml><?xml version="1.0" encoding="utf-8"?>
+<b:Sources xmlns:b="http://schemas.openxmlformats.org/officeDocument/2006/bibliography" xmlns="http://schemas.openxmlformats.org/officeDocument/2006/bibliography" SelectedStyle="\APASixthEditionOfficeOnline.xsl" StyleName="APA" Version="6">
+  <b:Source>
+    <b:Tag>VUC25</b:Tag>
+    <b:SourceType>InternetSite</b:SourceType>
+    <b:Guid>{2BFE70DA-607F-47D2-A1CF-156A7C57D421}</b:Guid>
+    <b:Title>VUCE</b:Title>
+    <b:Year>2025</b:Year>
+    <b:InternetSiteTitle>Ventanilla Única del Comercio Exterior - Argentina</b:InternetSiteTitle>
+    <b:Month>06</b:Month>
+    <b:Day>29</b:Day>
+    <b:URL>https://www.vuce.gob.ar/</b:URL>
+    <b:RefOrder>1</b:RefOrder>
+  </b:Source>
+  <b:Source>
+    <b:Tag>Quo14</b:Tag>
+    <b:SourceType>ConferenceProceedings</b:SourceType>
+    <b:Guid>{59D53D7B-1A2E-4574-A40A-6D1F6F5A8D18}</b:Guid>
+    <b:Title>Distributed Representations of Sentences and Documents</b:Title>
+    <b:Year>2014</b:Year>
+    <b:Author>
+      <b:Author>
+        <b:NameList>
+          <b:Person>
+            <b:Last>Le</b:Last>
+            <b:First>Mikolov</b:First>
+          </b:Person>
+        </b:NameList>
+      </b:Author>
+    </b:Author>
+    <b:RefOrder>2</b:RefOrder>
+  </b:Source>
+  <b:Source>
+    <b:Tag>Tom13</b:Tag>
+    <b:SourceType>ConferenceProceedings</b:SourceType>
+    <b:Guid>{EF036A4B-E3BE-4A27-BE33-62C9895FF8C1}</b:Guid>
+    <b:Author>
+      <b:Author>
+        <b:NameList>
+          <b:Person>
+            <b:Last>Mikolov</b:Last>
+            <b:First>Chen,</b:First>
+            <b:Middle>Corrado, Dean</b:Middle>
+          </b:Person>
+        </b:NameList>
+      </b:Author>
+    </b:Author>
+    <b:Title>Efficient Estimation of Word Representations in Vector Space</b:Title>
+    <b:Year>2013</b:Year>
+    <b:RefOrder>3</b:RefOrder>
+  </b:Source>
+  <b:Source>
+    <b:Tag>Boj17</b:Tag>
+    <b:SourceType>JournalArticle</b:SourceType>
+    <b:Guid>{B81CC5CA-694A-42BC-9F2E-5CAB52C1706E}</b:Guid>
+    <b:Author>
+      <b:Author>
+        <b:NameList>
+          <b:Person>
+            <b:Last>Bojanowski</b:Last>
+            <b:First>P.,</b:First>
+            <b:Middle>Grave, E., Joulin, A., Mikolov, T.</b:Middle>
+          </b:Person>
+        </b:NameList>
+      </b:Author>
+    </b:Author>
+    <b:Title>Enriching Word Vectors with Subword Information</b:Title>
+    <b:Year>2017</b:Year>
+    <b:RefOrder>4</b:RefOrder>
+  </b:Source>
+  <b:Source>
+    <b:Tag>Dev19</b:Tag>
+    <b:SourceType>JournalArticle</b:SourceType>
+    <b:Guid>{B3717892-413C-4A36-A074-1CD4FB7FC5F2}</b:Guid>
+    <b:Author>
+      <b:Author>
+        <b:NameList>
+          <b:Person>
+            <b:Last>Devlin</b:Last>
+            <b:First>J.,</b:First>
+            <b:Middle>Chang, M., Lee, K., Toutanova, K.</b:Middle>
+          </b:Person>
+        </b:NameList>
+      </b:Author>
+    </b:Author>
+    <b:Title>Pre-training of Deep Bidirectional Transformers for Language Understanding</b:Title>
+    <b:Year>2019</b:Year>
+    <b:RefOrder>5</b:RefOrder>
+  </b:Source>
+  <b:Source>
+    <b:Tag>San20</b:Tag>
+    <b:SourceType>JournalArticle</b:SourceType>
+    <b:Guid>{B5A9C689-94A8-4D37-917D-22DB94A60BCE}</b:Guid>
+    <b:Author>
+      <b:Author>
+        <b:NameList>
+          <b:Person>
+            <b:Last>Sanh</b:Last>
+            <b:First>V.,</b:First>
+            <b:Middle>Debut, L., Chaumond, J., Wolf, T.</b:Middle>
+          </b:Person>
+        </b:NameList>
+      </b:Author>
+    </b:Author>
+    <b:Title>DistilBERT, a distilled version of BERT: smaller, faster, cheaper and lighter</b:Title>
+    <b:Year>2020</b:Year>
+    <b:RefOrder>6</b:RefOrder>
+  </b:Source>
+  <b:Source>
+    <b:Tag>WCO25</b:Tag>
+    <b:SourceType>InternetSite</b:SourceType>
+    <b:Guid>{13F718D1-DF16-4417-84A3-7118ED529518}</b:Guid>
+    <b:Title>WCO BACUDA Project</b:Title>
+    <b:Year>2025</b:Year>
+    <b:LCID>en-GB</b:LCID>
+    <b:Author>
+      <b:Author>
+        <b:NameList>
+          <b:Person>
+            <b:Last>OMA</b:Last>
+            <b:First>WCO</b:First>
+            <b:Middle>-</b:Middle>
+          </b:Person>
+        </b:NameList>
+      </b:Author>
+    </b:Author>
+    <b:Month>10</b:Month>
+    <b:Day>26</b:Day>
+    <b:URL>https://bacuda.wcoomd.org/</b:URL>
+    <b:RefOrder>7</b:RefOrder>
+  </b:Source>
+</b:Sources>
+</file>
+
 <file path=customXml/itemProps1.xml><?xml version="1.0" encoding="utf-8"?>
 <ds:datastoreItem xmlns:ds="http://schemas.openxmlformats.org/officeDocument/2006/customXml" ds:itemID="{11111111-1234-1234-1234-123412341234}">
   <ds:schemaRefs>
@@ -1607,4 +7340,12 @@
     <ds:schemaRef ds:uri="http://schemas.openxmlformats.org/officeDocument/2006/relationships"/>
   </ds:schemaRefs>
 </ds:datastoreItem>
+</file>
+
+<file path=customXml/itemProps2.xml><?xml version="1.0" encoding="utf-8"?>
+<ds:datastoreItem xmlns:ds="http://schemas.openxmlformats.org/officeDocument/2006/customXml" ds:itemID="{45EC3F60-BFBF-422E-ACE8-7E0479B894E2}">
+  <ds:schemaRefs>
+    <ds:schemaRef ds:uri="http://schemas.openxmlformats.org/officeDocument/2006/bibliography"/>
+  </ds:schemaRefs>
+</ds:datastoreItem>
 </file>